--- a/Results/SYS_TOP_Project_Report.docx
+++ b/Results/SYS_TOP_Project_Report.docx
@@ -64,11 +64,6 @@
             </wp14:sizeRelH>
           </wp:anchor>
         </w:drawing>
-      </w:r>
-      <w:r>
-        <w:rPr>
-          <w:noProof/>
-        </w:rPr>
         <mc:AlternateContent>
           <mc:Choice Requires="wps">
             <w:drawing>
@@ -340,7 +335,7 @@
                 <w:sz w:val="20"/>
                 <w:szCs w:val="20"/>
               </w:rPr>
-              <w:t>Final System Project — RTL, Verification, Synthesis, DFT, Formality &amp; CDC</w:t>
+              <w:t>Final System Project — RTL, Verification, Synthesis, DFT, Formality, CDC &amp; Place and Route</w:t>
             </w:r>
           </w:p>
         </w:tc>
@@ -403,8 +398,61 @@
                 <w:sz w:val="20"/>
                 <w:szCs w:val="20"/>
               </w:rPr>
-              <w:t>Mohamed Hossam</w:t>
-            </w:r>
+              <w:t xml:space="preserve">Mohamed Hossam El-Sawy</w:t>
+            </w:r>
+          </w:p>
+        </w:tc>
+      </w:tr>
+      <w:tr>
+        <w:tc>
+          <w:tcPr>
+            <w:tcW w:w="3200" w:type="dxa"/>
+            <w:tcBorders>
+              <w:top w:val="single" w:sz="4" w:space="0" w:color="BFBFBF"/>
+              <w:left w:val="single" w:sz="18" w:space="0" w:color="2E8B8B"/>
+              <w:bottom w:val="single" w:sz="4" w:space="0" w:color="BFBFBF"/>
+              <w:right w:val="single" w:sz="4" w:space="0" w:color="BFBFBF"/>
+            </w:tcBorders>
+            <w:shd w:val="clear" w:color="auto" w:fill="F2F2F2"/>
+            <w:tcMar>
+              <w:top w:w="100" w:type="dxa"/>
+              <w:left w:w="160" w:type="dxa"/>
+              <w:bottom w:w="100" w:type="dxa"/>
+              <w:right w:w="120" w:type="dxa"/>
+            </w:tcMar>
+            <w:vAlign w:val="center"/>
+          </w:tcPr>
+          <w:p>
+            <w:r>
+              <w:rPr>
+                <w:b/>
+                <w:bCs/>
+                <w:color w:val="1F3864"/>
+                <w:sz w:val="20"/>
+                <w:szCs w:val="20"/>
+              </w:rPr>
+              <w:t>Instructor / TA</w:t>
+            </w:r>
+          </w:p>
+        </w:tc>
+        <w:tc>
+          <w:tcPr>
+            <w:tcW w:w="6160" w:type="dxa"/>
+            <w:tcBorders>
+              <w:top w:val="single" w:sz="4" w:space="0" w:color="BFBFBF"/>
+              <w:left w:val="single" w:sz="4" w:space="0" w:color="BFBFBF"/>
+              <w:bottom w:val="single" w:sz="4" w:space="0" w:color="BFBFBF"/>
+              <w:right w:val="single" w:sz="4" w:space="0" w:color="BFBFBF"/>
+            </w:tcBorders>
+            <w:tcMar>
+              <w:top w:w="100" w:type="dxa"/>
+              <w:left w:w="120" w:type="dxa"/>
+              <w:bottom w:w="100" w:type="dxa"/>
+              <w:right w:w="120" w:type="dxa"/>
+            </w:tcMar>
+            <w:vAlign w:val="center"/>
+          </w:tcPr>
+          <w:p>
             <w:r>
               <w:rPr>
                 <w:i/>
@@ -413,94 +461,7 @@
                 <w:sz w:val="20"/>
                 <w:szCs w:val="20"/>
               </w:rPr>
-              <w:t xml:space="preserve"> El-</w:t>
-            </w:r>
-            <w:proofErr w:type="spellStart"/>
-            <w:r>
-              <w:rPr>
-                <w:i/>
-                <w:iCs/>
-                <w:color w:val="808080"/>
-                <w:sz w:val="20"/>
-                <w:szCs w:val="20"/>
-              </w:rPr>
-              <w:t>Sawy</w:t>
-            </w:r>
-            <w:proofErr w:type="spellEnd"/>
-          </w:p>
-        </w:tc>
-      </w:tr>
-      <w:tr>
-        <w:tc>
-          <w:tcPr>
-            <w:tcW w:w="3200" w:type="dxa"/>
-            <w:tcBorders>
-              <w:top w:val="single" w:sz="4" w:space="0" w:color="BFBFBF"/>
-              <w:left w:val="single" w:sz="18" w:space="0" w:color="2E8B8B"/>
-              <w:bottom w:val="single" w:sz="4" w:space="0" w:color="BFBFBF"/>
-              <w:right w:val="single" w:sz="4" w:space="0" w:color="BFBFBF"/>
-            </w:tcBorders>
-            <w:shd w:val="clear" w:color="auto" w:fill="F2F2F2"/>
-            <w:tcMar>
-              <w:top w:w="100" w:type="dxa"/>
-              <w:left w:w="160" w:type="dxa"/>
-              <w:bottom w:w="100" w:type="dxa"/>
-              <w:right w:w="120" w:type="dxa"/>
-            </w:tcMar>
-            <w:vAlign w:val="center"/>
-          </w:tcPr>
-          <w:p>
-            <w:r>
-              <w:rPr>
-                <w:b/>
-                <w:bCs/>
-                <w:color w:val="1F3864"/>
-                <w:sz w:val="20"/>
-                <w:szCs w:val="20"/>
-              </w:rPr>
-              <w:t>Instructor / TA</w:t>
-            </w:r>
-          </w:p>
-        </w:tc>
-        <w:tc>
-          <w:tcPr>
-            <w:tcW w:w="6160" w:type="dxa"/>
-            <w:tcBorders>
-              <w:top w:val="single" w:sz="4" w:space="0" w:color="BFBFBF"/>
-              <w:left w:val="single" w:sz="4" w:space="0" w:color="BFBFBF"/>
-              <w:bottom w:val="single" w:sz="4" w:space="0" w:color="BFBFBF"/>
-              <w:right w:val="single" w:sz="4" w:space="0" w:color="BFBFBF"/>
-            </w:tcBorders>
-            <w:tcMar>
-              <w:top w:w="100" w:type="dxa"/>
-              <w:left w:w="120" w:type="dxa"/>
-              <w:bottom w:w="100" w:type="dxa"/>
-              <w:right w:w="120" w:type="dxa"/>
-            </w:tcMar>
-            <w:vAlign w:val="center"/>
-          </w:tcPr>
-          <w:p>
-            <w:proofErr w:type="spellStart"/>
-            <w:r>
-              <w:rPr>
-                <w:i/>
-                <w:iCs/>
-                <w:color w:val="808080"/>
-                <w:sz w:val="20"/>
-                <w:szCs w:val="20"/>
-              </w:rPr>
-              <w:t>Eng.Ali</w:t>
-            </w:r>
-            <w:proofErr w:type="spellEnd"/>
-            <w:r>
-              <w:rPr>
-                <w:i/>
-                <w:iCs/>
-                <w:color w:val="808080"/>
-                <w:sz w:val="20"/>
-                <w:szCs w:val="20"/>
-              </w:rPr>
-              <w:t xml:space="preserve"> Temsah</w:t>
+              <w:t xml:space="preserve">Eng.Ali Temsah</w:t>
             </w:r>
           </w:p>
         </w:tc>
@@ -640,10 +601,10 @@
           <w:b/>
           <w:bCs/>
         </w:rPr>
-        <w:t>SYS_TOP</w:t>
-      </w:r>
-      <w:r>
-        <w:t>, a UART-controlled digital system that receives command frames from a master (the testbench), executes register-file and ALU operations, and returns the results over UART. It covers the architecture, RTL implementation, self-checking simulation with waveform analysis, logic synthesis, scan (DFT) insertion, formal equivalence checking (Formality) and static lint/CDC sign-off (SpyGlass).</w:t>
+        <w:t xml:space="preserve">SYS_TOP</w:t>
+      </w:r>
+      <w:r>
+        <w:t xml:space="preserve">, a UART-controlled digital system that receives command frames from a master (the testbench), executes register-file and ALU operations, and returns the results over UART. It covers the architecture, RTL implementation, self-checking simulation with waveform analysis, logic synthesis, scan (DFT) insertion, formal equivalence checking (Formality), static lint/CDC sign-off (SpyGlass) and physical implementation through place and route (Cadence First Encounter).</w:t>
       </w:r>
     </w:p>
     <w:p>
@@ -659,6 +620,793 @@
           <w:szCs w:val="19"/>
         </w:rPr>
         <w:t>Reports and logs from the tool runs are condensed to their summaries; full raw reports are not reproduced.</w:t>
+      </w:r>
+    </w:p>
+    <w:p>
+      <w:pPr>
+        <w:keepNext/>
+        <w:spacing w:before="200" w:after="80"/>
+      </w:pPr>
+      <w:r>
+        <w:rPr>
+          <w:b/>
+          <w:bCs/>
+          <w:color w:val="2E8B8B"/>
+          <w:sz w:val="23"/>
+          <w:szCs w:val="23"/>
+        </w:rPr>
+        <w:t>Results at a glance</w:t>
+      </w:r>
+    </w:p>
+    <w:tbl>
+      <w:tblPr>
+        <w:tblW w:w="9026" w:type="dxa"/>
+        <w:tblLayout w:type="fixed"/>
+        <w:tblCellMar>
+          <w:left w:w="10" w:type="dxa"/>
+          <w:right w:w="10" w:type="dxa"/>
+        </w:tblCellMar>
+        <w:tblLook w:val="04A0" w:firstRow="1" w:lastRow="0" w:firstColumn="1" w:lastColumn="0" w:noHBand="0" w:noVBand="1"/>
+      </w:tblPr>
+      <w:tblGrid>
+        <w:gridCol w:w="2600"/>
+        <w:gridCol w:w="6426"/>
+      </w:tblGrid>
+      <w:tr>
+        <w:trPr>
+          <w:cantSplit/>
+          <w:tblHeader/>
+        </w:trPr>
+        <w:tc>
+          <w:tcPr>
+            <w:tcW w:w="2600" w:type="dxa"/>
+            <w:tcBorders>
+              <w:top w:val="single" w:sz="4" w:space="0" w:color="BFBFBF"/>
+              <w:left w:val="single" w:sz="4" w:space="0" w:color="BFBFBF"/>
+              <w:bottom w:val="single" w:sz="4" w:space="0" w:color="BFBFBF"/>
+              <w:right w:val="single" w:sz="4" w:space="0" w:color="BFBFBF"/>
+            </w:tcBorders>
+            <w:shd w:val="clear" w:color="auto" w:fill="1F3864"/>
+            <w:tcMar>
+              <w:top w:w="70" w:type="dxa"/>
+              <w:left w:w="100" w:type="dxa"/>
+              <w:bottom w:w="70" w:type="dxa"/>
+              <w:right w:w="100" w:type="dxa"/>
+            </w:tcMar>
+            <w:vAlign w:val="center"/>
+          </w:tcPr>
+          <w:p>
+            <w:pPr>
+              <w:keepNext/>
+            </w:pPr>
+            <w:r>
+              <w:rPr>
+                <w:b/>
+                <w:bCs/>
+                <w:color w:val="FFFFFF"/>
+                <w:sz w:val="18"/>
+                <w:szCs w:val="18"/>
+              </w:rPr>
+              <w:t xml:space="preserve">Stage</w:t>
+            </w:r>
+          </w:p>
+        </w:tc>
+        <w:tc>
+          <w:tcPr>
+            <w:tcW w:w="6426" w:type="dxa"/>
+            <w:tcBorders>
+              <w:top w:val="single" w:sz="4" w:space="0" w:color="BFBFBF"/>
+              <w:left w:val="single" w:sz="4" w:space="0" w:color="BFBFBF"/>
+              <w:bottom w:val="single" w:sz="4" w:space="0" w:color="BFBFBF"/>
+              <w:right w:val="single" w:sz="4" w:space="0" w:color="BFBFBF"/>
+            </w:tcBorders>
+            <w:shd w:val="clear" w:color="auto" w:fill="1F3864"/>
+            <w:tcMar>
+              <w:top w:w="70" w:type="dxa"/>
+              <w:left w:w="100" w:type="dxa"/>
+              <w:bottom w:w="70" w:type="dxa"/>
+              <w:right w:w="100" w:type="dxa"/>
+            </w:tcMar>
+            <w:vAlign w:val="center"/>
+          </w:tcPr>
+          <w:p>
+            <w:pPr>
+              <w:keepNext/>
+            </w:pPr>
+            <w:r>
+              <w:rPr>
+                <w:b/>
+                <w:bCs/>
+                <w:color w:val="FFFFFF"/>
+                <w:sz w:val="18"/>
+                <w:szCs w:val="18"/>
+              </w:rPr>
+              <w:t xml:space="preserve">Result</w:t>
+            </w:r>
+          </w:p>
+        </w:tc>
+      </w:tr>
+      <w:tr>
+        <w:trPr>
+          <w:cantSplit/>
+        </w:trPr>
+        <w:tc>
+          <w:tcPr>
+            <w:tcW w:w="2600" w:type="dxa"/>
+            <w:tcBorders>
+              <w:top w:val="single" w:sz="4" w:space="0" w:color="BFBFBF"/>
+              <w:left w:val="single" w:sz="4" w:space="0" w:color="BFBFBF"/>
+              <w:bottom w:val="single" w:sz="4" w:space="0" w:color="BFBFBF"/>
+              <w:right w:val="single" w:sz="4" w:space="0" w:color="BFBFBF"/>
+            </w:tcBorders>
+            <w:tcMar>
+              <w:top w:w="70" w:type="dxa"/>
+              <w:left w:w="100" w:type="dxa"/>
+              <w:bottom w:w="70" w:type="dxa"/>
+              <w:right w:w="100" w:type="dxa"/>
+            </w:tcMar>
+            <w:vAlign w:val="center"/>
+          </w:tcPr>
+          <w:p>
+            <w:pPr>
+              <w:keepNext/>
+            </w:pPr>
+            <w:r>
+              <w:rPr>
+                <w:b/>
+                <w:bCs/>
+                <w:sz w:val="18"/>
+                <w:szCs w:val="18"/>
+              </w:rPr>
+              <w:t xml:space="preserve">Functional simulation</w:t>
+            </w:r>
+          </w:p>
+        </w:tc>
+        <w:tc>
+          <w:tcPr>
+            <w:tcW w:w="6426" w:type="dxa"/>
+            <w:tcBorders>
+              <w:top w:val="single" w:sz="4" w:space="0" w:color="BFBFBF"/>
+              <w:left w:val="single" w:sz="4" w:space="0" w:color="BFBFBF"/>
+              <w:bottom w:val="single" w:sz="4" w:space="0" w:color="BFBFBF"/>
+              <w:right w:val="single" w:sz="4" w:space="0" w:color="BFBFBF"/>
+            </w:tcBorders>
+            <w:tcMar>
+              <w:top w:w="70" w:type="dxa"/>
+              <w:left w:w="100" w:type="dxa"/>
+              <w:bottom w:w="70" w:type="dxa"/>
+              <w:right w:w="100" w:type="dxa"/>
+            </w:tcMar>
+            <w:vAlign w:val="center"/>
+          </w:tcPr>
+          <w:p>
+            <w:pPr>
+              <w:keepNext/>
+            </w:pPr>
+            <w:r>
+              <w:rPr>
+                <w:sz w:val="18"/>
+                <w:szCs w:val="18"/>
+              </w:rPr>
+              <w:t xml:space="preserve">5 / 5 test cases pass (register-file write and read, ALU add, subtract, multiply)</w:t>
+            </w:r>
+          </w:p>
+        </w:tc>
+      </w:tr>
+      <w:tr>
+        <w:trPr>
+          <w:cantSplit/>
+        </w:trPr>
+        <w:tc>
+          <w:tcPr>
+            <w:tcW w:w="2600" w:type="dxa"/>
+            <w:tcBorders>
+              <w:top w:val="single" w:sz="4" w:space="0" w:color="BFBFBF"/>
+              <w:left w:val="single" w:sz="4" w:space="0" w:color="BFBFBF"/>
+              <w:bottom w:val="single" w:sz="4" w:space="0" w:color="BFBFBF"/>
+              <w:right w:val="single" w:sz="4" w:space="0" w:color="BFBFBF"/>
+            </w:tcBorders>
+            <w:shd w:val="clear" w:color="auto" w:fill="F2F2F2"/>
+            <w:tcMar>
+              <w:top w:w="70" w:type="dxa"/>
+              <w:left w:w="100" w:type="dxa"/>
+              <w:bottom w:w="70" w:type="dxa"/>
+              <w:right w:w="100" w:type="dxa"/>
+            </w:tcMar>
+            <w:vAlign w:val="center"/>
+          </w:tcPr>
+          <w:p>
+            <w:pPr>
+              <w:keepNext/>
+            </w:pPr>
+            <w:r>
+              <w:rPr>
+                <w:b/>
+                <w:bCs/>
+                <w:sz w:val="18"/>
+                <w:szCs w:val="18"/>
+              </w:rPr>
+              <w:t xml:space="preserve">Clocks</w:t>
+            </w:r>
+          </w:p>
+        </w:tc>
+        <w:tc>
+          <w:tcPr>
+            <w:tcW w:w="6426" w:type="dxa"/>
+            <w:tcBorders>
+              <w:top w:val="single" w:sz="4" w:space="0" w:color="BFBFBF"/>
+              <w:left w:val="single" w:sz="4" w:space="0" w:color="BFBFBF"/>
+              <w:bottom w:val="single" w:sz="4" w:space="0" w:color="BFBFBF"/>
+              <w:right w:val="single" w:sz="4" w:space="0" w:color="BFBFBF"/>
+            </w:tcBorders>
+            <w:shd w:val="clear" w:color="auto" w:fill="F2F2F2"/>
+            <w:tcMar>
+              <w:top w:w="70" w:type="dxa"/>
+              <w:left w:w="100" w:type="dxa"/>
+              <w:bottom w:w="70" w:type="dxa"/>
+              <w:right w:w="100" w:type="dxa"/>
+            </w:tcMar>
+            <w:vAlign w:val="center"/>
+          </w:tcPr>
+          <w:p>
+            <w:pPr>
+              <w:keepNext/>
+            </w:pPr>
+            <w:r>
+              <w:rPr>
+                <w:rFonts w:ascii="Consolas" w:hAnsi="Consolas" w:cs="Consolas"/>
+                <w:color w:val="1F3864"/>
+                <w:sz w:val="17"/>
+                <w:szCs w:val="17"/>
+              </w:rPr>
+              <w:t xml:space="preserve">REF_CLK</w:t>
+            </w:r>
+            <w:r>
+              <w:rPr>
+                <w:sz w:val="18"/>
+                <w:szCs w:val="18"/>
+              </w:rPr>
+              <w:t xml:space="preserve"> 50 MHz and </w:t>
+            </w:r>
+            <w:r>
+              <w:rPr>
+                <w:rFonts w:ascii="Consolas" w:hAnsi="Consolas" w:cs="Consolas"/>
+                <w:color w:val="1F3864"/>
+                <w:sz w:val="17"/>
+                <w:szCs w:val="17"/>
+              </w:rPr>
+              <w:t xml:space="preserve">UART_CLK</w:t>
+            </w:r>
+            <w:r>
+              <w:rPr>
+                <w:sz w:val="18"/>
+                <w:szCs w:val="18"/>
+              </w:rPr>
+              <w:t xml:space="preserve"> 3.6864 MHz (asynchronous); UART at 115.2 kbaud</w:t>
+            </w:r>
+          </w:p>
+        </w:tc>
+      </w:tr>
+      <w:tr>
+        <w:trPr>
+          <w:cantSplit/>
+        </w:trPr>
+        <w:tc>
+          <w:tcPr>
+            <w:tcW w:w="2600" w:type="dxa"/>
+            <w:tcBorders>
+              <w:top w:val="single" w:sz="4" w:space="0" w:color="BFBFBF"/>
+              <w:left w:val="single" w:sz="4" w:space="0" w:color="BFBFBF"/>
+              <w:bottom w:val="single" w:sz="4" w:space="0" w:color="BFBFBF"/>
+              <w:right w:val="single" w:sz="4" w:space="0" w:color="BFBFBF"/>
+            </w:tcBorders>
+            <w:tcMar>
+              <w:top w:w="70" w:type="dxa"/>
+              <w:left w:w="100" w:type="dxa"/>
+              <w:bottom w:w="70" w:type="dxa"/>
+              <w:right w:w="100" w:type="dxa"/>
+            </w:tcMar>
+            <w:vAlign w:val="center"/>
+          </w:tcPr>
+          <w:p>
+            <w:pPr>
+              <w:keepNext/>
+            </w:pPr>
+            <w:r>
+              <w:rPr>
+                <w:b/>
+                <w:bCs/>
+                <w:sz w:val="18"/>
+                <w:szCs w:val="18"/>
+              </w:rPr>
+              <w:t xml:space="preserve">Synthesis</w:t>
+            </w:r>
+          </w:p>
+        </w:tc>
+        <w:tc>
+          <w:tcPr>
+            <w:tcW w:w="6426" w:type="dxa"/>
+            <w:tcBorders>
+              <w:top w:val="single" w:sz="4" w:space="0" w:color="BFBFBF"/>
+              <w:left w:val="single" w:sz="4" w:space="0" w:color="BFBFBF"/>
+              <w:bottom w:val="single" w:sz="4" w:space="0" w:color="BFBFBF"/>
+              <w:right w:val="single" w:sz="4" w:space="0" w:color="BFBFBF"/>
+            </w:tcBorders>
+            <w:tcMar>
+              <w:top w:w="70" w:type="dxa"/>
+              <w:left w:w="100" w:type="dxa"/>
+              <w:bottom w:w="70" w:type="dxa"/>
+              <w:right w:w="100" w:type="dxa"/>
+            </w:tcMar>
+            <w:vAlign w:val="center"/>
+          </w:tcPr>
+          <w:p>
+            <w:pPr>
+              <w:keepNext/>
+            </w:pPr>
+            <w:r>
+              <w:rPr>
+                <w:sz w:val="18"/>
+                <w:szCs w:val="18"/>
+              </w:rPr>
+              <w:t xml:space="preserve">19,918.00 area units, no constraint violations (TSMC 0.13 µm, Design Compiler)</w:t>
+            </w:r>
+          </w:p>
+        </w:tc>
+      </w:tr>
+      <w:tr>
+        <w:trPr>
+          <w:cantSplit/>
+        </w:trPr>
+        <w:tc>
+          <w:tcPr>
+            <w:tcW w:w="2600" w:type="dxa"/>
+            <w:tcBorders>
+              <w:top w:val="single" w:sz="4" w:space="0" w:color="BFBFBF"/>
+              <w:left w:val="single" w:sz="4" w:space="0" w:color="BFBFBF"/>
+              <w:bottom w:val="single" w:sz="4" w:space="0" w:color="BFBFBF"/>
+              <w:right w:val="single" w:sz="4" w:space="0" w:color="BFBFBF"/>
+            </w:tcBorders>
+            <w:shd w:val="clear" w:color="auto" w:fill="F2F2F2"/>
+            <w:tcMar>
+              <w:top w:w="70" w:type="dxa"/>
+              <w:left w:w="100" w:type="dxa"/>
+              <w:bottom w:w="70" w:type="dxa"/>
+              <w:right w:w="100" w:type="dxa"/>
+            </w:tcMar>
+            <w:vAlign w:val="center"/>
+          </w:tcPr>
+          <w:p>
+            <w:pPr>
+              <w:keepNext/>
+            </w:pPr>
+            <w:r>
+              <w:rPr>
+                <w:b/>
+                <w:bCs/>
+                <w:sz w:val="18"/>
+                <w:szCs w:val="18"/>
+              </w:rPr>
+              <w:t xml:space="preserve">DFT</w:t>
+            </w:r>
+          </w:p>
+        </w:tc>
+        <w:tc>
+          <w:tcPr>
+            <w:tcW w:w="6426" w:type="dxa"/>
+            <w:tcBorders>
+              <w:top w:val="single" w:sz="4" w:space="0" w:color="BFBFBF"/>
+              <w:left w:val="single" w:sz="4" w:space="0" w:color="BFBFBF"/>
+              <w:bottom w:val="single" w:sz="4" w:space="0" w:color="BFBFBF"/>
+              <w:right w:val="single" w:sz="4" w:space="0" w:color="BFBFBF"/>
+            </w:tcBorders>
+            <w:shd w:val="clear" w:color="auto" w:fill="F2F2F2"/>
+            <w:tcMar>
+              <w:top w:w="70" w:type="dxa"/>
+              <w:left w:w="100" w:type="dxa"/>
+              <w:bottom w:w="70" w:type="dxa"/>
+              <w:right w:w="100" w:type="dxa"/>
+            </w:tcMar>
+            <w:vAlign w:val="center"/>
+          </w:tcPr>
+          <w:p>
+            <w:pPr>
+              <w:keepNext/>
+            </w:pPr>
+            <w:r>
+              <w:rPr>
+                <w:sz w:val="18"/>
+                <w:szCs w:val="18"/>
+              </w:rPr>
+              <w:t xml:space="preserve">4 scan chains (91 / 90 / 90 / 90 cells), </w:t>
+            </w:r>
+            <w:r>
+              <w:rPr>
+                <w:b/>
+                <w:bCs/>
+                <w:sz w:val="18"/>
+                <w:szCs w:val="18"/>
+              </w:rPr>
+              <w:t xml:space="preserve">99.45 %</w:t>
+            </w:r>
+            <w:r>
+              <w:rPr>
+                <w:sz w:val="18"/>
+                <w:szCs w:val="18"/>
+              </w:rPr>
+              <w:t xml:space="preserve"> test coverage over 16,140 stuck-at faults</w:t>
+            </w:r>
+          </w:p>
+        </w:tc>
+      </w:tr>
+      <w:tr>
+        <w:trPr>
+          <w:cantSplit/>
+        </w:trPr>
+        <w:tc>
+          <w:tcPr>
+            <w:tcW w:w="2600" w:type="dxa"/>
+            <w:tcBorders>
+              <w:top w:val="single" w:sz="4" w:space="0" w:color="BFBFBF"/>
+              <w:left w:val="single" w:sz="4" w:space="0" w:color="BFBFBF"/>
+              <w:bottom w:val="single" w:sz="4" w:space="0" w:color="BFBFBF"/>
+              <w:right w:val="single" w:sz="4" w:space="0" w:color="BFBFBF"/>
+            </w:tcBorders>
+            <w:tcMar>
+              <w:top w:w="70" w:type="dxa"/>
+              <w:left w:w="100" w:type="dxa"/>
+              <w:bottom w:w="70" w:type="dxa"/>
+              <w:right w:w="100" w:type="dxa"/>
+            </w:tcMar>
+            <w:vAlign w:val="center"/>
+          </w:tcPr>
+          <w:p>
+            <w:pPr>
+              <w:keepNext/>
+            </w:pPr>
+            <w:r>
+              <w:rPr>
+                <w:b/>
+                <w:bCs/>
+                <w:sz w:val="18"/>
+                <w:szCs w:val="18"/>
+              </w:rPr>
+              <w:t xml:space="preserve">Formality</w:t>
+            </w:r>
+          </w:p>
+        </w:tc>
+        <w:tc>
+          <w:tcPr>
+            <w:tcW w:w="6426" w:type="dxa"/>
+            <w:tcBorders>
+              <w:top w:val="single" w:sz="4" w:space="0" w:color="BFBFBF"/>
+              <w:left w:val="single" w:sz="4" w:space="0" w:color="BFBFBF"/>
+              <w:bottom w:val="single" w:sz="4" w:space="0" w:color="BFBFBF"/>
+              <w:right w:val="single" w:sz="4" w:space="0" w:color="BFBFBF"/>
+            </w:tcBorders>
+            <w:tcMar>
+              <w:top w:w="70" w:type="dxa"/>
+              <w:left w:w="100" w:type="dxa"/>
+              <w:bottom w:w="70" w:type="dxa"/>
+              <w:right w:w="100" w:type="dxa"/>
+            </w:tcMar>
+            <w:vAlign w:val="center"/>
+          </w:tcPr>
+          <w:p>
+            <w:pPr>
+              <w:keepNext/>
+            </w:pPr>
+            <w:r>
+              <w:rPr>
+                <w:sz w:val="18"/>
+                <w:szCs w:val="18"/>
+              </w:rPr>
+              <w:t xml:space="preserve">RTL ≡ post-synthesis (358 points) and RTL ≡ post-DFT (365 points), no failures</w:t>
+            </w:r>
+          </w:p>
+        </w:tc>
+      </w:tr>
+      <w:tr>
+        <w:trPr>
+          <w:cantSplit/>
+        </w:trPr>
+        <w:tc>
+          <w:tcPr>
+            <w:tcW w:w="2600" w:type="dxa"/>
+            <w:tcBorders>
+              <w:top w:val="single" w:sz="4" w:space="0" w:color="BFBFBF"/>
+              <w:left w:val="single" w:sz="4" w:space="0" w:color="BFBFBF"/>
+              <w:bottom w:val="single" w:sz="4" w:space="0" w:color="BFBFBF"/>
+              <w:right w:val="single" w:sz="4" w:space="0" w:color="BFBFBF"/>
+            </w:tcBorders>
+            <w:shd w:val="clear" w:color="auto" w:fill="F2F2F2"/>
+            <w:tcMar>
+              <w:top w:w="70" w:type="dxa"/>
+              <w:left w:w="100" w:type="dxa"/>
+              <w:bottom w:w="70" w:type="dxa"/>
+              <w:right w:w="100" w:type="dxa"/>
+            </w:tcMar>
+            <w:vAlign w:val="center"/>
+          </w:tcPr>
+          <w:p>
+            <w:pPr>
+              <w:keepNext/>
+            </w:pPr>
+            <w:r>
+              <w:rPr>
+                <w:b/>
+                <w:bCs/>
+                <w:sz w:val="18"/>
+                <w:szCs w:val="18"/>
+              </w:rPr>
+              <w:t xml:space="preserve">SpyGlass CDC</w:t>
+            </w:r>
+          </w:p>
+        </w:tc>
+        <w:tc>
+          <w:tcPr>
+            <w:tcW w:w="6426" w:type="dxa"/>
+            <w:tcBorders>
+              <w:top w:val="single" w:sz="4" w:space="0" w:color="BFBFBF"/>
+              <w:left w:val="single" w:sz="4" w:space="0" w:color="BFBFBF"/>
+              <w:bottom w:val="single" w:sz="4" w:space="0" w:color="BFBFBF"/>
+              <w:right w:val="single" w:sz="4" w:space="0" w:color="BFBFBF"/>
+            </w:tcBorders>
+            <w:shd w:val="clear" w:color="auto" w:fill="F2F2F2"/>
+            <w:tcMar>
+              <w:top w:w="70" w:type="dxa"/>
+              <w:left w:w="100" w:type="dxa"/>
+              <w:bottom w:w="70" w:type="dxa"/>
+              <w:right w:w="100" w:type="dxa"/>
+            </w:tcMar>
+            <w:vAlign w:val="center"/>
+          </w:tcPr>
+          <w:p>
+            <w:pPr>
+              <w:keepNext/>
+            </w:pPr>
+            <w:r>
+              <w:rPr>
+                <w:sz w:val="18"/>
+                <w:szCs w:val="18"/>
+              </w:rPr>
+              <w:t xml:space="preserve">0 unsynchronized crossings (7 scalar and 14 vector crossings synchronized)</w:t>
+            </w:r>
+          </w:p>
+        </w:tc>
+      </w:tr>
+      <w:tr>
+        <w:trPr>
+          <w:cantSplit/>
+        </w:trPr>
+        <w:tc>
+          <w:tcPr>
+            <w:tcW w:w="2600" w:type="dxa"/>
+            <w:tcBorders>
+              <w:top w:val="single" w:sz="4" w:space="0" w:color="BFBFBF"/>
+              <w:left w:val="single" w:sz="4" w:space="0" w:color="BFBFBF"/>
+              <w:bottom w:val="single" w:sz="4" w:space="0" w:color="BFBFBF"/>
+              <w:right w:val="single" w:sz="4" w:space="0" w:color="BFBFBF"/>
+            </w:tcBorders>
+            <w:tcMar>
+              <w:top w:w="70" w:type="dxa"/>
+              <w:left w:w="100" w:type="dxa"/>
+              <w:bottom w:w="70" w:type="dxa"/>
+              <w:right w:w="100" w:type="dxa"/>
+            </w:tcMar>
+            <w:vAlign w:val="center"/>
+          </w:tcPr>
+          <w:p>
+            <w:pPr>
+              <w:keepNext/>
+            </w:pPr>
+            <w:r>
+              <w:rPr>
+                <w:b/>
+                <w:bCs/>
+                <w:sz w:val="18"/>
+                <w:szCs w:val="18"/>
+              </w:rPr>
+              <w:t xml:space="preserve">Place and route</w:t>
+            </w:r>
+          </w:p>
+        </w:tc>
+        <w:tc>
+          <w:tcPr>
+            <w:tcW w:w="6426" w:type="dxa"/>
+            <w:tcBorders>
+              <w:top w:val="single" w:sz="4" w:space="0" w:color="BFBFBF"/>
+              <w:left w:val="single" w:sz="4" w:space="0" w:color="BFBFBF"/>
+              <w:bottom w:val="single" w:sz="4" w:space="0" w:color="BFBFBF"/>
+              <w:right w:val="single" w:sz="4" w:space="0" w:color="BFBFBF"/>
+            </w:tcBorders>
+            <w:tcMar>
+              <w:top w:w="70" w:type="dxa"/>
+              <w:left w:w="100" w:type="dxa"/>
+              <w:bottom w:w="70" w:type="dxa"/>
+              <w:right w:w="100" w:type="dxa"/>
+            </w:tcMar>
+            <w:vAlign w:val="center"/>
+          </w:tcPr>
+          <w:p>
+            <w:pPr>
+              <w:keepNext/>
+            </w:pPr>
+            <w:r>
+              <w:rPr>
+                <w:sz w:val="18"/>
+                <w:szCs w:val="18"/>
+              </w:rPr>
+              <w:t xml:space="preserve">Post-route setup WNS +0.450 ns, hold WNS +0.030 ns; DRC, connectivity and antenna checks clean</w:t>
+            </w:r>
+          </w:p>
+        </w:tc>
+      </w:tr>
+      <w:tr>
+        <w:trPr>
+          <w:cantSplit/>
+        </w:trPr>
+        <w:tc>
+          <w:tcPr>
+            <w:tcW w:w="2600" w:type="dxa"/>
+            <w:tcBorders>
+              <w:top w:val="single" w:sz="4" w:space="0" w:color="BFBFBF"/>
+              <w:left w:val="single" w:sz="4" w:space="0" w:color="BFBFBF"/>
+              <w:bottom w:val="single" w:sz="4" w:space="0" w:color="BFBFBF"/>
+              <w:right w:val="single" w:sz="4" w:space="0" w:color="BFBFBF"/>
+            </w:tcBorders>
+            <w:shd w:val="clear" w:color="auto" w:fill="F2F2F2"/>
+            <w:tcMar>
+              <w:top w:w="70" w:type="dxa"/>
+              <w:left w:w="100" w:type="dxa"/>
+              <w:bottom w:w="70" w:type="dxa"/>
+              <w:right w:w="100" w:type="dxa"/>
+            </w:tcMar>
+            <w:vAlign w:val="center"/>
+          </w:tcPr>
+          <w:p>
+            <w:pPr>
+              <w:keepNext/>
+            </w:pPr>
+            <w:r>
+              <w:rPr>
+                <w:b/>
+                <w:bCs/>
+                <w:sz w:val="18"/>
+                <w:szCs w:val="18"/>
+              </w:rPr>
+              <w:t xml:space="preserve">Power</w:t>
+            </w:r>
+          </w:p>
+        </w:tc>
+        <w:tc>
+          <w:tcPr>
+            <w:tcW w:w="6426" w:type="dxa"/>
+            <w:tcBorders>
+              <w:top w:val="single" w:sz="4" w:space="0" w:color="BFBFBF"/>
+              <w:left w:val="single" w:sz="4" w:space="0" w:color="BFBFBF"/>
+              <w:bottom w:val="single" w:sz="4" w:space="0" w:color="BFBFBF"/>
+              <w:right w:val="single" w:sz="4" w:space="0" w:color="BFBFBF"/>
+            </w:tcBorders>
+            <w:shd w:val="clear" w:color="auto" w:fill="F2F2F2"/>
+            <w:tcMar>
+              <w:top w:w="70" w:type="dxa"/>
+              <w:left w:w="100" w:type="dxa"/>
+              <w:bottom w:w="70" w:type="dxa"/>
+              <w:right w:w="100" w:type="dxa"/>
+            </w:tcMar>
+            <w:vAlign w:val="center"/>
+          </w:tcPr>
+          <w:p>
+            <w:pPr>
+              <w:keepNext/>
+            </w:pPr>
+            <w:r>
+              <w:rPr>
+                <w:sz w:val="18"/>
+                <w:szCs w:val="18"/>
+              </w:rPr>
+              <w:t xml:space="preserve">0.227 mW after synthesis; 0.939 mW after routing (different tool and activity assumptions)</w:t>
+            </w:r>
+          </w:p>
+        </w:tc>
+      </w:tr>
+    </w:tbl>
+    <w:p>
+      <w:pPr>
+        <w:keepNext/>
+      </w:pPr>
+    </w:p>
+    <w:p>
+      <w:pPr>
+        <w:spacing w:before="100" w:after="280"/>
+        <w:jc w:val="center"/>
+      </w:pPr>
+      <w:r>
+        <w:rPr>
+          <w:i/>
+          <w:iCs/>
+          <w:color w:val="808080"/>
+          <w:sz w:val="19"/>
+          <w:szCs w:val="19"/>
+        </w:rPr>
+        <w:t xml:space="preserve">Table 1: Results at a glance.</w:t>
+      </w:r>
+    </w:p>
+    <w:p>
+      <w:pPr>
+        <w:spacing w:after="160"/>
+      </w:pPr>
+      <w:r>
+        <w:t xml:space="preserve">Figure 1 shows how the steps connect: the RTL feeds simulation, lint/CDC sign-off and synthesis; the synthesized netlist is checked by Formality, receives scan chains, is checked again, and is then placed and routed.</w:t>
+      </w:r>
+    </w:p>
+    <w:p xmlns:a="http://schemas.openxmlformats.org/drawingml/2006/main" xmlns:pic="http://schemas.openxmlformats.org/drawingml/2006/picture">
+      <w:pPr>
+        <w:keepNext/>
+        <w:spacing w:before="120"/>
+        <w:jc w:val="center"/>
+      </w:pPr>
+      <w:r>
+        <w:rPr>
+          <w:noProof/>
+        </w:rPr>
+        <w:drawing>
+          <wp:inline distT="0" distB="0" distL="0" distR="0">
+            <wp:extent cx="5669280" cy="2982219"/>
+            <wp:effectExtent l="0" t="0" r="0" b="0"/>
+            <wp:docPr id="901" name="Flow from RTL to routed layout" descr="Flow from RTL to routed layout"/>
+            <wp:cNvGraphicFramePr>
+              <a:graphicFrameLocks noChangeAspect="1"/>
+            </wp:cNvGraphicFramePr>
+            <a:graphic>
+              <a:graphicData uri="http://schemas.openxmlformats.org/drawingml/2006/picture">
+                <pic:pic>
+                  <pic:nvPicPr>
+                    <pic:cNvPr id="901" name="Flow from RTL to routed layout"/>
+                    <pic:cNvPicPr/>
+                  </pic:nvPicPr>
+                  <pic:blipFill>
+                    <a:blip r:embed="rId35"/>
+                    <a:stretch>
+                      <a:fillRect/>
+                    </a:stretch>
+                  </pic:blipFill>
+                  <pic:spPr>
+                    <a:xfrm>
+                      <a:off x="0" y="0"/>
+                      <a:ext cx="5669280" cy="2982219"/>
+                    </a:xfrm>
+                    <a:prstGeom prst="rect">
+                      <a:avLst/>
+                    </a:prstGeom>
+                    <a:ln w="6350">
+                      <a:solidFill>
+                        <a:srgbClr val="BFBFBF"/>
+                      </a:solidFill>
+                    </a:ln>
+                  </pic:spPr>
+                </pic:pic>
+              </a:graphicData>
+            </a:graphic>
+          </wp:inline>
+        </w:drawing>
+      </w:r>
+    </w:p>
+    <w:p>
+      <w:pPr>
+        <w:spacing w:before="100" w:after="280"/>
+        <w:jc w:val="center"/>
+      </w:pPr>
+      <w:r>
+        <w:rPr>
+          <w:i/>
+          <w:iCs/>
+          <w:color w:val="808080"/>
+          <w:sz w:val="19"/>
+          <w:szCs w:val="19"/>
+        </w:rPr>
+        <w:t xml:space="preserve">Figure 1: Design and verification flow covered by this report, with the headline result of each step.</w:t>
       </w:r>
     </w:p>
     <w:p>
@@ -1527,7 +2275,75 @@
           <w:sz w:val="19"/>
           <w:szCs w:val="19"/>
         </w:rPr>
-        <w:t>Table 1: Command set. Each UART frame = 1 start bit, 8 data bits (LSB first), parity bit, 1 stop bit (11 bits).</w:t>
+        <w:t>Table 2: Command set. Each UART frame = 1 start bit, 8 data bits (LSB first), parity bit, 1 stop bit (11 bits).</w:t>
+      </w:r>
+    </w:p>
+    <w:p xmlns:a="http://schemas.openxmlformats.org/drawingml/2006/main" xmlns:pic="http://schemas.openxmlformats.org/drawingml/2006/picture">
+      <w:pPr>
+        <w:keepNext/>
+        <w:spacing w:before="120"/>
+        <w:jc w:val="center"/>
+      </w:pPr>
+      <w:r>
+        <w:rPr>
+          <w:noProof/>
+        </w:rPr>
+        <w:drawing>
+          <wp:inline distT="0" distB="0" distL="0" distR="0">
+            <wp:extent cx="5669280" cy="2856426"/>
+            <wp:effectExtent l="0" t="0" r="0" b="0"/>
+            <wp:docPr id="902" name="Command byte sequences" descr="Command byte sequences"/>
+            <wp:cNvGraphicFramePr>
+              <a:graphicFrameLocks noChangeAspect="1"/>
+            </wp:cNvGraphicFramePr>
+            <a:graphic>
+              <a:graphicData uri="http://schemas.openxmlformats.org/drawingml/2006/picture">
+                <pic:pic>
+                  <pic:nvPicPr>
+                    <pic:cNvPr id="902" name="Command byte sequences"/>
+                    <pic:cNvPicPr/>
+                  </pic:nvPicPr>
+                  <pic:blipFill>
+                    <a:blip r:embed="rId36"/>
+                    <a:stretch>
+                      <a:fillRect/>
+                    </a:stretch>
+                  </pic:blipFill>
+                  <pic:spPr>
+                    <a:xfrm>
+                      <a:off x="0" y="0"/>
+                      <a:ext cx="5669280" cy="2856426"/>
+                    </a:xfrm>
+                    <a:prstGeom prst="rect">
+                      <a:avLst/>
+                    </a:prstGeom>
+                    <a:ln w="6350">
+                      <a:solidFill>
+                        <a:srgbClr val="BFBFBF"/>
+                      </a:solidFill>
+                    </a:ln>
+                  </pic:spPr>
+                </pic:pic>
+              </a:graphicData>
+            </a:graphic>
+          </wp:inline>
+        </w:drawing>
+      </w:r>
+    </w:p>
+    <w:p>
+      <w:pPr>
+        <w:spacing w:before="100" w:after="280"/>
+        <w:jc w:val="center"/>
+      </w:pPr>
+      <w:r>
+        <w:rPr>
+          <w:i/>
+          <w:iCs/>
+          <w:color w:val="808080"/>
+          <w:sz w:val="19"/>
+          <w:szCs w:val="19"/>
+        </w:rPr>
+        <w:t xml:space="preserve">Figure 2: Byte sequences on RX_IN and the bytes returned on TX_OUT for each command.</w:t>
       </w:r>
     </w:p>
     <w:p>
@@ -2245,7 +3061,75 @@
           <w:sz w:val="19"/>
           <w:szCs w:val="19"/>
         </w:rPr>
-        <w:t>Table 2: Reserved register-file locations (reset values taken from the RegFile RTL).</w:t>
+        <w:t>Table 3: Reserved register-file locations (reset values taken from the RegFile RTL).</w:t>
+      </w:r>
+    </w:p>
+    <w:p xmlns:a="http://schemas.openxmlformats.org/drawingml/2006/main" xmlns:pic="http://schemas.openxmlformats.org/drawingml/2006/picture">
+      <w:pPr>
+        <w:keepNext/>
+        <w:spacing w:before="120"/>
+        <w:jc w:val="center"/>
+      </w:pPr>
+      <w:r>
+        <w:rPr>
+          <w:noProof/>
+        </w:rPr>
+        <w:drawing>
+          <wp:inline distT="0" distB="0" distL="0" distR="0">
+            <wp:extent cx="5486400" cy="2642161"/>
+            <wp:effectExtent l="0" t="0" r="0" b="0"/>
+            <wp:docPr id="903" name="Register file map" descr="Register file map"/>
+            <wp:cNvGraphicFramePr>
+              <a:graphicFrameLocks noChangeAspect="1"/>
+            </wp:cNvGraphicFramePr>
+            <a:graphic>
+              <a:graphicData uri="http://schemas.openxmlformats.org/drawingml/2006/picture">
+                <pic:pic>
+                  <pic:nvPicPr>
+                    <pic:cNvPr id="903" name="Register file map"/>
+                    <pic:cNvPicPr/>
+                  </pic:nvPicPr>
+                  <pic:blipFill>
+                    <a:blip r:embed="rId37"/>
+                    <a:stretch>
+                      <a:fillRect/>
+                    </a:stretch>
+                  </pic:blipFill>
+                  <pic:spPr>
+                    <a:xfrm>
+                      <a:off x="0" y="0"/>
+                      <a:ext cx="5486400" cy="2642161"/>
+                    </a:xfrm>
+                    <a:prstGeom prst="rect">
+                      <a:avLst/>
+                    </a:prstGeom>
+                    <a:ln w="6350">
+                      <a:solidFill>
+                        <a:srgbClr val="BFBFBF"/>
+                      </a:solidFill>
+                    </a:ln>
+                  </pic:spPr>
+                </pic:pic>
+              </a:graphicData>
+            </a:graphic>
+          </wp:inline>
+        </w:drawing>
+      </w:r>
+    </w:p>
+    <w:p>
+      <w:pPr>
+        <w:spacing w:before="100" w:after="280"/>
+        <w:jc w:val="center"/>
+      </w:pPr>
+      <w:r>
+        <w:rPr>
+          <w:i/>
+          <w:iCs/>
+          <w:color w:val="808080"/>
+          <w:sz w:val="19"/>
+          <w:szCs w:val="19"/>
+        </w:rPr>
+        <w:t xml:space="preserve">Figure 3: Register-file map, with the reserved locations REG0–REG3 and the REG2 / REG3 bit fields.</w:t>
       </w:r>
     </w:p>
     <w:p>
@@ -2554,6 +3438,384 @@
       </w:r>
       <w:r>
         <w:t xml:space="preserve"> is seen.</w:t>
+      </w:r>
+    </w:p>
+    <w:p>
+      <w:pPr>
+        <w:keepNext/>
+        <w:spacing w:before="200" w:after="80"/>
+      </w:pPr>
+      <w:r>
+        <w:rPr>
+          <w:b/>
+          <w:bCs/>
+          <w:color w:val="2E8B8B"/>
+          <w:sz w:val="23"/>
+          <w:szCs w:val="23"/>
+        </w:rPr>
+        <w:t>Clock and reset structure</w:t>
+      </w:r>
+    </w:p>
+    <w:p>
+      <w:pPr>
+        <w:spacing w:after="160"/>
+      </w:pPr>
+      <w:r>
+        <w:t xml:space="preserve">Figure 4 shows how the two input clocks and the reset are distributed. </w:t>
+      </w:r>
+      <w:r>
+        <w:rPr>
+          <w:rFonts w:ascii="Consolas" w:hAnsi="Consolas" w:cs="Consolas"/>
+          <w:color w:val="1F3864"/>
+          <w:sz w:val="19"/>
+          <w:szCs w:val="19"/>
+        </w:rPr>
+        <w:t xml:space="preserve">ALU_CLK</w:t>
+      </w:r>
+      <w:r>
+        <w:t xml:space="preserve"> is </w:t>
+      </w:r>
+      <w:r>
+        <w:rPr>
+          <w:rFonts w:ascii="Consolas" w:hAnsi="Consolas" w:cs="Consolas"/>
+          <w:color w:val="1F3864"/>
+          <w:sz w:val="19"/>
+          <w:szCs w:val="19"/>
+        </w:rPr>
+        <w:t xml:space="preserve">REF_CLK</w:t>
+      </w:r>
+      <w:r>
+        <w:t xml:space="preserve"> gated by </w:t>
+      </w:r>
+      <w:r>
+        <w:rPr>
+          <w:rFonts w:ascii="Consolas" w:hAnsi="Consolas" w:cs="Consolas"/>
+          <w:color w:val="1F3864"/>
+          <w:sz w:val="19"/>
+          <w:szCs w:val="19"/>
+        </w:rPr>
+        <w:t xml:space="preserve">CLK_GATE</w:t>
+      </w:r>
+      <w:r>
+        <w:t xml:space="preserve">; </w:t>
+      </w:r>
+      <w:r>
+        <w:rPr>
+          <w:rFonts w:ascii="Consolas" w:hAnsi="Consolas" w:cs="Consolas"/>
+          <w:color w:val="1F3864"/>
+          <w:sz w:val="19"/>
+          <w:szCs w:val="19"/>
+        </w:rPr>
+        <w:t xml:space="preserve">TX_CLK</w:t>
+      </w:r>
+      <w:r>
+        <w:t xml:space="preserve"> is </w:t>
+      </w:r>
+      <w:r>
+        <w:rPr>
+          <w:rFonts w:ascii="Consolas" w:hAnsi="Consolas" w:cs="Consolas"/>
+          <w:color w:val="1F3864"/>
+          <w:sz w:val="19"/>
+          <w:szCs w:val="19"/>
+        </w:rPr>
+        <w:t xml:space="preserve">UART_CLK</w:t>
+      </w:r>
+      <w:r>
+        <w:t xml:space="preserve"> divided by REG3; </w:t>
+      </w:r>
+      <w:r>
+        <w:rPr>
+          <w:rFonts w:ascii="Consolas" w:hAnsi="Consolas" w:cs="Consolas"/>
+          <w:color w:val="1F3864"/>
+          <w:sz w:val="19"/>
+          <w:szCs w:val="19"/>
+        </w:rPr>
+        <w:t xml:space="preserve">RX_CLK</w:t>
+      </w:r>
+      <w:r>
+        <w:t xml:space="preserve"> is </w:t>
+      </w:r>
+      <w:r>
+        <w:rPr>
+          <w:rFonts w:ascii="Consolas" w:hAnsi="Consolas" w:cs="Consolas"/>
+          <w:color w:val="1F3864"/>
+          <w:sz w:val="19"/>
+          <w:szCs w:val="19"/>
+        </w:rPr>
+        <w:t xml:space="preserve">UART_CLK</w:t>
+      </w:r>
+      <w:r>
+        <w:t xml:space="preserve"> divided by the ratio that </w:t>
+      </w:r>
+      <w:r>
+        <w:rPr>
+          <w:rFonts w:ascii="Consolas" w:hAnsi="Consolas" w:cs="Consolas"/>
+          <w:color w:val="1F3864"/>
+          <w:sz w:val="19"/>
+          <w:szCs w:val="19"/>
+        </w:rPr>
+        <w:t xml:space="preserve">CLKDIV_MUX</w:t>
+      </w:r>
+      <w:r>
+        <w:t xml:space="preserve"> decodes from the REG2 prescale field; and each domain has its own reset synchronizer.</w:t>
+      </w:r>
+    </w:p>
+    <w:p xmlns:a="http://schemas.openxmlformats.org/drawingml/2006/main" xmlns:pic="http://schemas.openxmlformats.org/drawingml/2006/picture">
+      <w:pPr>
+        <w:keepNext/>
+        <w:spacing w:before="120"/>
+        <w:jc w:val="center"/>
+      </w:pPr>
+      <w:r>
+        <w:rPr>
+          <w:noProof/>
+        </w:rPr>
+        <w:drawing>
+          <wp:inline distT="0" distB="0" distL="0" distR="0">
+            <wp:extent cx="5303520" cy="3056114"/>
+            <wp:effectExtent l="0" t="0" r="0" b="0"/>
+            <wp:docPr id="904" name="Clock tree and reset network" descr="Clock tree and reset network"/>
+            <wp:cNvGraphicFramePr>
+              <a:graphicFrameLocks noChangeAspect="1"/>
+            </wp:cNvGraphicFramePr>
+            <a:graphic>
+              <a:graphicData uri="http://schemas.openxmlformats.org/drawingml/2006/picture">
+                <pic:pic>
+                  <pic:nvPicPr>
+                    <pic:cNvPr id="904" name="Clock tree and reset network"/>
+                    <pic:cNvPicPr/>
+                  </pic:nvPicPr>
+                  <pic:blipFill>
+                    <a:blip r:embed="rId38"/>
+                    <a:stretch>
+                      <a:fillRect/>
+                    </a:stretch>
+                  </pic:blipFill>
+                  <pic:spPr>
+                    <a:xfrm>
+                      <a:off x="0" y="0"/>
+                      <a:ext cx="5303520" cy="3056114"/>
+                    </a:xfrm>
+                    <a:prstGeom prst="rect">
+                      <a:avLst/>
+                    </a:prstGeom>
+                    <a:ln w="6350">
+                      <a:solidFill>
+                        <a:srgbClr val="BFBFBF"/>
+                      </a:solidFill>
+                    </a:ln>
+                  </pic:spPr>
+                </pic:pic>
+              </a:graphicData>
+            </a:graphic>
+          </wp:inline>
+        </w:drawing>
+      </w:r>
+    </w:p>
+    <w:p>
+      <w:pPr>
+        <w:spacing w:before="100" w:after="280"/>
+        <w:jc w:val="center"/>
+      </w:pPr>
+      <w:r>
+        <w:rPr>
+          <w:i/>
+          <w:iCs/>
+          <w:color w:val="808080"/>
+          <w:sz w:val="19"/>
+          <w:szCs w:val="19"/>
+        </w:rPr>
+        <w:t xml:space="preserve">Figure 4: Clock tree and reset network of SYS_TOP.</w:t>
+      </w:r>
+    </w:p>
+    <w:p>
+      <w:pPr>
+        <w:spacing w:after="160"/>
+      </w:pPr>
+      <w:r>
+        <w:rPr>
+          <w:b/>
+          <w:bCs/>
+        </w:rPr>
+        <w:t xml:space="preserve">Asynchronous FIFO.</w:t>
+      </w:r>
+      <w:r>
+        <w:t xml:space="preserve"> Figure 5 shows the TX-path FIFO. SYS_CTRL writes the 8 × 8 memory in the </w:t>
+      </w:r>
+      <w:r>
+        <w:rPr>
+          <w:rFonts w:ascii="Consolas" w:hAnsi="Consolas" w:cs="Consolas"/>
+          <w:color w:val="1F3864"/>
+          <w:sz w:val="19"/>
+          <w:szCs w:val="19"/>
+        </w:rPr>
+        <w:t xml:space="preserve">REF_CLK</w:t>
+      </w:r>
+      <w:r>
+        <w:t xml:space="preserve"> domain and UART_TX reads it in the </w:t>
+      </w:r>
+      <w:r>
+        <w:rPr>
+          <w:rFonts w:ascii="Consolas" w:hAnsi="Consolas" w:cs="Consolas"/>
+          <w:color w:val="1F3864"/>
+          <w:sz w:val="19"/>
+          <w:szCs w:val="19"/>
+        </w:rPr>
+        <w:t xml:space="preserve">TX_CLK</w:t>
+      </w:r>
+      <w:r>
+        <w:t xml:space="preserve"> domain; Gray-coded read and write pointers cross through 2-flop synchronizers to produce the FULL and EMPTY flags.</w:t>
+      </w:r>
+    </w:p>
+    <w:p xmlns:a="http://schemas.openxmlformats.org/drawingml/2006/main" xmlns:pic="http://schemas.openxmlformats.org/drawingml/2006/picture">
+      <w:pPr>
+        <w:keepNext/>
+        <w:spacing w:before="120"/>
+        <w:jc w:val="center"/>
+      </w:pPr>
+      <w:r>
+        <w:rPr>
+          <w:noProof/>
+        </w:rPr>
+        <w:drawing>
+          <wp:inline distT="0" distB="0" distL="0" distR="0">
+            <wp:extent cx="5669280" cy="2369358"/>
+            <wp:effectExtent l="0" t="0" r="0" b="0"/>
+            <wp:docPr id="905" name="Asynchronous FIFO" descr="Asynchronous FIFO"/>
+            <wp:cNvGraphicFramePr>
+              <a:graphicFrameLocks noChangeAspect="1"/>
+            </wp:cNvGraphicFramePr>
+            <a:graphic>
+              <a:graphicData uri="http://schemas.openxmlformats.org/drawingml/2006/picture">
+                <pic:pic>
+                  <pic:nvPicPr>
+                    <pic:cNvPr id="905" name="Asynchronous FIFO"/>
+                    <pic:cNvPicPr/>
+                  </pic:nvPicPr>
+                  <pic:blipFill>
+                    <a:blip r:embed="rId39"/>
+                    <a:stretch>
+                      <a:fillRect/>
+                    </a:stretch>
+                  </pic:blipFill>
+                  <pic:spPr>
+                    <a:xfrm>
+                      <a:off x="0" y="0"/>
+                      <a:ext cx="5669280" cy="2369358"/>
+                    </a:xfrm>
+                    <a:prstGeom prst="rect">
+                      <a:avLst/>
+                    </a:prstGeom>
+                    <a:ln w="6350">
+                      <a:solidFill>
+                        <a:srgbClr val="BFBFBF"/>
+                      </a:solidFill>
+                    </a:ln>
+                  </pic:spPr>
+                </pic:pic>
+              </a:graphicData>
+            </a:graphic>
+          </wp:inline>
+        </w:drawing>
+      </w:r>
+    </w:p>
+    <w:p>
+      <w:pPr>
+        <w:spacing w:before="100" w:after="280"/>
+        <w:jc w:val="center"/>
+      </w:pPr>
+      <w:r>
+        <w:rPr>
+          <w:i/>
+          <w:iCs/>
+          <w:color w:val="808080"/>
+          <w:sz w:val="19"/>
+          <w:szCs w:val="19"/>
+        </w:rPr>
+        <w:t xml:space="preserve">Figure 5: Asynchronous FIFO with Gray-coded pointers and 2-flop pointer synchronizers.</w:t>
+      </w:r>
+    </w:p>
+    <w:p>
+      <w:pPr>
+        <w:spacing w:after="160"/>
+      </w:pPr>
+      <w:r>
+        <w:rPr>
+          <w:b/>
+          <w:bCs/>
+        </w:rPr>
+        <w:t xml:space="preserve">UART frame.</w:t>
+      </w:r>
+      <w:r>
+        <w:t xml:space="preserve"> Figure 6 shows the 11-bit frame used by UART_TX and UART_RX: a start bit, eight data bits sent LSB first, an even parity bit and a stop bit. UART_RX samples each bit with a 3-sample majority vote around the middle of the bit period.</w:t>
+      </w:r>
+    </w:p>
+    <w:p xmlns:a="http://schemas.openxmlformats.org/drawingml/2006/main" xmlns:pic="http://schemas.openxmlformats.org/drawingml/2006/picture">
+      <w:pPr>
+        <w:keepNext/>
+        <w:spacing w:before="120"/>
+        <w:jc w:val="center"/>
+      </w:pPr>
+      <w:r>
+        <w:rPr>
+          <w:noProof/>
+        </w:rPr>
+        <w:drawing>
+          <wp:inline distT="0" distB="0" distL="0" distR="0">
+            <wp:extent cx="5669280" cy="2605385"/>
+            <wp:effectExtent l="0" t="0" r="0" b="0"/>
+            <wp:docPr id="906" name="UART frame format" descr="UART frame format"/>
+            <wp:cNvGraphicFramePr>
+              <a:graphicFrameLocks noChangeAspect="1"/>
+            </wp:cNvGraphicFramePr>
+            <a:graphic>
+              <a:graphicData uri="http://schemas.openxmlformats.org/drawingml/2006/picture">
+                <pic:pic>
+                  <pic:nvPicPr>
+                    <pic:cNvPr id="906" name="UART frame format"/>
+                    <pic:cNvPicPr/>
+                  </pic:nvPicPr>
+                  <pic:blipFill>
+                    <a:blip r:embed="rId40"/>
+                    <a:stretch>
+                      <a:fillRect/>
+                    </a:stretch>
+                  </pic:blipFill>
+                  <pic:spPr>
+                    <a:xfrm>
+                      <a:off x="0" y="0"/>
+                      <a:ext cx="5669280" cy="2605385"/>
+                    </a:xfrm>
+                    <a:prstGeom prst="rect">
+                      <a:avLst/>
+                    </a:prstGeom>
+                    <a:ln w="6350">
+                      <a:solidFill>
+                        <a:srgbClr val="BFBFBF"/>
+                      </a:solidFill>
+                    </a:ln>
+                  </pic:spPr>
+                </pic:pic>
+              </a:graphicData>
+            </a:graphic>
+          </wp:inline>
+        </w:drawing>
+      </w:r>
+    </w:p>
+    <w:p>
+      <w:pPr>
+        <w:spacing w:before="100" w:after="280"/>
+        <w:jc w:val="center"/>
+      </w:pPr>
+      <w:r>
+        <w:rPr>
+          <w:i/>
+          <w:iCs/>
+          <w:color w:val="808080"/>
+          <w:sz w:val="19"/>
+          <w:szCs w:val="19"/>
+        </w:rPr>
+        <w:t xml:space="preserve">Figure 6: UART frame format and receiver sampling.</w:t>
       </w:r>
     </w:p>
     <w:p>
@@ -4063,7 +5325,83 @@
           <w:sz w:val="19"/>
           <w:szCs w:val="19"/>
         </w:rPr>
-        <w:t>Table 3: SYS_CTRL state table (from the RTL).</w:t>
+        <w:t>Table 4: SYS_CTRL state table (from the RTL).</w:t>
+      </w:r>
+    </w:p>
+    <w:p>
+      <w:pPr>
+        <w:spacing w:after="160"/>
+      </w:pPr>
+      <w:r>
+        <w:t xml:space="preserve">Figure 7 traces the path SYS_CTRL takes through the state table for each of the four commands.</w:t>
+      </w:r>
+    </w:p>
+    <w:p xmlns:a="http://schemas.openxmlformats.org/drawingml/2006/main" xmlns:pic="http://schemas.openxmlformats.org/drawingml/2006/picture">
+      <w:pPr>
+        <w:keepNext/>
+        <w:spacing w:before="120"/>
+        <w:jc w:val="center"/>
+      </w:pPr>
+      <w:r>
+        <w:rPr>
+          <w:noProof/>
+        </w:rPr>
+        <w:drawing>
+          <wp:inline distT="0" distB="0" distL="0" distR="0">
+            <wp:extent cx="5669280" cy="2336554"/>
+            <wp:effectExtent l="0" t="0" r="0" b="0"/>
+            <wp:docPr id="907" name="SYS_CTRL state paths" descr="SYS_CTRL state paths"/>
+            <wp:cNvGraphicFramePr>
+              <a:graphicFrameLocks noChangeAspect="1"/>
+            </wp:cNvGraphicFramePr>
+            <a:graphic>
+              <a:graphicData uri="http://schemas.openxmlformats.org/drawingml/2006/picture">
+                <pic:pic>
+                  <pic:nvPicPr>
+                    <pic:cNvPr id="907" name="SYS_CTRL state paths"/>
+                    <pic:cNvPicPr/>
+                  </pic:nvPicPr>
+                  <pic:blipFill>
+                    <a:blip r:embed="rId41"/>
+                    <a:stretch>
+                      <a:fillRect/>
+                    </a:stretch>
+                  </pic:blipFill>
+                  <pic:spPr>
+                    <a:xfrm>
+                      <a:off x="0" y="0"/>
+                      <a:ext cx="5669280" cy="2336554"/>
+                    </a:xfrm>
+                    <a:prstGeom prst="rect">
+                      <a:avLst/>
+                    </a:prstGeom>
+                    <a:ln w="6350">
+                      <a:solidFill>
+                        <a:srgbClr val="BFBFBF"/>
+                      </a:solidFill>
+                    </a:ln>
+                  </pic:spPr>
+                </pic:pic>
+              </a:graphicData>
+            </a:graphic>
+          </wp:inline>
+        </w:drawing>
+      </w:r>
+    </w:p>
+    <w:p>
+      <w:pPr>
+        <w:spacing w:before="100" w:after="280"/>
+        <w:jc w:val="center"/>
+      </w:pPr>
+      <w:r>
+        <w:rPr>
+          <w:i/>
+          <w:iCs/>
+          <w:color w:val="808080"/>
+          <w:sz w:val="19"/>
+          <w:szCs w:val="19"/>
+        </w:rPr>
+        <w:t xml:space="preserve">Figure 7: SYS_CTRL state paths for each command.</w:t>
       </w:r>
     </w:p>
     <w:p>
@@ -5483,7 +6821,7 @@
           <w:sz w:val="19"/>
           <w:szCs w:val="19"/>
         </w:rPr>
-        <w:t>Table 4: ALU function encoding (from ALU.v). The A &lt; B comparison is implemented in addition to the operations listed in the spec.</w:t>
+        <w:t>Table 5: ALU function encoding (from ALU.v). The A &lt; B comparison is implemented in addition to the operations listed in the spec.</w:t>
       </w:r>
     </w:p>
     <w:p>
@@ -5514,7 +6852,7 @@
         <w:spacing w:after="160"/>
       </w:pPr>
       <w:r>
-        <w:t>Figure 1 shows the system architecture from the specification; Figure 2 shows the SYS_TOP symbol as seen after synthesis.</w:t>
+        <w:t xml:space="preserve">Figure 8 shows the system architecture from the specification and Figure 9 shows the SYS_TOP symbol as seen after synthesis. Figure 10 redraws the architecture as a datapath with the clock-domain crossings highlighted.</w:t>
       </w:r>
     </w:p>
     <w:p>
@@ -5582,7 +6920,7 @@
           <w:sz w:val="19"/>
           <w:szCs w:val="19"/>
         </w:rPr>
-        <w:t>Figure 1: SYS_TOP block diagram — two clock domains, reset synchronizers, data synchronizer and asynchronous FIFO.</w:t>
+        <w:t>Figure 8: SYS_TOP block diagram — two clock domains, reset synchronizers, data synchronizer and asynchronous FIFO.</w:t>
       </w:r>
     </w:p>
     <w:p>
@@ -5650,7 +6988,75 @@
           <w:sz w:val="19"/>
           <w:szCs w:val="19"/>
         </w:rPr>
-        <w:t>Figure 2: SYS_TOP top-level interface (REF_CLK, UART_CLK, RST, RX_IN → TX_OUT, RF_PAR_ERR, RF_STP_ERR).</w:t>
+        <w:t>Figure 9: SYS_TOP top-level interface (REF_CLK, UART_CLK, RST, RX_IN → TX_OUT, RF_PAR_ERR, RF_STP_ERR).</w:t>
+      </w:r>
+    </w:p>
+    <w:p xmlns:a="http://schemas.openxmlformats.org/drawingml/2006/main" xmlns:pic="http://schemas.openxmlformats.org/drawingml/2006/picture">
+      <w:pPr>
+        <w:keepNext/>
+        <w:spacing w:before="120"/>
+        <w:jc w:val="center"/>
+      </w:pPr>
+      <w:r>
+        <w:rPr>
+          <w:noProof/>
+        </w:rPr>
+        <w:drawing>
+          <wp:inline distT="0" distB="0" distL="0" distR="0">
+            <wp:extent cx="5669280" cy="2806466"/>
+            <wp:effectExtent l="0" t="0" r="0" b="0"/>
+            <wp:docPr id="908" name="Datapath and CDC view" descr="Datapath and CDC view"/>
+            <wp:cNvGraphicFramePr>
+              <a:graphicFrameLocks noChangeAspect="1"/>
+            </wp:cNvGraphicFramePr>
+            <a:graphic>
+              <a:graphicData uri="http://schemas.openxmlformats.org/drawingml/2006/picture">
+                <pic:pic>
+                  <pic:nvPicPr>
+                    <pic:cNvPr id="908" name="Datapath and CDC view"/>
+                    <pic:cNvPicPr/>
+                  </pic:nvPicPr>
+                  <pic:blipFill>
+                    <a:blip r:embed="rId42"/>
+                    <a:stretch>
+                      <a:fillRect/>
+                    </a:stretch>
+                  </pic:blipFill>
+                  <pic:spPr>
+                    <a:xfrm>
+                      <a:off x="0" y="0"/>
+                      <a:ext cx="5669280" cy="2806466"/>
+                    </a:xfrm>
+                    <a:prstGeom prst="rect">
+                      <a:avLst/>
+                    </a:prstGeom>
+                    <a:ln w="6350">
+                      <a:solidFill>
+                        <a:srgbClr val="BFBFBF"/>
+                      </a:solidFill>
+                    </a:ln>
+                  </pic:spPr>
+                </pic:pic>
+              </a:graphicData>
+            </a:graphic>
+          </wp:inline>
+        </w:drawing>
+      </w:r>
+    </w:p>
+    <w:p>
+      <w:pPr>
+        <w:spacing w:before="100" w:after="280"/>
+        <w:jc w:val="center"/>
+      </w:pPr>
+      <w:r>
+        <w:rPr>
+          <w:i/>
+          <w:iCs/>
+          <w:color w:val="808080"/>
+          <w:sz w:val="19"/>
+          <w:szCs w:val="19"/>
+        </w:rPr>
+        <w:t xml:space="preserve">Figure 10: Datapath view of SYS_TOP with the clock-domain crossings.</w:t>
       </w:r>
     </w:p>
     <w:tbl>
@@ -6609,7 +8015,7 @@
           <w:sz w:val="19"/>
           <w:szCs w:val="19"/>
         </w:rPr>
-        <w:t>Table 5: Block summary.</w:t>
+        <w:t>Table 6: Block summary.</w:t>
       </w:r>
     </w:p>
     <w:p>
@@ -8710,7 +10116,7 @@
           <w:sz w:val="19"/>
           <w:szCs w:val="19"/>
         </w:rPr>
-        <w:t>Table 6: Test cases and results. TC4 reuses the operands left in REG0/REG1 by TC3. Results are returned LSB first (0x0025, 0x001B, 0x0120).</w:t>
+        <w:t>Table 7: Test cases and results. TC4 reuses the operands left in REG0/REG1 by TC3. Results are returned LSB first (0x0025, 0x001B, 0x0120).</w:t>
       </w:r>
     </w:p>
     <w:p>
@@ -8779,7 +10185,7 @@
           <w:sz w:val="19"/>
           <w:szCs w:val="19"/>
         </w:rPr>
-        <w:t>Figure 3: ModelSim transcript — Total 5, Passed 5, Failed 0, "ALL TESTS PASSED".</w:t>
+        <w:t>Figure 11: ModelSim transcript — Total 5, Passed 5, Failed 0, "ALL TESTS PASSED".</w:t>
       </w:r>
     </w:p>
     <w:p>
@@ -9732,7 +11138,7 @@
           <w:sz w:val="19"/>
           <w:szCs w:val="19"/>
         </w:rPr>
-        <w:t>Table 7: Waveform signal legend.</w:t>
+        <w:t>Table 8: Waveform signal legend.</w:t>
       </w:r>
     </w:p>
     <w:p>
@@ -9861,7 +11267,7 @@
           <w:sz w:val="19"/>
           <w:szCs w:val="19"/>
         </w:rPr>
-        <w:t>Figure 4: TC1 waveform, ≈ 0.60–1.10 ms.</w:t>
+        <w:t>Figure 12: TC1 waveform, ≈ 0.60–1.10 ms.</w:t>
       </w:r>
     </w:p>
     <w:p>
@@ -9940,8 +11346,6 @@
       </w:r>
       <w:r>
         <w:t xml:space="preserve"> </w:t>
-      </w:r>
-      <w:r>
         <w:lastRenderedPageBreak/>
         <w:t>at ≈ 0.93 ms. The leftmost frame (</w:t>
       </w:r>
@@ -10097,7 +11501,7 @@
           <w:szCs w:val="19"/>
         </w:rPr>
         <w:lastRenderedPageBreak/>
-        <w:t>Figure 5: TC2 waveform, ≈ 1.08–1.45 ms.</w:t>
+        <w:t>Figure 13: TC2 waveform, ≈ 1.08–1.45 ms.</w:t>
       </w:r>
     </w:p>
     <w:p>
@@ -10352,7 +11756,7 @@
           <w:sz w:val="19"/>
           <w:szCs w:val="19"/>
         </w:rPr>
-        <w:t>Figure 6: TC3 waveform, ≈ 1.39–2.00 ms.</w:t>
+        <w:t>Figure 14: TC3 waveform, ≈ 1.39–2.00 ms.</w:t>
       </w:r>
     </w:p>
     <w:p>
@@ -10598,7 +12002,7 @@
           <w:sz w:val="19"/>
           <w:szCs w:val="19"/>
         </w:rPr>
-        <w:t>Figure 7: TC4 waveform, ≈ 2.00–2.45 ms.</w:t>
+        <w:t>Figure 15: TC4 waveform, ≈ 2.00–2.45 ms.</w:t>
       </w:r>
     </w:p>
     <w:p>
@@ -10738,11 +12142,6 @@
             </a:graphic>
           </wp:inline>
         </w:drawing>
-      </w:r>
-      <w:r>
-        <w:rPr>
-          <w:noProof/>
-        </w:rPr>
         <w:drawing>
           <wp:inline distT="0" distB="0" distL="0" distR="0" wp14:anchorId="2F44C33A" wp14:editId="5E57565E">
             <wp:extent cx="5480050" cy="4234805"/>
@@ -10800,7 +12199,7 @@
           <w:szCs w:val="19"/>
         </w:rPr>
         <w:lastRenderedPageBreak/>
-        <w:t>Figure 8: TC5 waveform, ≈ 2.40–3.10 ms.</w:t>
+        <w:t>Figure 16: TC5 waveform, ≈ 2.40–3.10 ms.</w:t>
       </w:r>
     </w:p>
     <w:p>
@@ -11746,7 +13145,83 @@
           <w:sz w:val="19"/>
           <w:szCs w:val="19"/>
         </w:rPr>
-        <w:t>Table 8: Timeline of test cases (start times from the `tc_start_time` signal).</w:t>
+        <w:t>Table 9: Timeline of test cases (start times from the tc_start_time signal).</w:t>
+      </w:r>
+    </w:p>
+    <w:p>
+      <w:pPr>
+        <w:spacing w:after="160"/>
+      </w:pPr>
+      <w:r>
+        <w:t xml:space="preserve">Figure 17 places the five test cases on the simulation time axis. After reset and the UART configuration writes, the cases run back to back and the last one finishes at about 3.10 ms.</w:t>
+      </w:r>
+    </w:p>
+    <w:p xmlns:a="http://schemas.openxmlformats.org/drawingml/2006/main" xmlns:pic="http://schemas.openxmlformats.org/drawingml/2006/picture">
+      <w:pPr>
+        <w:keepNext/>
+        <w:spacing w:before="120"/>
+        <w:jc w:val="center"/>
+      </w:pPr>
+      <w:r>
+        <w:rPr>
+          <w:noProof/>
+        </w:rPr>
+        <w:drawing>
+          <wp:inline distT="0" distB="0" distL="0" distR="0">
+            <wp:extent cx="5669280" cy="2648734"/>
+            <wp:effectExtent l="0" t="0" r="0" b="0"/>
+            <wp:docPr id="909" name="Testbench timeline" descr="Testbench timeline"/>
+            <wp:cNvGraphicFramePr>
+              <a:graphicFrameLocks noChangeAspect="1"/>
+            </wp:cNvGraphicFramePr>
+            <a:graphic>
+              <a:graphicData uri="http://schemas.openxmlformats.org/drawingml/2006/picture">
+                <pic:pic>
+                  <pic:nvPicPr>
+                    <pic:cNvPr id="909" name="Testbench timeline"/>
+                    <pic:cNvPicPr/>
+                  </pic:nvPicPr>
+                  <pic:blipFill>
+                    <a:blip r:embed="rId43"/>
+                    <a:stretch>
+                      <a:fillRect/>
+                    </a:stretch>
+                  </pic:blipFill>
+                  <pic:spPr>
+                    <a:xfrm>
+                      <a:off x="0" y="0"/>
+                      <a:ext cx="5669280" cy="2648734"/>
+                    </a:xfrm>
+                    <a:prstGeom prst="rect">
+                      <a:avLst/>
+                    </a:prstGeom>
+                    <a:ln w="6350">
+                      <a:solidFill>
+                        <a:srgbClr val="BFBFBF"/>
+                      </a:solidFill>
+                    </a:ln>
+                  </pic:spPr>
+                </pic:pic>
+              </a:graphicData>
+            </a:graphic>
+          </wp:inline>
+        </w:drawing>
+      </w:r>
+    </w:p>
+    <w:p>
+      <w:pPr>
+        <w:spacing w:before="100" w:after="280"/>
+        <w:jc w:val="center"/>
+      </w:pPr>
+      <w:r>
+        <w:rPr>
+          <w:i/>
+          <w:iCs/>
+          <w:color w:val="808080"/>
+          <w:sz w:val="19"/>
+          <w:szCs w:val="19"/>
+        </w:rPr>
+        <w:t xml:space="preserve">Figure 17: Testbench timeline, 5 / 5 test cases pass.</w:t>
       </w:r>
     </w:p>
     <w:p>
@@ -12451,7 +13926,7 @@
           <w:sz w:val="19"/>
           <w:szCs w:val="19"/>
         </w:rPr>
-        <w:t>Table 9: Synthesis area, power and constraint summary.</w:t>
+        <w:t>Table 10: Synthesis area, power and constraint summary.</w:t>
       </w:r>
     </w:p>
     <w:tbl>
@@ -13743,7 +15218,83 @@
           <w:sz w:val="19"/>
           <w:szCs w:val="19"/>
         </w:rPr>
-        <w:t>Table 10: Worst setup/hold slack per clock group (one worst path reported per group).</w:t>
+        <w:t>Table 11: Worst setup/hold slack per clock group (one worst path reported per group).</w:t>
+      </w:r>
+    </w:p>
+    <w:p>
+      <w:pPr>
+        <w:spacing w:after="160"/>
+      </w:pPr>
+      <w:r>
+        <w:t xml:space="preserve">Figure 18 compares the worst setup slack of each clock on a logarithmic axis. The 50 MHz ALU and REF_CLK groups are the tightest; the slow UART-domain groups have slack of hundreds of nanoseconds or more.</w:t>
+      </w:r>
+    </w:p>
+    <w:p xmlns:a="http://schemas.openxmlformats.org/drawingml/2006/main" xmlns:pic="http://schemas.openxmlformats.org/drawingml/2006/picture">
+      <w:pPr>
+        <w:keepNext/>
+        <w:spacing w:before="120"/>
+        <w:jc w:val="center"/>
+      </w:pPr>
+      <w:r>
+        <w:rPr>
+          <w:noProof/>
+        </w:rPr>
+        <w:drawing>
+          <wp:inline distT="0" distB="0" distL="0" distR="0">
+            <wp:extent cx="5486400" cy="2443522"/>
+            <wp:effectExtent l="0" t="0" r="0" b="0"/>
+            <wp:docPr id="910" name="Setup slack per clock" descr="Setup slack per clock"/>
+            <wp:cNvGraphicFramePr>
+              <a:graphicFrameLocks noChangeAspect="1"/>
+            </wp:cNvGraphicFramePr>
+            <a:graphic>
+              <a:graphicData uri="http://schemas.openxmlformats.org/drawingml/2006/picture">
+                <pic:pic>
+                  <pic:nvPicPr>
+                    <pic:cNvPr id="910" name="Setup slack per clock"/>
+                    <pic:cNvPicPr/>
+                  </pic:nvPicPr>
+                  <pic:blipFill>
+                    <a:blip r:embed="rId44"/>
+                    <a:stretch>
+                      <a:fillRect/>
+                    </a:stretch>
+                  </pic:blipFill>
+                  <pic:spPr>
+                    <a:xfrm>
+                      <a:off x="0" y="0"/>
+                      <a:ext cx="5486400" cy="2443522"/>
+                    </a:xfrm>
+                    <a:prstGeom prst="rect">
+                      <a:avLst/>
+                    </a:prstGeom>
+                    <a:ln w="6350">
+                      <a:solidFill>
+                        <a:srgbClr val="BFBFBF"/>
+                      </a:solidFill>
+                    </a:ln>
+                  </pic:spPr>
+                </pic:pic>
+              </a:graphicData>
+            </a:graphic>
+          </wp:inline>
+        </w:drawing>
+      </w:r>
+    </w:p>
+    <w:p>
+      <w:pPr>
+        <w:spacing w:before="100" w:after="280"/>
+        <w:jc w:val="center"/>
+      </w:pPr>
+      <w:r>
+        <w:rPr>
+          <w:i/>
+          <w:iCs/>
+          <w:color w:val="808080"/>
+          <w:sz w:val="19"/>
+          <w:szCs w:val="19"/>
+        </w:rPr>
+        <w:t xml:space="preserve">Figure 18: Worst setup slack per clock after synthesis (clock period in brackets).</w:t>
       </w:r>
     </w:p>
     <w:tbl>
@@ -14572,7 +16123,7 @@
           <w:sz w:val="19"/>
           <w:szCs w:val="19"/>
         </w:rPr>
-        <w:t>Table 11: Clock definitions used in synthesis.</w:t>
+        <w:t>Table 12: Clock definitions used in synthesis.</w:t>
       </w:r>
     </w:p>
     <w:p>
@@ -14687,7 +16238,7 @@
         <w:spacing w:after="160"/>
       </w:pPr>
       <w:r>
-        <w:t>Scan insertion used a multiplexed-flip-flop style with full-scan methodology and no clock mixing (</w:t>
+        <w:t xml:space="preserve">Scan insertion used a multiplexed-flip-flop style with full-scan methodology and no clock mixing (</w:t>
       </w:r>
       <w:r>
         <w:rPr>
@@ -14696,7 +16247,7 @@
           <w:sz w:val="19"/>
           <w:szCs w:val="19"/>
         </w:rPr>
-        <w:t>SCAN_CLK</w:t>
+        <w:t xml:space="preserve">SCAN_CLK</w:t>
       </w:r>
       <w:r>
         <w:t xml:space="preserve"> 20 ns, </w:t>
@@ -14708,7 +16259,7 @@
           <w:sz w:val="19"/>
           <w:szCs w:val="19"/>
         </w:rPr>
-        <w:t>scan_rst</w:t>
+        <w:t xml:space="preserve">scan_rst</w:t>
       </w:r>
       <w:r>
         <w:t xml:space="preserve"> active-low, </w:t>
@@ -14720,7 +16271,7 @@
           <w:sz w:val="19"/>
           <w:szCs w:val="19"/>
         </w:rPr>
-        <w:t>test_mode</w:t>
+        <w:t xml:space="preserve">test_mode</w:t>
       </w:r>
       <w:r>
         <w:t xml:space="preserve"> and scan-enable </w:t>
@@ -14732,20 +16283,68 @@
           <w:sz w:val="19"/>
           <w:szCs w:val="19"/>
         </w:rPr>
-        <w:t>SE</w:t>
-      </w:r>
-      <w:r>
-        <w:t xml:space="preserve"> active-high). The tool architected </w:t>
+        <w:t xml:space="preserve">SE</w:t>
+      </w:r>
+      <w:r>
+        <w:t xml:space="preserve"> active-high). The script uses </w:t>
+      </w:r>
+      <w:r>
+        <w:rPr>
+          <w:rFonts w:ascii="Consolas" w:hAnsi="Consolas" w:cs="Consolas"/>
+          <w:color w:val="1F3864"/>
+          <w:sz w:val="19"/>
+          <w:szCs w:val="19"/>
+        </w:rPr>
+        <w:t xml:space="preserve">-max_length 100</w:t>
+      </w:r>
+      <w:r>
+        <w:t xml:space="preserve">, so Design Compiler built </w:t>
       </w:r>
       <w:r>
         <w:rPr>
           <w:b/>
           <w:bCs/>
         </w:rPr>
-        <w:t>4 scan chains</w:t>
-      </w:r>
-      <w:r>
-        <w:t xml:space="preserve"> from the 355 sequential cells.</w:t>
+        <w:t xml:space="preserve">4 scan chains</w:t>
+      </w:r>
+      <w:r>
+        <w:t xml:space="preserve"> from the 362 sequential cells (350 scan flops, 11 plain flops and 1 clock-gate latch). The top module declares </w:t>
+      </w:r>
+      <w:r>
+        <w:rPr>
+          <w:rFonts w:ascii="Consolas" w:hAnsi="Consolas" w:cs="Consolas"/>
+          <w:color w:val="1F3864"/>
+          <w:sz w:val="19"/>
+          <w:szCs w:val="19"/>
+        </w:rPr>
+        <w:t xml:space="preserve">NUM_OF_CHAINS = 4</w:t>
+      </w:r>
+      <w:r>
+        <w:t xml:space="preserve">, giving scan ports </w:t>
+      </w:r>
+      <w:r>
+        <w:rPr>
+          <w:rFonts w:ascii="Consolas" w:hAnsi="Consolas" w:cs="Consolas"/>
+          <w:color w:val="1F3864"/>
+          <w:sz w:val="19"/>
+          <w:szCs w:val="19"/>
+        </w:rPr>
+        <w:t xml:space="preserve">SI[3:0]</w:t>
+      </w:r>
+      <w:r>
+        <w:t xml:space="preserve"> and </w:t>
+      </w:r>
+      <w:r>
+        <w:rPr>
+          <w:rFonts w:ascii="Consolas" w:hAnsi="Consolas" w:cs="Consolas"/>
+          <w:color w:val="1F3864"/>
+          <w:sz w:val="19"/>
+          <w:szCs w:val="19"/>
+        </w:rPr>
+        <w:t xml:space="preserve">SO[3:0]</w:t>
+      </w:r>
+      <w:r>
+        <w:t xml:space="preserve">.</w:t>
       </w:r>
     </w:p>
     <w:tbl>
@@ -14971,7 +16570,7 @@
                 <w:sz w:val="18"/>
                 <w:szCs w:val="18"/>
               </w:rPr>
-              <w:t>SI[2] → SO[2]</w:t>
+              <w:t xml:space="preserve">SI[3] → SO[3]</w:t>
             </w:r>
           </w:p>
         </w:tc>
@@ -15002,7 +16601,7 @@
                 <w:sz w:val="18"/>
                 <w:szCs w:val="18"/>
               </w:rPr>
-              <w:t>89</w:t>
+              <w:t xml:space="preserve">91</w:t>
             </w:r>
           </w:p>
         </w:tc>
@@ -15032,7 +16631,7 @@
                 <w:sz w:val="18"/>
                 <w:szCs w:val="18"/>
               </w:rPr>
-              <w:t>RST_SYNC_1/Synchronizer_reg[0]</w:t>
+              <w:t xml:space="preserve">RST_SYNC_1/Synchronizer_reg[0]</w:t>
             </w:r>
           </w:p>
         </w:tc>
@@ -15102,7 +16701,7 @@
                 <w:sz w:val="18"/>
                 <w:szCs w:val="18"/>
               </w:rPr>
-              <w:t>SI[1] → SO[1]</w:t>
+              <w:t xml:space="preserve">SI[2] → SO[2]</w:t>
             </w:r>
           </w:p>
         </w:tc>
@@ -15134,7 +16733,7 @@
                 <w:sz w:val="18"/>
                 <w:szCs w:val="18"/>
               </w:rPr>
-              <w:t>89</w:t>
+              <w:t xml:space="preserve">90</w:t>
             </w:r>
           </w:p>
         </w:tc>
@@ -15165,7 +16764,7 @@
                 <w:sz w:val="18"/>
                 <w:szCs w:val="18"/>
               </w:rPr>
-              <w:t>ASYNC_FIFO RAM_reg[5][7]</w:t>
+              <w:t xml:space="preserve">U_ASYNC_FIFO/FIFO_Memory_Block/RAM_reg[6][1]</w:t>
             </w:r>
           </w:p>
         </w:tc>
@@ -15233,7 +16832,7 @@
                 <w:sz w:val="18"/>
                 <w:szCs w:val="18"/>
               </w:rPr>
-              <w:t>SI[0] → SO[0]</w:t>
+              <w:t xml:space="preserve">SI[1] → SO[1]</w:t>
             </w:r>
           </w:p>
         </w:tc>
@@ -15264,7 +16863,7 @@
                 <w:sz w:val="18"/>
                 <w:szCs w:val="18"/>
               </w:rPr>
-              <w:t>88</w:t>
+              <w:t xml:space="preserve">90</w:t>
             </w:r>
           </w:p>
         </w:tc>
@@ -15294,7 +16893,7 @@
                 <w:sz w:val="18"/>
                 <w:szCs w:val="18"/>
               </w:rPr>
-              <w:t>RegFile regArr_reg[3][4]</w:t>
+              <w:t xml:space="preserve">U_RegFile/regArr_reg[3][1]</w:t>
             </w:r>
           </w:p>
         </w:tc>
@@ -15364,7 +16963,7 @@
                 <w:sz w:val="18"/>
                 <w:szCs w:val="18"/>
               </w:rPr>
-              <w:t>test_si4 → RF_STP_ERR</w:t>
+              <w:t xml:space="preserve">SI[0] → SO[0]</w:t>
             </w:r>
           </w:p>
         </w:tc>
@@ -15396,7 +16995,7 @@
                 <w:sz w:val="18"/>
                 <w:szCs w:val="18"/>
               </w:rPr>
-              <w:t>88</w:t>
+              <w:t xml:space="preserve">90</w:t>
             </w:r>
           </w:p>
         </w:tc>
@@ -15427,7 +17026,7 @@
                 <w:sz w:val="18"/>
                 <w:szCs w:val="18"/>
               </w:rPr>
-              <w:t>RegFile regArr_reg[14][4]</w:t>
+              <w:t xml:space="preserve">U_RegFile/regArr_reg[14][3]</w:t>
             </w:r>
           </w:p>
         </w:tc>
@@ -15451,7 +17050,75 @@
           <w:sz w:val="19"/>
           <w:szCs w:val="19"/>
         </w:rPr>
-        <w:t>Table 12: Scan chain architecture.</w:t>
+        <w:t>Table 13: Scan chain architecture.</w:t>
+      </w:r>
+    </w:p>
+    <w:p xmlns:a="http://schemas.openxmlformats.org/drawingml/2006/main" xmlns:pic="http://schemas.openxmlformats.org/drawingml/2006/picture">
+      <w:pPr>
+        <w:keepNext/>
+        <w:spacing w:before="120"/>
+        <w:jc w:val="center"/>
+      </w:pPr>
+      <w:r>
+        <w:rPr>
+          <w:noProof/>
+        </w:rPr>
+        <w:drawing>
+          <wp:inline distT="0" distB="0" distL="0" distR="0">
+            <wp:extent cx="5669280" cy="2219689"/>
+            <wp:effectExtent l="0" t="0" r="0" b="0"/>
+            <wp:docPr id="911" name="ATPG statistics and scan chain balance" descr="ATPG statistics and scan chain balance"/>
+            <wp:cNvGraphicFramePr>
+              <a:graphicFrameLocks noChangeAspect="1"/>
+            </wp:cNvGraphicFramePr>
+            <a:graphic>
+              <a:graphicData uri="http://schemas.openxmlformats.org/drawingml/2006/picture">
+                <pic:pic>
+                  <pic:nvPicPr>
+                    <pic:cNvPr id="911" name="ATPG statistics and scan chain balance"/>
+                    <pic:cNvPicPr/>
+                  </pic:nvPicPr>
+                  <pic:blipFill>
+                    <a:blip r:embed="rId45"/>
+                    <a:stretch>
+                      <a:fillRect/>
+                    </a:stretch>
+                  </pic:blipFill>
+                  <pic:spPr>
+                    <a:xfrm>
+                      <a:off x="0" y="0"/>
+                      <a:ext cx="5669280" cy="2219689"/>
+                    </a:xfrm>
+                    <a:prstGeom prst="rect">
+                      <a:avLst/>
+                    </a:prstGeom>
+                    <a:ln w="6350">
+                      <a:solidFill>
+                        <a:srgbClr val="BFBFBF"/>
+                      </a:solidFill>
+                    </a:ln>
+                  </pic:spPr>
+                </pic:pic>
+              </a:graphicData>
+            </a:graphic>
+          </wp:inline>
+        </w:drawing>
+      </w:r>
+    </w:p>
+    <w:p>
+      <w:pPr>
+        <w:spacing w:before="100" w:after="280"/>
+        <w:jc w:val="center"/>
+      </w:pPr>
+      <w:r>
+        <w:rPr>
+          <w:i/>
+          <w:iCs/>
+          <w:color w:val="808080"/>
+          <w:sz w:val="19"/>
+          <w:szCs w:val="19"/>
+        </w:rPr>
+        <w:t xml:space="preserve">Figure 19: ATPG fault statistics and scan-chain balance.</w:t>
       </w:r>
     </w:p>
     <w:tbl>
@@ -15575,7 +17242,7 @@
                 <w:sz w:val="18"/>
                 <w:szCs w:val="18"/>
               </w:rPr>
-              <w:t>Test design rule check</w:t>
+              <w:t xml:space="preserve">Test design rule check</w:t>
             </w:r>
           </w:p>
         </w:tc>
@@ -15605,23 +17272,7 @@
                 <w:sz w:val="18"/>
                 <w:szCs w:val="18"/>
               </w:rPr>
-              <w:t xml:space="preserve">1 violation: TEST-505 — clock-gate latch </w:t>
-            </w:r>
-            <w:r>
-              <w:rPr>
-                <w:rFonts w:ascii="Consolas" w:hAnsi="Consolas" w:cs="Consolas"/>
-                <w:color w:val="1F3864"/>
-                <w:sz w:val="18"/>
-                <w:szCs w:val="18"/>
-              </w:rPr>
-              <w:t>U_CLK_GATE/U0_TLATNCAX12M</w:t>
-            </w:r>
-            <w:r>
-              <w:rPr>
-                <w:sz w:val="18"/>
-                <w:szCs w:val="18"/>
-              </w:rPr>
-              <w:t xml:space="preserve"> has constant value 1 (1 of 355 sequential cells)</w:t>
+              <w:t xml:space="preserve">2 violations before insertion (TEST-126, TEST-505 on the clock-gate latch); 1 after insertion (TEST-505, expected: latch constant 1)</w:t>
             </w:r>
           </w:p>
         </w:tc>
@@ -15659,7 +17310,7 @@
                 <w:sz w:val="18"/>
                 <w:szCs w:val="18"/>
               </w:rPr>
-              <w:t>Valid scan cells</w:t>
+              <w:t xml:space="preserve">Sequential cells</w:t>
             </w:r>
           </w:p>
         </w:tc>
@@ -15690,7 +17341,7 @@
                 <w:sz w:val="18"/>
                 <w:szCs w:val="18"/>
               </w:rPr>
-              <w:t>343 scan cells; 11 shift-register cells flagged non-scan by DRC</w:t>
+              <w:t xml:space="preserve">362 (350 scan flops, 11 plain flops, 1 clock-gate latch); 361 cells in chains</w:t>
             </w:r>
           </w:p>
         </w:tc>
@@ -15727,7 +17378,7 @@
                 <w:sz w:val="18"/>
                 <w:szCs w:val="18"/>
               </w:rPr>
-              <w:t>Fault list (uncollapsed stuck-at)</w:t>
+              <w:t xml:space="preserve">Fault list (uncollapsed stuck-at)</w:t>
             </w:r>
           </w:p>
         </w:tc>
@@ -15757,7 +17408,7 @@
                 <w:sz w:val="18"/>
                 <w:szCs w:val="18"/>
               </w:rPr>
-              <w:t>16 058 faults</w:t>
+              <w:t xml:space="preserve">16,140 faults</w:t>
             </w:r>
           </w:p>
         </w:tc>
@@ -15795,7 +17446,7 @@
                 <w:sz w:val="18"/>
                 <w:szCs w:val="18"/>
               </w:rPr>
-              <w:t>Detected / ATPG-untestable / undetectable / not detected</w:t>
+              <w:t xml:space="preserve">Detected / ATPG-untestable / undetectable / not detected</w:t>
             </w:r>
           </w:p>
         </w:tc>
@@ -15826,7 +17477,7 @@
                 <w:sz w:val="18"/>
                 <w:szCs w:val="18"/>
               </w:rPr>
-              <w:t>15 939 / 81 / 36 / 2</w:t>
+              <w:t xml:space="preserve">16,014 / 87 / 37 / 2</w:t>
             </w:r>
           </w:p>
         </w:tc>
@@ -15863,7 +17514,7 @@
                 <w:sz w:val="18"/>
                 <w:szCs w:val="18"/>
               </w:rPr>
-              <w:t>Test coverage</w:t>
+              <w:t xml:space="preserve">Test coverage</w:t>
             </w:r>
           </w:p>
         </w:tc>
@@ -15895,7 +17546,7 @@
                 <w:sz w:val="18"/>
                 <w:szCs w:val="18"/>
               </w:rPr>
-              <w:t>99.48 %</w:t>
+              <w:t xml:space="preserve">99.45 %</w:t>
             </w:r>
           </w:p>
         </w:tc>
@@ -15919,7 +17570,7 @@
           <w:sz w:val="19"/>
           <w:szCs w:val="19"/>
         </w:rPr>
-        <w:t>Table 13: DFT DRC and coverage summary.</w:t>
+        <w:t>Table 14: DFT DRC and coverage summary.</w:t>
       </w:r>
     </w:p>
     <w:p>
@@ -16162,7 +17813,7 @@
                 <w:sz w:val="18"/>
                 <w:szCs w:val="18"/>
               </w:rPr>
-              <w:t>19918.00</w:t>
+              <w:t xml:space="preserve">19918.00</w:t>
             </w:r>
           </w:p>
         </w:tc>
@@ -16193,7 +17844,7 @@
                 <w:sz w:val="18"/>
                 <w:szCs w:val="18"/>
               </w:rPr>
-              <w:t>21876.03</w:t>
+              <w:t xml:space="preserve">22024.29</w:t>
             </w:r>
           </w:p>
         </w:tc>
@@ -16224,7 +17875,7 @@
                 <w:sz w:val="18"/>
                 <w:szCs w:val="18"/>
               </w:rPr>
-              <w:t>+9.83 %</w:t>
+              <w:t xml:space="preserve">+10.57 %</w:t>
             </w:r>
           </w:p>
         </w:tc>
@@ -16294,7 +17945,7 @@
                 <w:sz w:val="18"/>
                 <w:szCs w:val="18"/>
               </w:rPr>
-              <w:t>10970.37</w:t>
+              <w:t xml:space="preserve">10970.37</w:t>
             </w:r>
           </w:p>
         </w:tc>
@@ -16326,7 +17977,7 @@
                 <w:sz w:val="18"/>
                 <w:szCs w:val="18"/>
               </w:rPr>
-              <w:t>10479.69</w:t>
+              <w:t xml:space="preserve">10571.47</w:t>
             </w:r>
           </w:p>
         </w:tc>
@@ -16358,7 +18009,7 @@
                 <w:sz w:val="18"/>
                 <w:szCs w:val="18"/>
               </w:rPr>
-              <w:t>−4.47 %</w:t>
+              <w:t xml:space="preserve">−3.64 %</w:t>
             </w:r>
           </w:p>
         </w:tc>
@@ -16426,7 +18077,7 @@
                 <w:sz w:val="18"/>
                 <w:szCs w:val="18"/>
               </w:rPr>
-              <w:t>8947.63</w:t>
+              <w:t xml:space="preserve">8947.63</w:t>
             </w:r>
           </w:p>
         </w:tc>
@@ -16457,7 +18108,7 @@
                 <w:sz w:val="18"/>
                 <w:szCs w:val="18"/>
               </w:rPr>
-              <w:t>11396.34</w:t>
+              <w:t xml:space="preserve">11452.82</w:t>
             </w:r>
           </w:p>
         </w:tc>
@@ -16488,7 +18139,7 @@
                 <w:sz w:val="18"/>
                 <w:szCs w:val="18"/>
               </w:rPr>
-              <w:t>+27.37 %</w:t>
+              <w:t xml:space="preserve">+28.0 %</w:t>
             </w:r>
           </w:p>
         </w:tc>
@@ -16558,7 +18209,7 @@
                 <w:sz w:val="18"/>
                 <w:szCs w:val="18"/>
               </w:rPr>
-              <w:t>1945</w:t>
+              <w:t xml:space="preserve">1945</w:t>
             </w:r>
           </w:p>
         </w:tc>
@@ -16590,7 +18241,7 @@
                 <w:sz w:val="18"/>
                 <w:szCs w:val="18"/>
               </w:rPr>
-              <w:t>1813</w:t>
+              <w:t xml:space="preserve">1845</w:t>
             </w:r>
           </w:p>
         </w:tc>
@@ -16622,7 +18273,7 @@
                 <w:sz w:val="18"/>
                 <w:szCs w:val="18"/>
               </w:rPr>
-              <w:t>−6.8 %</w:t>
+              <w:t xml:space="preserve">−5.1 %</w:t>
             </w:r>
           </w:p>
         </w:tc>
@@ -16690,7 +18341,7 @@
                 <w:sz w:val="18"/>
                 <w:szCs w:val="18"/>
               </w:rPr>
-              <w:t>0.227</w:t>
+              <w:t xml:space="preserve">0.227</w:t>
             </w:r>
           </w:p>
         </w:tc>
@@ -16721,7 +18372,7 @@
                 <w:sz w:val="18"/>
                 <w:szCs w:val="18"/>
               </w:rPr>
-              <w:t>0.387</w:t>
+              <w:t xml:space="preserve">0.385</w:t>
             </w:r>
           </w:p>
         </w:tc>
@@ -16752,7 +18403,7 @@
                 <w:sz w:val="18"/>
                 <w:szCs w:val="18"/>
               </w:rPr>
-              <w:t>+70 %</w:t>
+              <w:t xml:space="preserve">+70 % (approx.)</w:t>
             </w:r>
           </w:p>
         </w:tc>
@@ -16822,7 +18473,7 @@
                 <w:sz w:val="18"/>
                 <w:szCs w:val="18"/>
               </w:rPr>
-              <w:t>10.06 ns (ALU_CLK)</w:t>
+              <w:t xml:space="preserve">10.06 ns (ALU_CLK)</w:t>
             </w:r>
           </w:p>
         </w:tc>
@@ -16854,7 +18505,7 @@
                 <w:sz w:val="18"/>
                 <w:szCs w:val="18"/>
               </w:rPr>
-              <w:t>13.02 ns (SCAN_CLK)</w:t>
+              <w:t xml:space="preserve">13.01 ns (SCAN_CLK)</w:t>
             </w:r>
           </w:p>
         </w:tc>
@@ -16886,7 +18537,7 @@
                 <w:sz w:val="18"/>
                 <w:szCs w:val="18"/>
               </w:rPr>
-              <w:t>MET</w:t>
+              <w:t xml:space="preserve">MET</w:t>
             </w:r>
           </w:p>
         </w:tc>
@@ -16954,7 +18605,7 @@
                 <w:sz w:val="18"/>
                 <w:szCs w:val="18"/>
               </w:rPr>
-              <w:t>0.34 ns</w:t>
+              <w:t xml:space="preserve">0.34 ns</w:t>
             </w:r>
           </w:p>
         </w:tc>
@@ -16985,7 +18636,7 @@
                 <w:sz w:val="18"/>
                 <w:szCs w:val="18"/>
               </w:rPr>
-              <w:t>0.32 ns (SCAN_CLK)</w:t>
+              <w:t xml:space="preserve">0.32 ns (SCAN_CLK)</w:t>
             </w:r>
           </w:p>
         </w:tc>
@@ -17016,7 +18667,7 @@
                 <w:sz w:val="18"/>
                 <w:szCs w:val="18"/>
               </w:rPr>
-              <w:t>MET</w:t>
+              <w:t xml:space="preserve">MET</w:t>
             </w:r>
           </w:p>
         </w:tc>
@@ -17040,7 +18691,75 @@
           <w:sz w:val="19"/>
           <w:szCs w:val="19"/>
         </w:rPr>
-        <w:t>Table 14: Effect of scan insertion. Sequential area grows because scan flip-flops include the input mux; combinational area shrinks as the original muxing is absorbed.</w:t>
+        <w:t>Table 15: Effect of scan insertion. Sequential area grows because scan flip-flops include the input mux; combinational area shrinks as the original muxing is absorbed.</w:t>
+      </w:r>
+    </w:p>
+    <w:p xmlns:a="http://schemas.openxmlformats.org/drawingml/2006/main" xmlns:pic="http://schemas.openxmlformats.org/drawingml/2006/picture">
+      <w:pPr>
+        <w:keepNext/>
+        <w:spacing w:before="120"/>
+        <w:jc w:val="center"/>
+      </w:pPr>
+      <w:r>
+        <w:rPr>
+          <w:noProof/>
+        </w:rPr>
+        <w:drawing>
+          <wp:inline distT="0" distB="0" distL="0" distR="0">
+            <wp:extent cx="5486400" cy="2643447"/>
+            <wp:effectExtent l="0" t="0" r="0" b="0"/>
+            <wp:docPr id="912" name="Area and power before and after DFT" descr="Area and power before and after DFT"/>
+            <wp:cNvGraphicFramePr>
+              <a:graphicFrameLocks noChangeAspect="1"/>
+            </wp:cNvGraphicFramePr>
+            <a:graphic>
+              <a:graphicData uri="http://schemas.openxmlformats.org/drawingml/2006/picture">
+                <pic:pic>
+                  <pic:nvPicPr>
+                    <pic:cNvPr id="912" name="Area and power before and after DFT"/>
+                    <pic:cNvPicPr/>
+                  </pic:nvPicPr>
+                  <pic:blipFill>
+                    <a:blip r:embed="rId46"/>
+                    <a:stretch>
+                      <a:fillRect/>
+                    </a:stretch>
+                  </pic:blipFill>
+                  <pic:spPr>
+                    <a:xfrm>
+                      <a:off x="0" y="0"/>
+                      <a:ext cx="5486400" cy="2643447"/>
+                    </a:xfrm>
+                    <a:prstGeom prst="rect">
+                      <a:avLst/>
+                    </a:prstGeom>
+                    <a:ln w="6350">
+                      <a:solidFill>
+                        <a:srgbClr val="BFBFBF"/>
+                      </a:solidFill>
+                    </a:ln>
+                  </pic:spPr>
+                </pic:pic>
+              </a:graphicData>
+            </a:graphic>
+          </wp:inline>
+        </w:drawing>
+      </w:r>
+    </w:p>
+    <w:p>
+      <w:pPr>
+        <w:spacing w:before="100" w:after="280"/>
+        <w:jc w:val="center"/>
+      </w:pPr>
+      <w:r>
+        <w:rPr>
+          <w:i/>
+          <w:iCs/>
+          <w:color w:val="808080"/>
+          <w:sz w:val="19"/>
+          <w:szCs w:val="19"/>
+        </w:rPr>
+        <w:t xml:space="preserve">Figure 20: Area and power, post-synthesis vs post-DFT.</w:t>
       </w:r>
     </w:p>
     <w:p>
@@ -17069,6 +18788,210 @@
           <w:szCs w:val="20"/>
         </w:rPr>
         <w:t xml:space="preserve"> is defined at 20 ns alongside the functional clocks; all setup and hold checks in the DFT netlist are met.</w:t>
+      </w:r>
+    </w:p>
+    <w:p>
+      <w:pPr>
+        <w:spacing w:after="160"/>
+      </w:pPr>
+      <w:r>
+        <w:t xml:space="preserve">After scan insertion most sequential cells are scan flops: 279 </w:t>
+      </w:r>
+      <w:r>
+        <w:rPr>
+          <w:rFonts w:ascii="Consolas" w:hAnsi="Consolas" w:cs="Consolas"/>
+          <w:color w:val="1F3864"/>
+          <w:sz w:val="19"/>
+          <w:szCs w:val="19"/>
+        </w:rPr>
+        <w:t xml:space="preserve">SDFFRQX1M</w:t>
+      </w:r>
+      <w:r>
+        <w:t xml:space="preserve">, 64 </w:t>
+      </w:r>
+      <w:r>
+        <w:rPr>
+          <w:rFonts w:ascii="Consolas" w:hAnsi="Consolas" w:cs="Consolas"/>
+          <w:color w:val="1F3864"/>
+          <w:sz w:val="19"/>
+          <w:szCs w:val="19"/>
+        </w:rPr>
+        <w:t xml:space="preserve">SDFFQX1M</w:t>
+      </w:r>
+      <w:r>
+        <w:t xml:space="preserve">, 4 </w:t>
+      </w:r>
+      <w:r>
+        <w:rPr>
+          <w:rFonts w:ascii="Consolas" w:hAnsi="Consolas" w:cs="Consolas"/>
+          <w:color w:val="1F3864"/>
+          <w:sz w:val="19"/>
+          <w:szCs w:val="19"/>
+        </w:rPr>
+        <w:t xml:space="preserve">SDFFRQX2M</w:t>
+      </w:r>
+      <w:r>
+        <w:t xml:space="preserve">, 2 </w:t>
+      </w:r>
+      <w:r>
+        <w:rPr>
+          <w:rFonts w:ascii="Consolas" w:hAnsi="Consolas" w:cs="Consolas"/>
+          <w:color w:val="1F3864"/>
+          <w:sz w:val="19"/>
+          <w:szCs w:val="19"/>
+        </w:rPr>
+        <w:t xml:space="preserve">SDFFSQX2M</w:t>
+      </w:r>
+      <w:r>
+        <w:t xml:space="preserve"> and 1 </w:t>
+      </w:r>
+      <w:r>
+        <w:rPr>
+          <w:rFonts w:ascii="Consolas" w:hAnsi="Consolas" w:cs="Consolas"/>
+          <w:color w:val="1F3864"/>
+          <w:sz w:val="19"/>
+          <w:szCs w:val="19"/>
+        </w:rPr>
+        <w:t xml:space="preserve">SDFFSQX1M</w:t>
+      </w:r>
+      <w:r>
+        <w:t xml:space="preserve">. 10 </w:t>
+      </w:r>
+      <w:r>
+        <w:rPr>
+          <w:rFonts w:ascii="Consolas" w:hAnsi="Consolas" w:cs="Consolas"/>
+          <w:color w:val="1F3864"/>
+          <w:sz w:val="19"/>
+          <w:szCs w:val="19"/>
+        </w:rPr>
+        <w:t xml:space="preserve">DFFRQX1M</w:t>
+      </w:r>
+      <w:r>
+        <w:t xml:space="preserve"> and 1 </w:t>
+      </w:r>
+      <w:r>
+        <w:rPr>
+          <w:rFonts w:ascii="Consolas" w:hAnsi="Consolas" w:cs="Consolas"/>
+          <w:color w:val="1F3864"/>
+          <w:sz w:val="19"/>
+          <w:szCs w:val="19"/>
+        </w:rPr>
+        <w:t xml:space="preserve">DFFRQX2M</w:t>
+      </w:r>
+      <w:r>
+        <w:t xml:space="preserve"> remain plain flops, and the clock-gate latch becomes a </w:t>
+      </w:r>
+      <w:r>
+        <w:rPr>
+          <w:rFonts w:ascii="Consolas" w:hAnsi="Consolas" w:cs="Consolas"/>
+          <w:color w:val="1F3864"/>
+          <w:sz w:val="19"/>
+          <w:szCs w:val="19"/>
+        </w:rPr>
+        <w:t xml:space="preserve">TLATNX1M</w:t>
+      </w:r>
+      <w:r>
+        <w:t xml:space="preserve"> cell (Figure 21).</w:t>
+      </w:r>
+    </w:p>
+    <w:p xmlns:a="http://schemas.openxmlformats.org/drawingml/2006/main" xmlns:pic="http://schemas.openxmlformats.org/drawingml/2006/picture">
+      <w:pPr>
+        <w:keepNext/>
+        <w:spacing w:before="120"/>
+        <w:jc w:val="center"/>
+      </w:pPr>
+      <w:r>
+        <w:rPr>
+          <w:noProof/>
+        </w:rPr>
+        <w:drawing>
+          <wp:inline distT="0" distB="0" distL="0" distR="0">
+            <wp:extent cx="5303520" cy="2145698"/>
+            <wp:effectExtent l="0" t="0" r="0" b="0"/>
+            <wp:docPr id="913" name="Sequential cell mix" descr="Sequential cell mix"/>
+            <wp:cNvGraphicFramePr>
+              <a:graphicFrameLocks noChangeAspect="1"/>
+            </wp:cNvGraphicFramePr>
+            <a:graphic>
+              <a:graphicData uri="http://schemas.openxmlformats.org/drawingml/2006/picture">
+                <pic:pic>
+                  <pic:nvPicPr>
+                    <pic:cNvPr id="913" name="Sequential cell mix"/>
+                    <pic:cNvPicPr/>
+                  </pic:nvPicPr>
+                  <pic:blipFill>
+                    <a:blip r:embed="rId47"/>
+                    <a:stretch>
+                      <a:fillRect/>
+                    </a:stretch>
+                  </pic:blipFill>
+                  <pic:spPr>
+                    <a:xfrm>
+                      <a:off x="0" y="0"/>
+                      <a:ext cx="5303520" cy="2145698"/>
+                    </a:xfrm>
+                    <a:prstGeom prst="rect">
+                      <a:avLst/>
+                    </a:prstGeom>
+                    <a:ln w="6350">
+                      <a:solidFill>
+                        <a:srgbClr val="BFBFBF"/>
+                      </a:solidFill>
+                    </a:ln>
+                  </pic:spPr>
+                </pic:pic>
+              </a:graphicData>
+            </a:graphic>
+          </wp:inline>
+        </w:drawing>
+      </w:r>
+    </w:p>
+    <w:p>
+      <w:pPr>
+        <w:spacing w:before="100" w:after="280"/>
+        <w:jc w:val="center"/>
+      </w:pPr>
+      <w:r>
+        <w:rPr>
+          <w:i/>
+          <w:iCs/>
+          <w:color w:val="808080"/>
+          <w:sz w:val="19"/>
+          <w:szCs w:val="19"/>
+        </w:rPr>
+        <w:t xml:space="preserve">Figure 21: Sequential cells after scan insertion.</w:t>
+      </w:r>
+    </w:p>
+    <w:p>
+      <w:pPr>
+        <w:spacing w:after="160"/>
+      </w:pPr>
+      <w:r>
+        <w:t xml:space="preserve">The DFT flow was repeated in </w:t>
+      </w:r>
+      <w:r>
+        <w:rPr>
+          <w:rFonts w:ascii="Consolas" w:hAnsi="Consolas" w:cs="Consolas"/>
+          <w:color w:val="1F3864"/>
+          <w:sz w:val="19"/>
+          <w:szCs w:val="19"/>
+        </w:rPr>
+        <w:t xml:space="preserve">System_pnr/DFT</w:t>
+      </w:r>
+      <w:r>
+        <w:t xml:space="preserve"> on </w:t>
+      </w:r>
+      <w:r>
+        <w:rPr>
+          <w:rFonts w:ascii="Consolas" w:hAnsi="Consolas" w:cs="Consolas"/>
+          <w:color w:val="1F3864"/>
+          <w:sz w:val="19"/>
+          <w:szCs w:val="19"/>
+        </w:rPr>
+        <w:t xml:space="preserve">SYS_TOP_dft_pnr.v</w:t>
+      </w:r>
+      <w:r>
+        <w:t xml:space="preserve"> to produce the netlist used for place and route (Section 4.8). That run also builds four chains of 91 / 90 / 90 / 90 cells and reports 16,124 faults with 99.48 % test coverage and 1,834 cells, and it writes the SDC files for the three analysis modes (func, scan, capture).</w:t>
       </w:r>
     </w:p>
     <w:p>
@@ -17540,7 +19463,7 @@
                 <w:sz w:val="17"/>
                 <w:szCs w:val="17"/>
               </w:rPr>
-              <w:t>358</w:t>
+              <w:t xml:space="preserve">365</w:t>
             </w:r>
           </w:p>
         </w:tc>
@@ -17663,7 +19586,7 @@
           <w:sz w:val="19"/>
           <w:szCs w:val="19"/>
         </w:rPr>
-        <w:t>Table 15: Formality results.</w:t>
+        <w:t>Table 16: Formality results.</w:t>
       </w:r>
     </w:p>
     <w:p>
@@ -17671,75 +19594,103 @@
         <w:spacing w:after="160"/>
       </w:pPr>
       <w:r>
-        <w:rPr>
-          <w:sz w:val="20"/>
-          <w:szCs w:val="20"/>
-        </w:rPr>
-        <w:t xml:space="preserve">Both comparisons matched 358 compare points: 3 ports, 354 flip-flops and 1 latch (the clock-gate latch). For the post-DFT run, </w:t>
+        <w:t xml:space="preserve">The post-synthesis comparison matched 358 compare points (3 ports, 354 flip-flops and 1 latch); the post-DFT comparison matched 365 (3 ports, 361 flip-flops and 1 latch). For the post-DFT run </w:t>
       </w:r>
       <w:r>
         <w:rPr>
           <w:rFonts w:ascii="Consolas" w:hAnsi="Consolas" w:cs="Consolas"/>
           <w:color w:val="1F3864"/>
-          <w:sz w:val="20"/>
-          <w:szCs w:val="20"/>
-        </w:rPr>
-        <w:t>test_mode</w:t>
-      </w:r>
-      <w:r>
-        <w:rPr>
-          <w:sz w:val="20"/>
-          <w:szCs w:val="20"/>
-        </w:rPr>
+          <w:sz w:val="19"/>
+          <w:szCs w:val="19"/>
+        </w:rPr>
+        <w:t xml:space="preserve">test_mode</w:t>
+      </w:r>
+      <w:r>
         <w:t xml:space="preserve"> and </w:t>
       </w:r>
       <w:r>
         <w:rPr>
           <w:rFonts w:ascii="Consolas" w:hAnsi="Consolas" w:cs="Consolas"/>
           <w:color w:val="1F3864"/>
-          <w:sz w:val="20"/>
-          <w:szCs w:val="20"/>
-        </w:rPr>
-        <w:t>SE</w:t>
-      </w:r>
-      <w:r>
-        <w:rPr>
-          <w:sz w:val="20"/>
-          <w:szCs w:val="20"/>
-        </w:rPr>
-        <w:t xml:space="preserve"> were set to constant 0 (functional mode) and the scan </w:t>
+          <w:sz w:val="19"/>
+          <w:szCs w:val="19"/>
+        </w:rPr>
+        <w:t xml:space="preserve">SE</w:t>
+      </w:r>
+      <w:r>
+        <w:t xml:space="preserve"> were set to constant 0 (functional mode) and the eight scan ports </w:t>
       </w:r>
       <w:r>
         <w:rPr>
           <w:rFonts w:ascii="Consolas" w:hAnsi="Consolas" w:cs="Consolas"/>
           <w:color w:val="1F3864"/>
-          <w:sz w:val="20"/>
-          <w:szCs w:val="20"/>
-        </w:rPr>
-        <w:t>SI</w:t>
-      </w:r>
-      <w:r>
-        <w:rPr>
-          <w:sz w:val="20"/>
-          <w:szCs w:val="20"/>
-        </w:rPr>
-        <w:t>/</w:t>
+          <w:sz w:val="19"/>
+          <w:szCs w:val="19"/>
+        </w:rPr>
+        <w:t xml:space="preserve">SI[*]</w:t>
+      </w:r>
+      <w:r>
+        <w:t xml:space="preserve"> / </w:t>
       </w:r>
       <w:r>
         <w:rPr>
           <w:rFonts w:ascii="Consolas" w:hAnsi="Consolas" w:cs="Consolas"/>
           <w:color w:val="1F3864"/>
-          <w:sz w:val="20"/>
-          <w:szCs w:val="20"/>
-        </w:rPr>
-        <w:t>SO</w:t>
-      </w:r>
-      <w:r>
-        <w:rPr>
-          <w:sz w:val="20"/>
-          <w:szCs w:val="20"/>
-        </w:rPr>
-        <w:t xml:space="preserve"> ports were excluded from verification, so the scan-inserted netlist is functionally equivalent to the RTL in normal operation. Formality noted that auto-setup mode was used and RTL-interpretation messages occurred when linking the reference design, so results are valid under those settings.</w:t>
+          <w:sz w:val="19"/>
+          <w:szCs w:val="19"/>
+        </w:rPr>
+        <w:t xml:space="preserve">SO[*]</w:t>
+      </w:r>
+      <w:r>
+        <w:t xml:space="preserve"> were excluded with </w:t>
+      </w:r>
+      <w:r>
+        <w:rPr>
+          <w:rFonts w:ascii="Consolas" w:hAnsi="Consolas" w:cs="Consolas"/>
+          <w:color w:val="1F3864"/>
+          <w:sz w:val="19"/>
+          <w:szCs w:val="19"/>
+        </w:rPr>
+        <w:t xml:space="preserve">set_dont_verify_points</w:t>
+      </w:r>
+      <w:r>
+        <w:t xml:space="preserve">, so the scan-inserted netlist is functionally equivalent to the RTL in normal operation. There were 0 unmatched compare points and 6 unmatched unread points on the reference side. Formality noted that auto-setup mode was used and that RTL-interpretation messages occurred when linking the reference design (including an </w:t>
+      </w:r>
+      <w:r>
+        <w:rPr>
+          <w:rFonts w:ascii="Consolas" w:hAnsi="Consolas" w:cs="Consolas"/>
+          <w:color w:val="1F3864"/>
+          <w:sz w:val="19"/>
+          <w:szCs w:val="19"/>
+        </w:rPr>
+        <w:t xml:space="preserve">FMR_ELAB-147</w:t>
+      </w:r>
+      <w:r>
+        <w:t xml:space="preserve"> warning on the </w:t>
+      </w:r>
+      <w:r>
+        <w:rPr>
+          <w:rFonts w:ascii="Consolas" w:hAnsi="Consolas" w:cs="Consolas"/>
+          <w:color w:val="1F3864"/>
+          <w:sz w:val="19"/>
+          <w:szCs w:val="19"/>
+        </w:rPr>
+        <w:t xml:space="preserve">Serializer</w:t>
+      </w:r>
+      <w:r>
+        <w:t xml:space="preserve"> index), so results are valid under those settings. A post-place-and-route comparison has not been run: the </w:t>
+      </w:r>
+      <w:r>
+        <w:rPr>
+          <w:rFonts w:ascii="Consolas" w:hAnsi="Consolas" w:cs="Consolas"/>
+          <w:color w:val="1F3864"/>
+          <w:sz w:val="19"/>
+          <w:szCs w:val="19"/>
+        </w:rPr>
+        <w:t xml:space="preserve">Backend/Formality/post-PnR</w:t>
+      </w:r>
+      <w:r>
+        <w:t xml:space="preserve"> script is still an empty template.</w:t>
       </w:r>
     </w:p>
     <w:p>
@@ -19142,7 +21093,7 @@
           <w:sz w:val="19"/>
           <w:szCs w:val="19"/>
         </w:rPr>
-        <w:t>Table 16: SpyGlass results by goal (reported messages after waivers).</w:t>
+        <w:t>Table 17: SpyGlass results by goal (reported messages after waivers).</w:t>
       </w:r>
     </w:p>
     <w:tbl>
@@ -19863,7 +21814,75 @@
           <w:sz w:val="19"/>
           <w:szCs w:val="19"/>
         </w:rPr>
-        <w:t>Table 17: CDC and reset-integrity summary.</w:t>
+        <w:t>Table 18: CDC and reset-integrity summary.</w:t>
+      </w:r>
+    </w:p>
+    <w:p xmlns:a="http://schemas.openxmlformats.org/drawingml/2006/main" xmlns:pic="http://schemas.openxmlformats.org/drawingml/2006/picture">
+      <w:pPr>
+        <w:keepNext/>
+        <w:spacing w:before="120"/>
+        <w:jc w:val="center"/>
+      </w:pPr>
+      <w:r>
+        <w:rPr>
+          <w:noProof/>
+        </w:rPr>
+        <w:drawing>
+          <wp:inline distT="0" distB="0" distL="0" distR="0">
+            <wp:extent cx="5486400" cy="2184616"/>
+            <wp:effectExtent l="0" t="0" r="0" b="0"/>
+            <wp:docPr id="914" name="CDC crossing classification" descr="CDC crossing classification"/>
+            <wp:cNvGraphicFramePr>
+              <a:graphicFrameLocks noChangeAspect="1"/>
+            </wp:cNvGraphicFramePr>
+            <a:graphic>
+              <a:graphicData uri="http://schemas.openxmlformats.org/drawingml/2006/picture">
+                <pic:pic>
+                  <pic:nvPicPr>
+                    <pic:cNvPr id="914" name="CDC crossing classification"/>
+                    <pic:cNvPicPr/>
+                  </pic:nvPicPr>
+                  <pic:blipFill>
+                    <a:blip r:embed="rId48"/>
+                    <a:stretch>
+                      <a:fillRect/>
+                    </a:stretch>
+                  </pic:blipFill>
+                  <pic:spPr>
+                    <a:xfrm>
+                      <a:off x="0" y="0"/>
+                      <a:ext cx="5486400" cy="2184616"/>
+                    </a:xfrm>
+                    <a:prstGeom prst="rect">
+                      <a:avLst/>
+                    </a:prstGeom>
+                    <a:ln w="6350">
+                      <a:solidFill>
+                        <a:srgbClr val="BFBFBF"/>
+                      </a:solidFill>
+                    </a:ln>
+                  </pic:spPr>
+                </pic:pic>
+              </a:graphicData>
+            </a:graphic>
+          </wp:inline>
+        </w:drawing>
+      </w:r>
+    </w:p>
+    <w:p>
+      <w:pPr>
+        <w:spacing w:before="100" w:after="280"/>
+        <w:jc w:val="center"/>
+      </w:pPr>
+      <w:r>
+        <w:rPr>
+          <w:i/>
+          <w:iCs/>
+          <w:color w:val="808080"/>
+          <w:sz w:val="19"/>
+          <w:szCs w:val="19"/>
+        </w:rPr>
+        <w:t xml:space="preserve">Figure 22: Clock-domain crossings between REF_CLK and UART_CLK, classified by SpyGlass.</w:t>
       </w:r>
     </w:p>
     <w:p>
@@ -20471,7 +22490,3776 @@
           <w:sz w:val="19"/>
           <w:szCs w:val="19"/>
         </w:rPr>
-        <w:t>Table 18: Waived CDC/clock-reset messages.</w:t>
+        <w:t>Table 19: Waived CDC/clock-reset messages.</w:t>
+      </w:r>
+    </w:p>
+    <w:p>
+      <w:pPr>
+        <w:pStyle w:val="Heading2"/>
+        <w:keepNext/>
+        <w:pBdr>
+          <w:left w:val="single" w:sz="16" w:space="10" w:color="2E8B8B"/>
+        </w:pBdr>
+        <w:spacing w:before="280" w:after="140"/>
+        <w:ind w:left="40"/>
+      </w:pPr>
+      <w:r>
+        <w:rPr>
+          <w:b/>
+          <w:bCs/>
+          <w:color w:val="1F3864"/>
+          <w:sz w:val="23"/>
+          <w:szCs w:val="23"/>
+        </w:rPr>
+        <w:t>4.8 Place and Route (Cadence First Encounter)</w:t>
+      </w:r>
+    </w:p>
+    <w:p>
+      <w:pPr>
+        <w:spacing w:after="160"/>
+      </w:pPr>
+      <w:r>
+        <w:t xml:space="preserve">The scan-inserted netlist from the second DFT run (</w:t>
+      </w:r>
+      <w:r>
+        <w:rPr>
+          <w:rFonts w:ascii="Consolas" w:hAnsi="Consolas" w:cs="Consolas"/>
+          <w:color w:val="1F3864"/>
+          <w:sz w:val="19"/>
+          <w:szCs w:val="19"/>
+        </w:rPr>
+        <w:t xml:space="preserve">SYS_TOP_dft_pnr.v</w:t>
+      </w:r>
+      <w:r>
+        <w:t xml:space="preserve">) and its SDC files were implemented in Cadence First Encounter 08.10-p004_1 with the TSMC 0.13 µm library (</w:t>
+      </w:r>
+      <w:r>
+        <w:rPr>
+          <w:rFonts w:ascii="Consolas" w:hAnsi="Consolas" w:cs="Consolas"/>
+          <w:color w:val="1F3864"/>
+          <w:sz w:val="19"/>
+          <w:szCs w:val="19"/>
+        </w:rPr>
+        <w:t xml:space="preserve">scmetro_tsmc_cl013g_rvt</w:t>
+      </w:r>
+      <w:r>
+        <w:t xml:space="preserve">, 7-metal technology LEF). The flow is split into one Tcl script per step (Figure 23).</w:t>
+      </w:r>
+    </w:p>
+    <w:p xmlns:a="http://schemas.openxmlformats.org/drawingml/2006/main" xmlns:pic="http://schemas.openxmlformats.org/drawingml/2006/picture">
+      <w:pPr>
+        <w:keepNext/>
+        <w:spacing w:before="60" w:after="0"/>
+        <w:jc w:val="center"/>
+      </w:pPr>
+      <w:r>
+        <w:rPr>
+          <w:noProof/>
+        </w:rPr>
+        <w:drawing>
+          <wp:inline distT="0" distB="0" distL="0" distR="0">
+            <wp:extent cx="5669280" cy="2292839"/>
+            <wp:effectExtent l="0" t="0" r="0" b="0"/>
+            <wp:docPr id="915" name="Place and route steps 1 to 4" descr="Place and route steps 1 to 4"/>
+            <wp:cNvGraphicFramePr>
+              <a:graphicFrameLocks noChangeAspect="1"/>
+            </wp:cNvGraphicFramePr>
+            <a:graphic>
+              <a:graphicData uri="http://schemas.openxmlformats.org/drawingml/2006/picture">
+                <pic:pic>
+                  <pic:nvPicPr>
+                    <pic:cNvPr id="915" name="Place and route steps 1 to 4"/>
+                    <pic:cNvPicPr/>
+                  </pic:nvPicPr>
+                  <pic:blipFill>
+                    <a:blip r:embed="rId49"/>
+                    <a:stretch>
+                      <a:fillRect/>
+                    </a:stretch>
+                  </pic:blipFill>
+                  <pic:spPr>
+                    <a:xfrm>
+                      <a:off x="0" y="0"/>
+                      <a:ext cx="5669280" cy="2292839"/>
+                    </a:xfrm>
+                    <a:prstGeom prst="rect">
+                      <a:avLst/>
+                    </a:prstGeom>
+                    <a:ln w="6350">
+                      <a:solidFill>
+                        <a:srgbClr val="BFBFBF"/>
+                      </a:solidFill>
+                    </a:ln>
+                  </pic:spPr>
+                </pic:pic>
+              </a:graphicData>
+            </a:graphic>
+          </wp:inline>
+        </w:drawing>
+      </w:r>
+    </w:p>
+    <w:p xmlns:a="http://schemas.openxmlformats.org/drawingml/2006/main" xmlns:pic="http://schemas.openxmlformats.org/drawingml/2006/picture">
+      <w:pPr>
+        <w:keepNext/>
+        <w:spacing w:before="60" w:after="0"/>
+        <w:jc w:val="center"/>
+      </w:pPr>
+      <w:r>
+        <w:rPr>
+          <w:noProof/>
+        </w:rPr>
+        <w:drawing>
+          <wp:inline distT="0" distB="0" distL="0" distR="0">
+            <wp:extent cx="4206240" cy="1869440"/>
+            <wp:effectExtent l="0" t="0" r="0" b="0"/>
+            <wp:docPr id="916" name="Place and route steps 5 to 7" descr="Place and route steps 5 to 7"/>
+            <wp:cNvGraphicFramePr>
+              <a:graphicFrameLocks noChangeAspect="1"/>
+            </wp:cNvGraphicFramePr>
+            <a:graphic>
+              <a:graphicData uri="http://schemas.openxmlformats.org/drawingml/2006/picture">
+                <pic:pic>
+                  <pic:nvPicPr>
+                    <pic:cNvPr id="916" name="Place and route steps 5 to 7"/>
+                    <pic:cNvPicPr/>
+                  </pic:nvPicPr>
+                  <pic:blipFill>
+                    <a:blip r:embed="rId50"/>
+                    <a:stretch>
+                      <a:fillRect/>
+                    </a:stretch>
+                  </pic:blipFill>
+                  <pic:spPr>
+                    <a:xfrm>
+                      <a:off x="0" y="0"/>
+                      <a:ext cx="4206240" cy="1869440"/>
+                    </a:xfrm>
+                    <a:prstGeom prst="rect">
+                      <a:avLst/>
+                    </a:prstGeom>
+                    <a:ln w="6350">
+                      <a:solidFill>
+                        <a:srgbClr val="BFBFBF"/>
+                      </a:solidFill>
+                    </a:ln>
+                  </pic:spPr>
+                </pic:pic>
+              </a:graphicData>
+            </a:graphic>
+          </wp:inline>
+        </w:drawing>
+      </w:r>
+    </w:p>
+    <w:p>
+      <w:pPr>
+        <w:spacing w:before="100" w:after="280"/>
+        <w:jc w:val="center"/>
+      </w:pPr>
+      <w:r>
+        <w:rPr>
+          <w:i/>
+          <w:iCs/>
+          <w:color w:val="808080"/>
+          <w:sz w:val="19"/>
+          <w:szCs w:val="19"/>
+        </w:rPr>
+        <w:t xml:space="preserve">Figure 23: Place-and-route steps (steps 1–4 above, steps 5–7 below) with the result of each step; the sign-off results are in Table 23.</w:t>
+      </w:r>
+    </w:p>
+    <w:p>
+      <w:pPr>
+        <w:keepNext/>
+        <w:spacing w:before="200" w:after="80"/>
+      </w:pPr>
+      <w:r>
+        <w:rPr>
+          <w:b/>
+          <w:bCs/>
+          <w:color w:val="2E8B8B"/>
+          <w:sz w:val="23"/>
+          <w:szCs w:val="23"/>
+        </w:rPr>
+        <w:t>Setup</w:t>
+      </w:r>
+    </w:p>
+    <w:tbl>
+      <w:tblPr>
+        <w:tblW w:w="9026" w:type="dxa"/>
+        <w:tblLayout w:type="fixed"/>
+        <w:tblCellMar>
+          <w:left w:w="10" w:type="dxa"/>
+          <w:right w:w="10" w:type="dxa"/>
+        </w:tblCellMar>
+        <w:tblLook w:val="04A0" w:firstRow="1" w:lastRow="0" w:firstColumn="1" w:lastColumn="0" w:noHBand="0" w:noVBand="1"/>
+      </w:tblPr>
+      <w:tblGrid>
+        <w:gridCol w:w="2300"/>
+        <w:gridCol w:w="6726"/>
+      </w:tblGrid>
+      <w:tr>
+        <w:trPr>
+          <w:cantSplit/>
+          <w:tblHeader/>
+        </w:trPr>
+        <w:tc>
+          <w:tcPr>
+            <w:tcW w:w="2300" w:type="dxa"/>
+            <w:tcBorders>
+              <w:top w:val="single" w:sz="4" w:space="0" w:color="BFBFBF"/>
+              <w:left w:val="single" w:sz="4" w:space="0" w:color="BFBFBF"/>
+              <w:bottom w:val="single" w:sz="4" w:space="0" w:color="BFBFBF"/>
+              <w:right w:val="single" w:sz="4" w:space="0" w:color="BFBFBF"/>
+            </w:tcBorders>
+            <w:shd w:val="clear" w:color="auto" w:fill="1F3864"/>
+            <w:tcMar>
+              <w:top w:w="70" w:type="dxa"/>
+              <w:left w:w="100" w:type="dxa"/>
+              <w:bottom w:w="70" w:type="dxa"/>
+              <w:right w:w="100" w:type="dxa"/>
+            </w:tcMar>
+            <w:vAlign w:val="center"/>
+          </w:tcPr>
+          <w:p>
+            <w:pPr>
+              <w:keepNext/>
+            </w:pPr>
+            <w:r>
+              <w:rPr>
+                <w:b/>
+                <w:bCs/>
+                <w:color w:val="FFFFFF"/>
+                <w:sz w:val="18"/>
+                <w:szCs w:val="18"/>
+              </w:rPr>
+              <w:t xml:space="preserve">Item</w:t>
+            </w:r>
+          </w:p>
+        </w:tc>
+        <w:tc>
+          <w:tcPr>
+            <w:tcW w:w="6726" w:type="dxa"/>
+            <w:tcBorders>
+              <w:top w:val="single" w:sz="4" w:space="0" w:color="BFBFBF"/>
+              <w:left w:val="single" w:sz="4" w:space="0" w:color="BFBFBF"/>
+              <w:bottom w:val="single" w:sz="4" w:space="0" w:color="BFBFBF"/>
+              <w:right w:val="single" w:sz="4" w:space="0" w:color="BFBFBF"/>
+            </w:tcBorders>
+            <w:shd w:val="clear" w:color="auto" w:fill="1F3864"/>
+            <w:tcMar>
+              <w:top w:w="70" w:type="dxa"/>
+              <w:left w:w="100" w:type="dxa"/>
+              <w:bottom w:w="70" w:type="dxa"/>
+              <w:right w:w="100" w:type="dxa"/>
+            </w:tcMar>
+            <w:vAlign w:val="center"/>
+          </w:tcPr>
+          <w:p>
+            <w:pPr>
+              <w:keepNext/>
+            </w:pPr>
+            <w:r>
+              <w:rPr>
+                <w:b/>
+                <w:bCs/>
+                <w:color w:val="FFFFFF"/>
+                <w:sz w:val="18"/>
+                <w:szCs w:val="18"/>
+              </w:rPr>
+              <w:t xml:space="preserve">Value</w:t>
+            </w:r>
+          </w:p>
+        </w:tc>
+      </w:tr>
+      <w:tr>
+        <w:trPr>
+          <w:cantSplit/>
+        </w:trPr>
+        <w:tc>
+          <w:tcPr>
+            <w:tcW w:w="2300" w:type="dxa"/>
+            <w:tcBorders>
+              <w:top w:val="single" w:sz="4" w:space="0" w:color="BFBFBF"/>
+              <w:left w:val="single" w:sz="4" w:space="0" w:color="BFBFBF"/>
+              <w:bottom w:val="single" w:sz="4" w:space="0" w:color="BFBFBF"/>
+              <w:right w:val="single" w:sz="4" w:space="0" w:color="BFBFBF"/>
+            </w:tcBorders>
+            <w:tcMar>
+              <w:top w:w="70" w:type="dxa"/>
+              <w:left w:w="100" w:type="dxa"/>
+              <w:bottom w:w="70" w:type="dxa"/>
+              <w:right w:w="100" w:type="dxa"/>
+            </w:tcMar>
+            <w:vAlign w:val="center"/>
+          </w:tcPr>
+          <w:p>
+            <w:pPr>
+              <w:keepNext/>
+            </w:pPr>
+            <w:r>
+              <w:rPr>
+                <w:b/>
+                <w:bCs/>
+                <w:sz w:val="18"/>
+                <w:szCs w:val="18"/>
+              </w:rPr>
+              <w:t xml:space="preserve">Analysis modes</w:t>
+            </w:r>
+          </w:p>
+        </w:tc>
+        <w:tc>
+          <w:tcPr>
+            <w:tcW w:w="6726" w:type="dxa"/>
+            <w:tcBorders>
+              <w:top w:val="single" w:sz="4" w:space="0" w:color="BFBFBF"/>
+              <w:left w:val="single" w:sz="4" w:space="0" w:color="BFBFBF"/>
+              <w:bottom w:val="single" w:sz="4" w:space="0" w:color="BFBFBF"/>
+              <w:right w:val="single" w:sz="4" w:space="0" w:color="BFBFBF"/>
+            </w:tcBorders>
+            <w:tcMar>
+              <w:top w:w="70" w:type="dxa"/>
+              <w:left w:w="100" w:type="dxa"/>
+              <w:bottom w:w="70" w:type="dxa"/>
+              <w:right w:w="100" w:type="dxa"/>
+            </w:tcMar>
+            <w:vAlign w:val="center"/>
+          </w:tcPr>
+          <w:p>
+            <w:pPr>
+              <w:keepNext/>
+            </w:pPr>
+            <w:r>
+              <w:rPr>
+                <w:rFonts w:ascii="Consolas" w:hAnsi="Consolas" w:cs="Consolas"/>
+                <w:color w:val="1F3864"/>
+                <w:sz w:val="17"/>
+                <w:szCs w:val="17"/>
+              </w:rPr>
+              <w:t xml:space="preserve">func_mode</w:t>
+            </w:r>
+            <w:r>
+              <w:rPr>
+                <w:sz w:val="18"/>
+                <w:szCs w:val="18"/>
+              </w:rPr>
+              <w:t xml:space="preserve"> (</w:t>
+            </w:r>
+            <w:r>
+              <w:rPr>
+                <w:rFonts w:ascii="Consolas" w:hAnsi="Consolas" w:cs="Consolas"/>
+                <w:color w:val="1F3864"/>
+                <w:sz w:val="17"/>
+                <w:szCs w:val="17"/>
+              </w:rPr>
+              <w:t xml:space="preserve">test_mode</w:t>
+            </w:r>
+            <w:r>
+              <w:rPr>
+                <w:sz w:val="18"/>
+                <w:szCs w:val="18"/>
+              </w:rPr>
+              <w:t xml:space="preserve"> = 0, </w:t>
+            </w:r>
+            <w:r>
+              <w:rPr>
+                <w:rFonts w:ascii="Consolas" w:hAnsi="Consolas" w:cs="Consolas"/>
+                <w:color w:val="1F3864"/>
+                <w:sz w:val="17"/>
+                <w:szCs w:val="17"/>
+              </w:rPr>
+              <w:t xml:space="preserve">SE</w:t>
+            </w:r>
+            <w:r>
+              <w:rPr>
+                <w:sz w:val="18"/>
+                <w:szCs w:val="18"/>
+              </w:rPr>
+              <w:t xml:space="preserve"> = 0), </w:t>
+            </w:r>
+            <w:r>
+              <w:rPr>
+                <w:rFonts w:ascii="Consolas" w:hAnsi="Consolas" w:cs="Consolas"/>
+                <w:color w:val="1F3864"/>
+                <w:sz w:val="17"/>
+                <w:szCs w:val="17"/>
+              </w:rPr>
+              <w:t xml:space="preserve">scan_mode</w:t>
+            </w:r>
+            <w:r>
+              <w:rPr>
+                <w:sz w:val="18"/>
+                <w:szCs w:val="18"/>
+              </w:rPr>
+              <w:t xml:space="preserve"> (</w:t>
+            </w:r>
+            <w:r>
+              <w:rPr>
+                <w:rFonts w:ascii="Consolas" w:hAnsi="Consolas" w:cs="Consolas"/>
+                <w:color w:val="1F3864"/>
+                <w:sz w:val="17"/>
+                <w:szCs w:val="17"/>
+              </w:rPr>
+              <w:t xml:space="preserve">test_mode</w:t>
+            </w:r>
+            <w:r>
+              <w:rPr>
+                <w:sz w:val="18"/>
+                <w:szCs w:val="18"/>
+              </w:rPr>
+              <w:t xml:space="preserve"> = 1, </w:t>
+            </w:r>
+            <w:r>
+              <w:rPr>
+                <w:rFonts w:ascii="Consolas" w:hAnsi="Consolas" w:cs="Consolas"/>
+                <w:color w:val="1F3864"/>
+                <w:sz w:val="17"/>
+                <w:szCs w:val="17"/>
+              </w:rPr>
+              <w:t xml:space="preserve">SE</w:t>
+            </w:r>
+            <w:r>
+              <w:rPr>
+                <w:sz w:val="18"/>
+                <w:szCs w:val="18"/>
+              </w:rPr>
+              <w:t xml:space="preserve"> = 1), </w:t>
+            </w:r>
+            <w:r>
+              <w:rPr>
+                <w:rFonts w:ascii="Consolas" w:hAnsi="Consolas" w:cs="Consolas"/>
+                <w:color w:val="1F3864"/>
+                <w:sz w:val="17"/>
+                <w:szCs w:val="17"/>
+              </w:rPr>
+              <w:t xml:space="preserve">capture_mode</w:t>
+            </w:r>
+            <w:r>
+              <w:rPr>
+                <w:sz w:val="18"/>
+                <w:szCs w:val="18"/>
+              </w:rPr>
+              <w:t xml:space="preserve"> (</w:t>
+            </w:r>
+            <w:r>
+              <w:rPr>
+                <w:rFonts w:ascii="Consolas" w:hAnsi="Consolas" w:cs="Consolas"/>
+                <w:color w:val="1F3864"/>
+                <w:sz w:val="17"/>
+                <w:szCs w:val="17"/>
+              </w:rPr>
+              <w:t xml:space="preserve">test_mode</w:t>
+            </w:r>
+            <w:r>
+              <w:rPr>
+                <w:sz w:val="18"/>
+                <w:szCs w:val="18"/>
+              </w:rPr>
+              <w:t xml:space="preserve"> = 1, </w:t>
+            </w:r>
+            <w:r>
+              <w:rPr>
+                <w:rFonts w:ascii="Consolas" w:hAnsi="Consolas" w:cs="Consolas"/>
+                <w:color w:val="1F3864"/>
+                <w:sz w:val="17"/>
+                <w:szCs w:val="17"/>
+              </w:rPr>
+              <w:t xml:space="preserve">SE</w:t>
+            </w:r>
+            <w:r>
+              <w:rPr>
+                <w:sz w:val="18"/>
+                <w:szCs w:val="18"/>
+              </w:rPr>
+              <w:t xml:space="preserve"> = 0)</w:t>
+            </w:r>
+          </w:p>
+        </w:tc>
+      </w:tr>
+      <w:tr>
+        <w:trPr>
+          <w:cantSplit/>
+        </w:trPr>
+        <w:tc>
+          <w:tcPr>
+            <w:tcW w:w="2300" w:type="dxa"/>
+            <w:tcBorders>
+              <w:top w:val="single" w:sz="4" w:space="0" w:color="BFBFBF"/>
+              <w:left w:val="single" w:sz="4" w:space="0" w:color="BFBFBF"/>
+              <w:bottom w:val="single" w:sz="4" w:space="0" w:color="BFBFBF"/>
+              <w:right w:val="single" w:sz="4" w:space="0" w:color="BFBFBF"/>
+            </w:tcBorders>
+            <w:shd w:val="clear" w:color="auto" w:fill="F2F2F2"/>
+            <w:tcMar>
+              <w:top w:w="70" w:type="dxa"/>
+              <w:left w:w="100" w:type="dxa"/>
+              <w:bottom w:w="70" w:type="dxa"/>
+              <w:right w:w="100" w:type="dxa"/>
+            </w:tcMar>
+            <w:vAlign w:val="center"/>
+          </w:tcPr>
+          <w:p>
+            <w:pPr>
+              <w:keepNext/>
+            </w:pPr>
+            <w:r>
+              <w:rPr>
+                <w:b/>
+                <w:bCs/>
+                <w:sz w:val="18"/>
+                <w:szCs w:val="18"/>
+              </w:rPr>
+              <w:t xml:space="preserve">Corners</w:t>
+            </w:r>
+          </w:p>
+        </w:tc>
+        <w:tc>
+          <w:tcPr>
+            <w:tcW w:w="6726" w:type="dxa"/>
+            <w:tcBorders>
+              <w:top w:val="single" w:sz="4" w:space="0" w:color="BFBFBF"/>
+              <w:left w:val="single" w:sz="4" w:space="0" w:color="BFBFBF"/>
+              <w:bottom w:val="single" w:sz="4" w:space="0" w:color="BFBFBF"/>
+              <w:right w:val="single" w:sz="4" w:space="0" w:color="BFBFBF"/>
+            </w:tcBorders>
+            <w:shd w:val="clear" w:color="auto" w:fill="F2F2F2"/>
+            <w:tcMar>
+              <w:top w:w="70" w:type="dxa"/>
+              <w:left w:w="100" w:type="dxa"/>
+              <w:bottom w:w="70" w:type="dxa"/>
+              <w:right w:w="100" w:type="dxa"/>
+            </w:tcMar>
+            <w:vAlign w:val="center"/>
+          </w:tcPr>
+          <w:p>
+            <w:pPr>
+              <w:keepNext/>
+            </w:pPr>
+            <w:r>
+              <w:rPr>
+                <w:sz w:val="18"/>
+                <w:szCs w:val="18"/>
+              </w:rPr>
+              <w:t xml:space="preserve">max = ss 1.08 V 125 °C, min = ff 1.32 V −40 °C; one RC corner (</w:t>
+            </w:r>
+            <w:r>
+              <w:rPr>
+                <w:rFonts w:ascii="Consolas" w:hAnsi="Consolas" w:cs="Consolas"/>
+                <w:color w:val="1F3864"/>
+                <w:sz w:val="17"/>
+                <w:szCs w:val="17"/>
+              </w:rPr>
+              <w:t xml:space="preserve">tsmc13fsg.capTbl</w:t>
+            </w:r>
+            <w:r>
+              <w:rPr>
+                <w:sz w:val="18"/>
+                <w:szCs w:val="18"/>
+              </w:rPr>
+              <w:t xml:space="preserve">)</w:t>
+            </w:r>
+          </w:p>
+        </w:tc>
+      </w:tr>
+      <w:tr>
+        <w:trPr>
+          <w:cantSplit/>
+        </w:trPr>
+        <w:tc>
+          <w:tcPr>
+            <w:tcW w:w="2300" w:type="dxa"/>
+            <w:tcBorders>
+              <w:top w:val="single" w:sz="4" w:space="0" w:color="BFBFBF"/>
+              <w:left w:val="single" w:sz="4" w:space="0" w:color="BFBFBF"/>
+              <w:bottom w:val="single" w:sz="4" w:space="0" w:color="BFBFBF"/>
+              <w:right w:val="single" w:sz="4" w:space="0" w:color="BFBFBF"/>
+            </w:tcBorders>
+            <w:tcMar>
+              <w:top w:w="70" w:type="dxa"/>
+              <w:left w:w="100" w:type="dxa"/>
+              <w:bottom w:w="70" w:type="dxa"/>
+              <w:right w:w="100" w:type="dxa"/>
+            </w:tcMar>
+            <w:vAlign w:val="center"/>
+          </w:tcPr>
+          <w:p>
+            <w:pPr>
+              <w:keepNext/>
+            </w:pPr>
+            <w:r>
+              <w:rPr>
+                <w:b/>
+                <w:bCs/>
+                <w:sz w:val="18"/>
+                <w:szCs w:val="18"/>
+              </w:rPr>
+              <w:t xml:space="preserve">Analysis views</w:t>
+            </w:r>
+          </w:p>
+        </w:tc>
+        <w:tc>
+          <w:tcPr>
+            <w:tcW w:w="6726" w:type="dxa"/>
+            <w:tcBorders>
+              <w:top w:val="single" w:sz="4" w:space="0" w:color="BFBFBF"/>
+              <w:left w:val="single" w:sz="4" w:space="0" w:color="BFBFBF"/>
+              <w:bottom w:val="single" w:sz="4" w:space="0" w:color="BFBFBF"/>
+              <w:right w:val="single" w:sz="4" w:space="0" w:color="BFBFBF"/>
+            </w:tcBorders>
+            <w:tcMar>
+              <w:top w:w="70" w:type="dxa"/>
+              <w:left w:w="100" w:type="dxa"/>
+              <w:bottom w:w="70" w:type="dxa"/>
+              <w:right w:w="100" w:type="dxa"/>
+            </w:tcMar>
+            <w:vAlign w:val="center"/>
+          </w:tcPr>
+          <w:p>
+            <w:pPr>
+              <w:keepNext/>
+            </w:pPr>
+            <w:r>
+              <w:rPr>
+                <w:sz w:val="18"/>
+                <w:szCs w:val="18"/>
+              </w:rPr>
+              <w:t xml:space="preserve">setup and hold for each of the three modes (6 views)</w:t>
+            </w:r>
+          </w:p>
+        </w:tc>
+      </w:tr>
+      <w:tr>
+        <w:trPr>
+          <w:cantSplit/>
+        </w:trPr>
+        <w:tc>
+          <w:tcPr>
+            <w:tcW w:w="2300" w:type="dxa"/>
+            <w:tcBorders>
+              <w:top w:val="single" w:sz="4" w:space="0" w:color="BFBFBF"/>
+              <w:left w:val="single" w:sz="4" w:space="0" w:color="BFBFBF"/>
+              <w:bottom w:val="single" w:sz="4" w:space="0" w:color="BFBFBF"/>
+              <w:right w:val="single" w:sz="4" w:space="0" w:color="BFBFBF"/>
+            </w:tcBorders>
+            <w:shd w:val="clear" w:color="auto" w:fill="F2F2F2"/>
+            <w:tcMar>
+              <w:top w:w="70" w:type="dxa"/>
+              <w:left w:w="100" w:type="dxa"/>
+              <w:bottom w:w="70" w:type="dxa"/>
+              <w:right w:w="100" w:type="dxa"/>
+            </w:tcMar>
+            <w:vAlign w:val="center"/>
+          </w:tcPr>
+          <w:p>
+            <w:pPr>
+              <w:keepNext/>
+            </w:pPr>
+            <w:r>
+              <w:rPr>
+                <w:b/>
+                <w:bCs/>
+                <w:sz w:val="18"/>
+                <w:szCs w:val="18"/>
+              </w:rPr>
+              <w:t xml:space="preserve">Die size</w:t>
+            </w:r>
+          </w:p>
+        </w:tc>
+        <w:tc>
+          <w:tcPr>
+            <w:tcW w:w="6726" w:type="dxa"/>
+            <w:tcBorders>
+              <w:top w:val="single" w:sz="4" w:space="0" w:color="BFBFBF"/>
+              <w:left w:val="single" w:sz="4" w:space="0" w:color="BFBFBF"/>
+              <w:bottom w:val="single" w:sz="4" w:space="0" w:color="BFBFBF"/>
+              <w:right w:val="single" w:sz="4" w:space="0" w:color="BFBFBF"/>
+            </w:tcBorders>
+            <w:shd w:val="clear" w:color="auto" w:fill="F2F2F2"/>
+            <w:tcMar>
+              <w:top w:w="70" w:type="dxa"/>
+              <w:left w:w="100" w:type="dxa"/>
+              <w:bottom w:w="70" w:type="dxa"/>
+              <w:right w:w="100" w:type="dxa"/>
+            </w:tcMar>
+            <w:vAlign w:val="center"/>
+          </w:tcPr>
+          <w:p>
+            <w:pPr>
+              <w:keepNext/>
+            </w:pPr>
+            <w:r>
+              <w:rPr>
+                <w:sz w:val="18"/>
+                <w:szCs w:val="18"/>
+              </w:rPr>
+              <w:t xml:space="preserve">240.47 × 160.47 µm with 6 µm margins on every side</w:t>
+            </w:r>
+          </w:p>
+        </w:tc>
+      </w:tr>
+      <w:tr>
+        <w:trPr>
+          <w:cantSplit/>
+        </w:trPr>
+        <w:tc>
+          <w:tcPr>
+            <w:tcW w:w="2300" w:type="dxa"/>
+            <w:tcBorders>
+              <w:top w:val="single" w:sz="4" w:space="0" w:color="BFBFBF"/>
+              <w:left w:val="single" w:sz="4" w:space="0" w:color="BFBFBF"/>
+              <w:bottom w:val="single" w:sz="4" w:space="0" w:color="BFBFBF"/>
+              <w:right w:val="single" w:sz="4" w:space="0" w:color="BFBFBF"/>
+            </w:tcBorders>
+            <w:tcMar>
+              <w:top w:w="70" w:type="dxa"/>
+              <w:left w:w="100" w:type="dxa"/>
+              <w:bottom w:w="70" w:type="dxa"/>
+              <w:right w:w="100" w:type="dxa"/>
+            </w:tcMar>
+            <w:vAlign w:val="center"/>
+          </w:tcPr>
+          <w:p>
+            <w:pPr>
+              <w:keepNext/>
+            </w:pPr>
+            <w:r>
+              <w:rPr>
+                <w:b/>
+                <w:bCs/>
+                <w:sz w:val="18"/>
+                <w:szCs w:val="18"/>
+              </w:rPr>
+              <w:t xml:space="preserve">Power grid</w:t>
+            </w:r>
+          </w:p>
+        </w:tc>
+        <w:tc>
+          <w:tcPr>
+            <w:tcW w:w="6726" w:type="dxa"/>
+            <w:tcBorders>
+              <w:top w:val="single" w:sz="4" w:space="0" w:color="BFBFBF"/>
+              <w:left w:val="single" w:sz="4" w:space="0" w:color="BFBFBF"/>
+              <w:bottom w:val="single" w:sz="4" w:space="0" w:color="BFBFBF"/>
+              <w:right w:val="single" w:sz="4" w:space="0" w:color="BFBFBF"/>
+            </w:tcBorders>
+            <w:tcMar>
+              <w:top w:w="70" w:type="dxa"/>
+              <w:left w:w="100" w:type="dxa"/>
+              <w:bottom w:w="70" w:type="dxa"/>
+              <w:right w:w="100" w:type="dxa"/>
+            </w:tcMar>
+            <w:vAlign w:val="center"/>
+          </w:tcPr>
+          <w:p>
+            <w:pPr>
+              <w:keepNext/>
+            </w:pPr>
+            <w:r>
+              <w:rPr>
+                <w:rFonts w:ascii="Consolas" w:hAnsi="Consolas" w:cs="Consolas"/>
+                <w:color w:val="1F3864"/>
+                <w:sz w:val="17"/>
+                <w:szCs w:val="17"/>
+              </w:rPr>
+              <w:t xml:space="preserve">VDD</w:t>
+            </w:r>
+            <w:r>
+              <w:rPr>
+                <w:sz w:val="18"/>
+                <w:szCs w:val="18"/>
+              </w:rPr>
+              <w:t xml:space="preserve"> / </w:t>
+            </w:r>
+            <w:r>
+              <w:rPr>
+                <w:rFonts w:ascii="Consolas" w:hAnsi="Consolas" w:cs="Consolas"/>
+                <w:color w:val="1F3864"/>
+                <w:sz w:val="17"/>
+                <w:szCs w:val="17"/>
+              </w:rPr>
+              <w:t xml:space="preserve">VSS</w:t>
+            </w:r>
+            <w:r>
+              <w:rPr>
+                <w:sz w:val="18"/>
+                <w:szCs w:val="18"/>
+              </w:rPr>
+              <w:t xml:space="preserve"> rings and </w:t>
+            </w:r>
+            <w:r>
+              <w:rPr>
+                <w:rFonts w:ascii="Consolas" w:hAnsi="Consolas" w:cs="Consolas"/>
+                <w:color w:val="1F3864"/>
+                <w:sz w:val="17"/>
+                <w:szCs w:val="17"/>
+              </w:rPr>
+              <w:t xml:space="preserve">METAL6</w:t>
+            </w:r>
+            <w:r>
+              <w:rPr>
+                <w:sz w:val="18"/>
+                <w:szCs w:val="18"/>
+              </w:rPr>
+              <w:t xml:space="preserve"> stripes (1 µm wide, 60 µm set-to-set)</w:t>
+            </w:r>
+          </w:p>
+        </w:tc>
+      </w:tr>
+      <w:tr>
+        <w:trPr>
+          <w:cantSplit/>
+        </w:trPr>
+        <w:tc>
+          <w:tcPr>
+            <w:tcW w:w="2300" w:type="dxa"/>
+            <w:tcBorders>
+              <w:top w:val="single" w:sz="4" w:space="0" w:color="BFBFBF"/>
+              <w:left w:val="single" w:sz="4" w:space="0" w:color="BFBFBF"/>
+              <w:bottom w:val="single" w:sz="4" w:space="0" w:color="BFBFBF"/>
+              <w:right w:val="single" w:sz="4" w:space="0" w:color="BFBFBF"/>
+            </w:tcBorders>
+            <w:shd w:val="clear" w:color="auto" w:fill="F2F2F2"/>
+            <w:tcMar>
+              <w:top w:w="70" w:type="dxa"/>
+              <w:left w:w="100" w:type="dxa"/>
+              <w:bottom w:w="70" w:type="dxa"/>
+              <w:right w:w="100" w:type="dxa"/>
+            </w:tcMar>
+            <w:vAlign w:val="center"/>
+          </w:tcPr>
+          <w:p>
+            <w:pPr>
+              <w:keepNext/>
+            </w:pPr>
+            <w:r>
+              <w:rPr>
+                <w:b/>
+                <w:bCs/>
+                <w:sz w:val="18"/>
+                <w:szCs w:val="18"/>
+              </w:rPr>
+              <w:t xml:space="preserve">Placement</w:t>
+            </w:r>
+          </w:p>
+        </w:tc>
+        <w:tc>
+          <w:tcPr>
+            <w:tcW w:w="6726" w:type="dxa"/>
+            <w:tcBorders>
+              <w:top w:val="single" w:sz="4" w:space="0" w:color="BFBFBF"/>
+              <w:left w:val="single" w:sz="4" w:space="0" w:color="BFBFBF"/>
+              <w:bottom w:val="single" w:sz="4" w:space="0" w:color="BFBFBF"/>
+              <w:right w:val="single" w:sz="4" w:space="0" w:color="BFBFBF"/>
+            </w:tcBorders>
+            <w:shd w:val="clear" w:color="auto" w:fill="F2F2F2"/>
+            <w:tcMar>
+              <w:top w:w="70" w:type="dxa"/>
+              <w:left w:w="100" w:type="dxa"/>
+              <w:bottom w:w="70" w:type="dxa"/>
+              <w:right w:w="100" w:type="dxa"/>
+            </w:tcMar>
+            <w:vAlign w:val="center"/>
+          </w:tcPr>
+          <w:p>
+            <w:pPr>
+              <w:keepNext/>
+            </w:pPr>
+            <w:r>
+              <w:rPr>
+                <w:rFonts w:ascii="Consolas" w:hAnsi="Consolas" w:cs="Consolas"/>
+                <w:color w:val="1F3864"/>
+                <w:sz w:val="17"/>
+                <w:szCs w:val="17"/>
+              </w:rPr>
+              <w:t xml:space="preserve">placeDesign -inPlaceOpt -prePlaceOpt</w:t>
+            </w:r>
+            <w:r>
+              <w:rPr>
+                <w:sz w:val="18"/>
+                <w:szCs w:val="18"/>
+              </w:rPr>
+              <w:t xml:space="preserve">, tie-hi / tie-lo cells added</w:t>
+            </w:r>
+          </w:p>
+        </w:tc>
+      </w:tr>
+      <w:tr>
+        <w:trPr>
+          <w:cantSplit/>
+        </w:trPr>
+        <w:tc>
+          <w:tcPr>
+            <w:tcW w:w="2300" w:type="dxa"/>
+            <w:tcBorders>
+              <w:top w:val="single" w:sz="4" w:space="0" w:color="BFBFBF"/>
+              <w:left w:val="single" w:sz="4" w:space="0" w:color="BFBFBF"/>
+              <w:bottom w:val="single" w:sz="4" w:space="0" w:color="BFBFBF"/>
+              <w:right w:val="single" w:sz="4" w:space="0" w:color="BFBFBF"/>
+            </w:tcBorders>
+            <w:tcMar>
+              <w:top w:w="70" w:type="dxa"/>
+              <w:left w:w="100" w:type="dxa"/>
+              <w:bottom w:w="70" w:type="dxa"/>
+              <w:right w:w="100" w:type="dxa"/>
+            </w:tcMar>
+            <w:vAlign w:val="center"/>
+          </w:tcPr>
+          <w:p>
+            <w:pPr>
+              <w:keepNext/>
+            </w:pPr>
+            <w:r>
+              <w:rPr>
+                <w:b/>
+                <w:bCs/>
+                <w:sz w:val="18"/>
+                <w:szCs w:val="18"/>
+              </w:rPr>
+              <w:t xml:space="preserve">Clock tree</w:t>
+            </w:r>
+          </w:p>
+        </w:tc>
+        <w:tc>
+          <w:tcPr>
+            <w:tcW w:w="6726" w:type="dxa"/>
+            <w:tcBorders>
+              <w:top w:val="single" w:sz="4" w:space="0" w:color="BFBFBF"/>
+              <w:left w:val="single" w:sz="4" w:space="0" w:color="BFBFBF"/>
+              <w:bottom w:val="single" w:sz="4" w:space="0" w:color="BFBFBF"/>
+              <w:right w:val="single" w:sz="4" w:space="0" w:color="BFBFBF"/>
+            </w:tcBorders>
+            <w:tcMar>
+              <w:top w:w="70" w:type="dxa"/>
+              <w:left w:w="100" w:type="dxa"/>
+              <w:bottom w:w="70" w:type="dxa"/>
+              <w:right w:w="100" w:type="dxa"/>
+            </w:tcMar>
+            <w:vAlign w:val="center"/>
+          </w:tcPr>
+          <w:p>
+            <w:pPr>
+              <w:keepNext/>
+            </w:pPr>
+            <w:r>
+              <w:rPr>
+                <w:rFonts w:ascii="Consolas" w:hAnsi="Consolas" w:cs="Consolas"/>
+                <w:color w:val="1F3864"/>
+                <w:sz w:val="17"/>
+                <w:szCs w:val="17"/>
+              </w:rPr>
+              <w:t xml:space="preserve">clockDesign</w:t>
+            </w:r>
+            <w:r>
+              <w:rPr>
+                <w:sz w:val="18"/>
+                <w:szCs w:val="18"/>
+              </w:rPr>
+              <w:t xml:space="preserve"> with one tree each for </w:t>
+            </w:r>
+            <w:r>
+              <w:rPr>
+                <w:rFonts w:ascii="Consolas" w:hAnsi="Consolas" w:cs="Consolas"/>
+                <w:color w:val="1F3864"/>
+                <w:sz w:val="17"/>
+                <w:szCs w:val="17"/>
+              </w:rPr>
+              <w:t xml:space="preserve">scan_clk</w:t>
+            </w:r>
+            <w:r>
+              <w:rPr>
+                <w:sz w:val="18"/>
+                <w:szCs w:val="18"/>
+              </w:rPr>
+              <w:t xml:space="preserve"> (root pin), </w:t>
+            </w:r>
+            <w:r>
+              <w:rPr>
+                <w:rFonts w:ascii="Consolas" w:hAnsi="Consolas" w:cs="Consolas"/>
+                <w:color w:val="1F3864"/>
+                <w:sz w:val="17"/>
+                <w:szCs w:val="17"/>
+              </w:rPr>
+              <w:t xml:space="preserve">UART_CLK</w:t>
+            </w:r>
+            <w:r>
+              <w:rPr>
+                <w:sz w:val="18"/>
+                <w:szCs w:val="18"/>
+              </w:rPr>
+              <w:t xml:space="preserve"> and </w:t>
+            </w:r>
+            <w:r>
+              <w:rPr>
+                <w:rFonts w:ascii="Consolas" w:hAnsi="Consolas" w:cs="Consolas"/>
+                <w:color w:val="1F3864"/>
+                <w:sz w:val="17"/>
+                <w:szCs w:val="17"/>
+              </w:rPr>
+              <w:t xml:space="preserve">REF_CLK</w:t>
+            </w:r>
+          </w:p>
+        </w:tc>
+      </w:tr>
+      <w:tr>
+        <w:trPr>
+          <w:cantSplit/>
+        </w:trPr>
+        <w:tc>
+          <w:tcPr>
+            <w:tcW w:w="2300" w:type="dxa"/>
+            <w:tcBorders>
+              <w:top w:val="single" w:sz="4" w:space="0" w:color="BFBFBF"/>
+              <w:left w:val="single" w:sz="4" w:space="0" w:color="BFBFBF"/>
+              <w:bottom w:val="single" w:sz="4" w:space="0" w:color="BFBFBF"/>
+              <w:right w:val="single" w:sz="4" w:space="0" w:color="BFBFBF"/>
+            </w:tcBorders>
+            <w:shd w:val="clear" w:color="auto" w:fill="F2F2F2"/>
+            <w:tcMar>
+              <w:top w:w="70" w:type="dxa"/>
+              <w:left w:w="100" w:type="dxa"/>
+              <w:bottom w:w="70" w:type="dxa"/>
+              <w:right w:w="100" w:type="dxa"/>
+            </w:tcMar>
+            <w:vAlign w:val="center"/>
+          </w:tcPr>
+          <w:p>
+            <w:pPr>
+              <w:keepNext/>
+            </w:pPr>
+            <w:r>
+              <w:rPr>
+                <w:b/>
+                <w:bCs/>
+                <w:sz w:val="18"/>
+                <w:szCs w:val="18"/>
+              </w:rPr>
+              <w:t xml:space="preserve">Routing</w:t>
+            </w:r>
+          </w:p>
+        </w:tc>
+        <w:tc>
+          <w:tcPr>
+            <w:tcW w:w="6726" w:type="dxa"/>
+            <w:tcBorders>
+              <w:top w:val="single" w:sz="4" w:space="0" w:color="BFBFBF"/>
+              <w:left w:val="single" w:sz="4" w:space="0" w:color="BFBFBF"/>
+              <w:bottom w:val="single" w:sz="4" w:space="0" w:color="BFBFBF"/>
+              <w:right w:val="single" w:sz="4" w:space="0" w:color="BFBFBF"/>
+            </w:tcBorders>
+            <w:shd w:val="clear" w:color="auto" w:fill="F2F2F2"/>
+            <w:tcMar>
+              <w:top w:w="70" w:type="dxa"/>
+              <w:left w:w="100" w:type="dxa"/>
+              <w:bottom w:w="70" w:type="dxa"/>
+              <w:right w:w="100" w:type="dxa"/>
+            </w:tcMar>
+            <w:vAlign w:val="center"/>
+          </w:tcPr>
+          <w:p>
+            <w:pPr>
+              <w:keepNext/>
+            </w:pPr>
+            <w:r>
+              <w:rPr>
+                <w:sz w:val="18"/>
+                <w:szCs w:val="18"/>
+              </w:rPr>
+              <w:t xml:space="preserve">NanoRoute global + detail routing with via / wire optimization and an ECO refine pass (</w:t>
+            </w:r>
+            <w:r>
+              <w:rPr>
+                <w:rFonts w:ascii="Consolas" w:hAnsi="Consolas" w:cs="Consolas"/>
+                <w:color w:val="1F3864"/>
+                <w:sz w:val="17"/>
+                <w:szCs w:val="17"/>
+              </w:rPr>
+              <w:t xml:space="preserve">refinePlace -preserveRouting</w:t>
+            </w:r>
+            <w:r>
+              <w:rPr>
+                <w:sz w:val="18"/>
+                <w:szCs w:val="18"/>
+              </w:rPr>
+              <w:t xml:space="preserve">)</w:t>
+            </w:r>
+          </w:p>
+        </w:tc>
+      </w:tr>
+      <w:tr>
+        <w:trPr>
+          <w:cantSplit/>
+        </w:trPr>
+        <w:tc>
+          <w:tcPr>
+            <w:tcW w:w="2300" w:type="dxa"/>
+            <w:tcBorders>
+              <w:top w:val="single" w:sz="4" w:space="0" w:color="BFBFBF"/>
+              <w:left w:val="single" w:sz="4" w:space="0" w:color="BFBFBF"/>
+              <w:bottom w:val="single" w:sz="4" w:space="0" w:color="BFBFBF"/>
+              <w:right w:val="single" w:sz="4" w:space="0" w:color="BFBFBF"/>
+            </w:tcBorders>
+            <w:tcMar>
+              <w:top w:w="70" w:type="dxa"/>
+              <w:left w:w="100" w:type="dxa"/>
+              <w:bottom w:w="70" w:type="dxa"/>
+              <w:right w:w="100" w:type="dxa"/>
+            </w:tcMar>
+            <w:vAlign w:val="center"/>
+          </w:tcPr>
+          <w:p>
+            <w:pPr>
+              <w:keepNext/>
+            </w:pPr>
+            <w:r>
+              <w:rPr>
+                <w:b/>
+                <w:bCs/>
+                <w:sz w:val="18"/>
+                <w:szCs w:val="18"/>
+              </w:rPr>
+              <w:t xml:space="preserve">Finish</w:t>
+            </w:r>
+          </w:p>
+        </w:tc>
+        <w:tc>
+          <w:tcPr>
+            <w:tcW w:w="6726" w:type="dxa"/>
+            <w:tcBorders>
+              <w:top w:val="single" w:sz="4" w:space="0" w:color="BFBFBF"/>
+              <w:left w:val="single" w:sz="4" w:space="0" w:color="BFBFBF"/>
+              <w:bottom w:val="single" w:sz="4" w:space="0" w:color="BFBFBF"/>
+              <w:right w:val="single" w:sz="4" w:space="0" w:color="BFBFBF"/>
+            </w:tcBorders>
+            <w:tcMar>
+              <w:top w:w="70" w:type="dxa"/>
+              <w:left w:w="100" w:type="dxa"/>
+              <w:bottom w:w="70" w:type="dxa"/>
+              <w:right w:w="100" w:type="dxa"/>
+            </w:tcMar>
+            <w:vAlign w:val="center"/>
+          </w:tcPr>
+          <w:p>
+            <w:pPr>
+              <w:keepNext/>
+            </w:pPr>
+            <w:r>
+              <w:rPr>
+                <w:sz w:val="18"/>
+                <w:szCs w:val="18"/>
+              </w:rPr>
+              <w:t xml:space="preserve">2,072 filler cells (</w:t>
+            </w:r>
+            <w:r>
+              <w:rPr>
+                <w:rFonts w:ascii="Consolas" w:hAnsi="Consolas" w:cs="Consolas"/>
+                <w:color w:val="1F3864"/>
+                <w:sz w:val="17"/>
+                <w:szCs w:val="17"/>
+              </w:rPr>
+              <w:t xml:space="preserve">FILL1M</w:t>
+            </w:r>
+            <w:r>
+              <w:rPr>
+                <w:sz w:val="18"/>
+                <w:szCs w:val="18"/>
+              </w:rPr>
+              <w:t xml:space="preserve"> … </w:t>
+            </w:r>
+            <w:r>
+              <w:rPr>
+                <w:rFonts w:ascii="Consolas" w:hAnsi="Consolas" w:cs="Consolas"/>
+                <w:color w:val="1F3864"/>
+                <w:sz w:val="17"/>
+                <w:szCs w:val="17"/>
+              </w:rPr>
+              <w:t xml:space="preserve">FILL64M</w:t>
+            </w:r>
+            <w:r>
+              <w:rPr>
+                <w:sz w:val="18"/>
+                <w:szCs w:val="18"/>
+              </w:rPr>
+              <w:t xml:space="preserve">)</w:t>
+            </w:r>
+          </w:p>
+        </w:tc>
+      </w:tr>
+      <w:tr>
+        <w:trPr>
+          <w:cantSplit/>
+        </w:trPr>
+        <w:tc>
+          <w:tcPr>
+            <w:tcW w:w="2300" w:type="dxa"/>
+            <w:tcBorders>
+              <w:top w:val="single" w:sz="4" w:space="0" w:color="BFBFBF"/>
+              <w:left w:val="single" w:sz="4" w:space="0" w:color="BFBFBF"/>
+              <w:bottom w:val="single" w:sz="4" w:space="0" w:color="BFBFBF"/>
+              <w:right w:val="single" w:sz="4" w:space="0" w:color="BFBFBF"/>
+            </w:tcBorders>
+            <w:shd w:val="clear" w:color="auto" w:fill="F2F2F2"/>
+            <w:tcMar>
+              <w:top w:w="70" w:type="dxa"/>
+              <w:left w:w="100" w:type="dxa"/>
+              <w:bottom w:w="70" w:type="dxa"/>
+              <w:right w:w="100" w:type="dxa"/>
+            </w:tcMar>
+            <w:vAlign w:val="center"/>
+          </w:tcPr>
+          <w:p>
+            <w:pPr>
+              <w:keepNext/>
+            </w:pPr>
+            <w:r>
+              <w:rPr>
+                <w:b/>
+                <w:bCs/>
+                <w:sz w:val="18"/>
+                <w:szCs w:val="18"/>
+              </w:rPr>
+              <w:t xml:space="preserve">Exports</w:t>
+            </w:r>
+          </w:p>
+        </w:tc>
+        <w:tc>
+          <w:tcPr>
+            <w:tcW w:w="6726" w:type="dxa"/>
+            <w:tcBorders>
+              <w:top w:val="single" w:sz="4" w:space="0" w:color="BFBFBF"/>
+              <w:left w:val="single" w:sz="4" w:space="0" w:color="BFBFBF"/>
+              <w:bottom w:val="single" w:sz="4" w:space="0" w:color="BFBFBF"/>
+              <w:right w:val="single" w:sz="4" w:space="0" w:color="BFBFBF"/>
+            </w:tcBorders>
+            <w:shd w:val="clear" w:color="auto" w:fill="F2F2F2"/>
+            <w:tcMar>
+              <w:top w:w="70" w:type="dxa"/>
+              <w:left w:w="100" w:type="dxa"/>
+              <w:bottom w:w="70" w:type="dxa"/>
+              <w:right w:w="100" w:type="dxa"/>
+            </w:tcMar>
+            <w:vAlign w:val="center"/>
+          </w:tcPr>
+          <w:p>
+            <w:pPr>
+              <w:keepNext/>
+            </w:pPr>
+            <w:r>
+              <w:rPr>
+                <w:sz w:val="18"/>
+                <w:szCs w:val="18"/>
+              </w:rPr>
+              <w:t xml:space="preserve">netlist (with and without PG pins), SPF, SDF, GDS (≈ 199 KB), power report</w:t>
+            </w:r>
+          </w:p>
+        </w:tc>
+      </w:tr>
+    </w:tbl>
+    <w:p>
+      <w:pPr>
+        <w:keepNext/>
+      </w:pPr>
+    </w:p>
+    <w:p>
+      <w:pPr>
+        <w:spacing w:before="100" w:after="280"/>
+        <w:jc w:val="center"/>
+      </w:pPr>
+      <w:r>
+        <w:rPr>
+          <w:i/>
+          <w:iCs/>
+          <w:color w:val="808080"/>
+          <w:sz w:val="19"/>
+          <w:szCs w:val="19"/>
+        </w:rPr>
+        <w:t xml:space="preserve">Table 20: Place-and-route setup.</w:t>
+      </w:r>
+    </w:p>
+    <w:p>
+      <w:pPr>
+        <w:keepNext/>
+        <w:spacing w:before="200" w:after="80"/>
+      </w:pPr>
+      <w:r>
+        <w:rPr>
+          <w:b/>
+          <w:bCs/>
+          <w:color w:val="2E8B8B"/>
+          <w:sz w:val="23"/>
+          <w:szCs w:val="23"/>
+        </w:rPr>
+        <w:t>Timing</w:t>
+      </w:r>
+    </w:p>
+    <w:tbl>
+      <w:tblPr>
+        <w:tblW w:w="9026" w:type="dxa"/>
+        <w:tblLayout w:type="fixed"/>
+        <w:tblCellMar>
+          <w:left w:w="10" w:type="dxa"/>
+          <w:right w:w="10" w:type="dxa"/>
+        </w:tblCellMar>
+        <w:tblLook w:val="04A0" w:firstRow="1" w:lastRow="0" w:firstColumn="1" w:lastColumn="0" w:noHBand="0" w:noVBand="1"/>
+      </w:tblPr>
+      <w:tblGrid>
+        <w:gridCol w:w="1900"/>
+        <w:gridCol w:w="1800"/>
+        <w:gridCol w:w="1800"/>
+        <w:gridCol w:w="1700"/>
+        <w:gridCol w:w="1826"/>
+      </w:tblGrid>
+      <w:tr>
+        <w:trPr>
+          <w:cantSplit/>
+          <w:tblHeader/>
+        </w:trPr>
+        <w:tc>
+          <w:tcPr>
+            <w:tcW w:w="1900" w:type="dxa"/>
+            <w:tcBorders>
+              <w:top w:val="single" w:sz="4" w:space="0" w:color="BFBFBF"/>
+              <w:left w:val="single" w:sz="4" w:space="0" w:color="BFBFBF"/>
+              <w:bottom w:val="single" w:sz="4" w:space="0" w:color="BFBFBF"/>
+              <w:right w:val="single" w:sz="4" w:space="0" w:color="BFBFBF"/>
+            </w:tcBorders>
+            <w:shd w:val="clear" w:color="auto" w:fill="1F3864"/>
+            <w:tcMar>
+              <w:top w:w="70" w:type="dxa"/>
+              <w:left w:w="100" w:type="dxa"/>
+              <w:bottom w:w="70" w:type="dxa"/>
+              <w:right w:w="100" w:type="dxa"/>
+            </w:tcMar>
+            <w:vAlign w:val="center"/>
+          </w:tcPr>
+          <w:p>
+            <w:pPr>
+              <w:keepNext/>
+            </w:pPr>
+            <w:r>
+              <w:rPr>
+                <w:b/>
+                <w:bCs/>
+                <w:color w:val="FFFFFF"/>
+                <w:sz w:val="18"/>
+                <w:szCs w:val="18"/>
+              </w:rPr>
+              <w:t xml:space="preserve">Stage</w:t>
+            </w:r>
+          </w:p>
+        </w:tc>
+        <w:tc>
+          <w:tcPr>
+            <w:tcW w:w="1800" w:type="dxa"/>
+            <w:tcBorders>
+              <w:top w:val="single" w:sz="4" w:space="0" w:color="BFBFBF"/>
+              <w:left w:val="single" w:sz="4" w:space="0" w:color="BFBFBF"/>
+              <w:bottom w:val="single" w:sz="4" w:space="0" w:color="BFBFBF"/>
+              <w:right w:val="single" w:sz="4" w:space="0" w:color="BFBFBF"/>
+            </w:tcBorders>
+            <w:shd w:val="clear" w:color="auto" w:fill="1F3864"/>
+            <w:tcMar>
+              <w:top w:w="70" w:type="dxa"/>
+              <w:left w:w="100" w:type="dxa"/>
+              <w:bottom w:w="70" w:type="dxa"/>
+              <w:right w:w="100" w:type="dxa"/>
+            </w:tcMar>
+            <w:vAlign w:val="center"/>
+          </w:tcPr>
+          <w:p>
+            <w:pPr>
+              <w:keepNext/>
+              <w:jc w:val="center"/>
+            </w:pPr>
+            <w:r>
+              <w:rPr>
+                <w:b/>
+                <w:bCs/>
+                <w:color w:val="FFFFFF"/>
+                <w:sz w:val="18"/>
+                <w:szCs w:val="18"/>
+              </w:rPr>
+              <w:t xml:space="preserve">Setup WNS</w:t>
+            </w:r>
+          </w:p>
+        </w:tc>
+        <w:tc>
+          <w:tcPr>
+            <w:tcW w:w="1800" w:type="dxa"/>
+            <w:tcBorders>
+              <w:top w:val="single" w:sz="4" w:space="0" w:color="BFBFBF"/>
+              <w:left w:val="single" w:sz="4" w:space="0" w:color="BFBFBF"/>
+              <w:bottom w:val="single" w:sz="4" w:space="0" w:color="BFBFBF"/>
+              <w:right w:val="single" w:sz="4" w:space="0" w:color="BFBFBF"/>
+            </w:tcBorders>
+            <w:shd w:val="clear" w:color="auto" w:fill="1F3864"/>
+            <w:tcMar>
+              <w:top w:w="70" w:type="dxa"/>
+              <w:left w:w="100" w:type="dxa"/>
+              <w:bottom w:w="70" w:type="dxa"/>
+              <w:right w:w="100" w:type="dxa"/>
+            </w:tcMar>
+            <w:vAlign w:val="center"/>
+          </w:tcPr>
+          <w:p>
+            <w:pPr>
+              <w:keepNext/>
+              <w:jc w:val="center"/>
+            </w:pPr>
+            <w:r>
+              <w:rPr>
+                <w:b/>
+                <w:bCs/>
+                <w:color w:val="FFFFFF"/>
+                <w:sz w:val="18"/>
+                <w:szCs w:val="18"/>
+              </w:rPr>
+              <w:t xml:space="preserve">Hold WNS</w:t>
+            </w:r>
+          </w:p>
+        </w:tc>
+        <w:tc>
+          <w:tcPr>
+            <w:tcW w:w="1700" w:type="dxa"/>
+            <w:tcBorders>
+              <w:top w:val="single" w:sz="4" w:space="0" w:color="BFBFBF"/>
+              <w:left w:val="single" w:sz="4" w:space="0" w:color="BFBFBF"/>
+              <w:bottom w:val="single" w:sz="4" w:space="0" w:color="BFBFBF"/>
+              <w:right w:val="single" w:sz="4" w:space="0" w:color="BFBFBF"/>
+            </w:tcBorders>
+            <w:shd w:val="clear" w:color="auto" w:fill="1F3864"/>
+            <w:tcMar>
+              <w:top w:w="70" w:type="dxa"/>
+              <w:left w:w="100" w:type="dxa"/>
+              <w:bottom w:w="70" w:type="dxa"/>
+              <w:right w:w="100" w:type="dxa"/>
+            </w:tcMar>
+            <w:vAlign w:val="center"/>
+          </w:tcPr>
+          <w:p>
+            <w:pPr>
+              <w:keepNext/>
+              <w:jc w:val="center"/>
+            </w:pPr>
+            <w:r>
+              <w:rPr>
+                <w:b/>
+                <w:bCs/>
+                <w:color w:val="FFFFFF"/>
+                <w:sz w:val="18"/>
+                <w:szCs w:val="18"/>
+              </w:rPr>
+              <w:t xml:space="preserve">Violating paths</w:t>
+            </w:r>
+          </w:p>
+        </w:tc>
+        <w:tc>
+          <w:tcPr>
+            <w:tcW w:w="1826" w:type="dxa"/>
+            <w:tcBorders>
+              <w:top w:val="single" w:sz="4" w:space="0" w:color="BFBFBF"/>
+              <w:left w:val="single" w:sz="4" w:space="0" w:color="BFBFBF"/>
+              <w:bottom w:val="single" w:sz="4" w:space="0" w:color="BFBFBF"/>
+              <w:right w:val="single" w:sz="4" w:space="0" w:color="BFBFBF"/>
+            </w:tcBorders>
+            <w:shd w:val="clear" w:color="auto" w:fill="1F3864"/>
+            <w:tcMar>
+              <w:top w:w="70" w:type="dxa"/>
+              <w:left w:w="100" w:type="dxa"/>
+              <w:bottom w:w="70" w:type="dxa"/>
+              <w:right w:w="100" w:type="dxa"/>
+            </w:tcMar>
+            <w:vAlign w:val="center"/>
+          </w:tcPr>
+          <w:p>
+            <w:pPr>
+              <w:keepNext/>
+              <w:jc w:val="center"/>
+            </w:pPr>
+            <w:r>
+              <w:rPr>
+                <w:b/>
+                <w:bCs/>
+                <w:color w:val="FFFFFF"/>
+                <w:sz w:val="18"/>
+                <w:szCs w:val="18"/>
+              </w:rPr>
+              <w:t xml:space="preserve">Placement density</w:t>
+            </w:r>
+          </w:p>
+        </w:tc>
+      </w:tr>
+      <w:tr>
+        <w:trPr>
+          <w:cantSplit/>
+        </w:trPr>
+        <w:tc>
+          <w:tcPr>
+            <w:tcW w:w="1900" w:type="dxa"/>
+            <w:tcBorders>
+              <w:top w:val="single" w:sz="4" w:space="0" w:color="BFBFBF"/>
+              <w:left w:val="single" w:sz="4" w:space="0" w:color="BFBFBF"/>
+              <w:bottom w:val="single" w:sz="4" w:space="0" w:color="BFBFBF"/>
+              <w:right w:val="single" w:sz="4" w:space="0" w:color="BFBFBF"/>
+            </w:tcBorders>
+            <w:tcMar>
+              <w:top w:w="70" w:type="dxa"/>
+              <w:left w:w="100" w:type="dxa"/>
+              <w:bottom w:w="70" w:type="dxa"/>
+              <w:right w:w="100" w:type="dxa"/>
+            </w:tcMar>
+            <w:vAlign w:val="center"/>
+          </w:tcPr>
+          <w:p>
+            <w:pPr>
+              <w:keepNext/>
+            </w:pPr>
+            <w:r>
+              <w:rPr>
+                <w:b/>
+                <w:bCs/>
+                <w:sz w:val="18"/>
+                <w:szCs w:val="18"/>
+              </w:rPr>
+              <w:t xml:space="preserve">Pre-CTS</w:t>
+            </w:r>
+          </w:p>
+        </w:tc>
+        <w:tc>
+          <w:tcPr>
+            <w:tcW w:w="1800" w:type="dxa"/>
+            <w:tcBorders>
+              <w:top w:val="single" w:sz="4" w:space="0" w:color="BFBFBF"/>
+              <w:left w:val="single" w:sz="4" w:space="0" w:color="BFBFBF"/>
+              <w:bottom w:val="single" w:sz="4" w:space="0" w:color="BFBFBF"/>
+              <w:right w:val="single" w:sz="4" w:space="0" w:color="BFBFBF"/>
+            </w:tcBorders>
+            <w:tcMar>
+              <w:top w:w="70" w:type="dxa"/>
+              <w:left w:w="100" w:type="dxa"/>
+              <w:bottom w:w="70" w:type="dxa"/>
+              <w:right w:w="100" w:type="dxa"/>
+            </w:tcMar>
+            <w:vAlign w:val="center"/>
+          </w:tcPr>
+          <w:p>
+            <w:pPr>
+              <w:keepNext/>
+              <w:jc w:val="center"/>
+            </w:pPr>
+            <w:r>
+              <w:rPr>
+                <w:sz w:val="18"/>
+                <w:szCs w:val="18"/>
+              </w:rPr>
+              <w:t xml:space="preserve">+0.268 ns</w:t>
+            </w:r>
+          </w:p>
+        </w:tc>
+        <w:tc>
+          <w:tcPr>
+            <w:tcW w:w="1800" w:type="dxa"/>
+            <w:tcBorders>
+              <w:top w:val="single" w:sz="4" w:space="0" w:color="BFBFBF"/>
+              <w:left w:val="single" w:sz="4" w:space="0" w:color="BFBFBF"/>
+              <w:bottom w:val="single" w:sz="4" w:space="0" w:color="BFBFBF"/>
+              <w:right w:val="single" w:sz="4" w:space="0" w:color="BFBFBF"/>
+            </w:tcBorders>
+            <w:tcMar>
+              <w:top w:w="70" w:type="dxa"/>
+              <w:left w:w="100" w:type="dxa"/>
+              <w:bottom w:w="70" w:type="dxa"/>
+              <w:right w:w="100" w:type="dxa"/>
+            </w:tcMar>
+            <w:vAlign w:val="center"/>
+          </w:tcPr>
+          <w:p>
+            <w:pPr>
+              <w:keepNext/>
+              <w:jc w:val="center"/>
+            </w:pPr>
+            <w:r>
+              <w:rPr>
+                <w:sz w:val="18"/>
+                <w:szCs w:val="18"/>
+              </w:rPr>
+              <w:t xml:space="preserve">+0.072 ns</w:t>
+            </w:r>
+          </w:p>
+        </w:tc>
+        <w:tc>
+          <w:tcPr>
+            <w:tcW w:w="1700" w:type="dxa"/>
+            <w:tcBorders>
+              <w:top w:val="single" w:sz="4" w:space="0" w:color="BFBFBF"/>
+              <w:left w:val="single" w:sz="4" w:space="0" w:color="BFBFBF"/>
+              <w:bottom w:val="single" w:sz="4" w:space="0" w:color="BFBFBF"/>
+              <w:right w:val="single" w:sz="4" w:space="0" w:color="BFBFBF"/>
+            </w:tcBorders>
+            <w:tcMar>
+              <w:top w:w="70" w:type="dxa"/>
+              <w:left w:w="100" w:type="dxa"/>
+              <w:bottom w:w="70" w:type="dxa"/>
+              <w:right w:w="100" w:type="dxa"/>
+            </w:tcMar>
+            <w:vAlign w:val="center"/>
+          </w:tcPr>
+          <w:p>
+            <w:pPr>
+              <w:keepNext/>
+              <w:jc w:val="center"/>
+            </w:pPr>
+            <w:r>
+              <w:rPr>
+                <w:sz w:val="18"/>
+                <w:szCs w:val="18"/>
+              </w:rPr>
+              <w:t xml:space="preserve">0</w:t>
+            </w:r>
+          </w:p>
+        </w:tc>
+        <w:tc>
+          <w:tcPr>
+            <w:tcW w:w="1826" w:type="dxa"/>
+            <w:tcBorders>
+              <w:top w:val="single" w:sz="4" w:space="0" w:color="BFBFBF"/>
+              <w:left w:val="single" w:sz="4" w:space="0" w:color="BFBFBF"/>
+              <w:bottom w:val="single" w:sz="4" w:space="0" w:color="BFBFBF"/>
+              <w:right w:val="single" w:sz="4" w:space="0" w:color="BFBFBF"/>
+            </w:tcBorders>
+            <w:tcMar>
+              <w:top w:w="70" w:type="dxa"/>
+              <w:left w:w="100" w:type="dxa"/>
+              <w:bottom w:w="70" w:type="dxa"/>
+              <w:right w:w="100" w:type="dxa"/>
+            </w:tcMar>
+            <w:vAlign w:val="center"/>
+          </w:tcPr>
+          <w:p>
+            <w:pPr>
+              <w:keepNext/>
+              <w:jc w:val="center"/>
+            </w:pPr>
+            <w:r>
+              <w:rPr>
+                <w:sz w:val="18"/>
+                <w:szCs w:val="18"/>
+              </w:rPr>
+              <w:t xml:space="preserve">66.7 %</w:t>
+            </w:r>
+          </w:p>
+        </w:tc>
+      </w:tr>
+      <w:tr>
+        <w:trPr>
+          <w:cantSplit/>
+        </w:trPr>
+        <w:tc>
+          <w:tcPr>
+            <w:tcW w:w="1900" w:type="dxa"/>
+            <w:tcBorders>
+              <w:top w:val="single" w:sz="4" w:space="0" w:color="BFBFBF"/>
+              <w:left w:val="single" w:sz="4" w:space="0" w:color="BFBFBF"/>
+              <w:bottom w:val="single" w:sz="4" w:space="0" w:color="BFBFBF"/>
+              <w:right w:val="single" w:sz="4" w:space="0" w:color="BFBFBF"/>
+            </w:tcBorders>
+            <w:shd w:val="clear" w:color="auto" w:fill="F2F2F2"/>
+            <w:tcMar>
+              <w:top w:w="70" w:type="dxa"/>
+              <w:left w:w="100" w:type="dxa"/>
+              <w:bottom w:w="70" w:type="dxa"/>
+              <w:right w:w="100" w:type="dxa"/>
+            </w:tcMar>
+            <w:vAlign w:val="center"/>
+          </w:tcPr>
+          <w:p>
+            <w:pPr>
+              <w:keepNext/>
+            </w:pPr>
+            <w:r>
+              <w:rPr>
+                <w:b/>
+                <w:bCs/>
+                <w:sz w:val="18"/>
+                <w:szCs w:val="18"/>
+              </w:rPr>
+              <w:t xml:space="preserve">Post-CTS</w:t>
+            </w:r>
+          </w:p>
+        </w:tc>
+        <w:tc>
+          <w:tcPr>
+            <w:tcW w:w="1800" w:type="dxa"/>
+            <w:tcBorders>
+              <w:top w:val="single" w:sz="4" w:space="0" w:color="BFBFBF"/>
+              <w:left w:val="single" w:sz="4" w:space="0" w:color="BFBFBF"/>
+              <w:bottom w:val="single" w:sz="4" w:space="0" w:color="BFBFBF"/>
+              <w:right w:val="single" w:sz="4" w:space="0" w:color="BFBFBF"/>
+            </w:tcBorders>
+            <w:shd w:val="clear" w:color="auto" w:fill="F2F2F2"/>
+            <w:tcMar>
+              <w:top w:w="70" w:type="dxa"/>
+              <w:left w:w="100" w:type="dxa"/>
+              <w:bottom w:w="70" w:type="dxa"/>
+              <w:right w:w="100" w:type="dxa"/>
+            </w:tcMar>
+            <w:vAlign w:val="center"/>
+          </w:tcPr>
+          <w:p>
+            <w:pPr>
+              <w:keepNext/>
+              <w:jc w:val="center"/>
+            </w:pPr>
+            <w:r>
+              <w:rPr>
+                <w:sz w:val="18"/>
+                <w:szCs w:val="18"/>
+              </w:rPr>
+              <w:t xml:space="preserve">+0.352 ns</w:t>
+            </w:r>
+          </w:p>
+        </w:tc>
+        <w:tc>
+          <w:tcPr>
+            <w:tcW w:w="1800" w:type="dxa"/>
+            <w:tcBorders>
+              <w:top w:val="single" w:sz="4" w:space="0" w:color="BFBFBF"/>
+              <w:left w:val="single" w:sz="4" w:space="0" w:color="BFBFBF"/>
+              <w:bottom w:val="single" w:sz="4" w:space="0" w:color="BFBFBF"/>
+              <w:right w:val="single" w:sz="4" w:space="0" w:color="BFBFBF"/>
+            </w:tcBorders>
+            <w:shd w:val="clear" w:color="auto" w:fill="F2F2F2"/>
+            <w:tcMar>
+              <w:top w:w="70" w:type="dxa"/>
+              <w:left w:w="100" w:type="dxa"/>
+              <w:bottom w:w="70" w:type="dxa"/>
+              <w:right w:w="100" w:type="dxa"/>
+            </w:tcMar>
+            <w:vAlign w:val="center"/>
+          </w:tcPr>
+          <w:p>
+            <w:pPr>
+              <w:keepNext/>
+              <w:jc w:val="center"/>
+            </w:pPr>
+            <w:r>
+              <w:rPr>
+                <w:sz w:val="18"/>
+                <w:szCs w:val="18"/>
+              </w:rPr>
+              <w:t xml:space="preserve">+0.029 ns</w:t>
+            </w:r>
+          </w:p>
+        </w:tc>
+        <w:tc>
+          <w:tcPr>
+            <w:tcW w:w="1700" w:type="dxa"/>
+            <w:tcBorders>
+              <w:top w:val="single" w:sz="4" w:space="0" w:color="BFBFBF"/>
+              <w:left w:val="single" w:sz="4" w:space="0" w:color="BFBFBF"/>
+              <w:bottom w:val="single" w:sz="4" w:space="0" w:color="BFBFBF"/>
+              <w:right w:val="single" w:sz="4" w:space="0" w:color="BFBFBF"/>
+            </w:tcBorders>
+            <w:shd w:val="clear" w:color="auto" w:fill="F2F2F2"/>
+            <w:tcMar>
+              <w:top w:w="70" w:type="dxa"/>
+              <w:left w:w="100" w:type="dxa"/>
+              <w:bottom w:w="70" w:type="dxa"/>
+              <w:right w:w="100" w:type="dxa"/>
+            </w:tcMar>
+            <w:vAlign w:val="center"/>
+          </w:tcPr>
+          <w:p>
+            <w:pPr>
+              <w:keepNext/>
+              <w:jc w:val="center"/>
+            </w:pPr>
+            <w:r>
+              <w:rPr>
+                <w:sz w:val="18"/>
+                <w:szCs w:val="18"/>
+              </w:rPr>
+              <w:t xml:space="preserve">0</w:t>
+            </w:r>
+          </w:p>
+        </w:tc>
+        <w:tc>
+          <w:tcPr>
+            <w:tcW w:w="1826" w:type="dxa"/>
+            <w:tcBorders>
+              <w:top w:val="single" w:sz="4" w:space="0" w:color="BFBFBF"/>
+              <w:left w:val="single" w:sz="4" w:space="0" w:color="BFBFBF"/>
+              <w:bottom w:val="single" w:sz="4" w:space="0" w:color="BFBFBF"/>
+              <w:right w:val="single" w:sz="4" w:space="0" w:color="BFBFBF"/>
+            </w:tcBorders>
+            <w:shd w:val="clear" w:color="auto" w:fill="F2F2F2"/>
+            <w:tcMar>
+              <w:top w:w="70" w:type="dxa"/>
+              <w:left w:w="100" w:type="dxa"/>
+              <w:bottom w:w="70" w:type="dxa"/>
+              <w:right w:w="100" w:type="dxa"/>
+            </w:tcMar>
+            <w:vAlign w:val="center"/>
+          </w:tcPr>
+          <w:p>
+            <w:pPr>
+              <w:keepNext/>
+              <w:jc w:val="center"/>
+            </w:pPr>
+            <w:r>
+              <w:rPr>
+                <w:sz w:val="18"/>
+                <w:szCs w:val="18"/>
+              </w:rPr>
+              <w:t xml:space="preserve">72.6 %</w:t>
+            </w:r>
+          </w:p>
+        </w:tc>
+      </w:tr>
+      <w:tr>
+        <w:trPr>
+          <w:cantSplit/>
+        </w:trPr>
+        <w:tc>
+          <w:tcPr>
+            <w:tcW w:w="1900" w:type="dxa"/>
+            <w:tcBorders>
+              <w:top w:val="single" w:sz="4" w:space="0" w:color="BFBFBF"/>
+              <w:left w:val="single" w:sz="4" w:space="0" w:color="BFBFBF"/>
+              <w:bottom w:val="single" w:sz="4" w:space="0" w:color="BFBFBF"/>
+              <w:right w:val="single" w:sz="4" w:space="0" w:color="BFBFBF"/>
+            </w:tcBorders>
+            <w:tcMar>
+              <w:top w:w="70" w:type="dxa"/>
+              <w:left w:w="100" w:type="dxa"/>
+              <w:bottom w:w="70" w:type="dxa"/>
+              <w:right w:w="100" w:type="dxa"/>
+            </w:tcMar>
+            <w:vAlign w:val="center"/>
+          </w:tcPr>
+          <w:p>
+            <w:pPr>
+              <w:keepNext/>
+            </w:pPr>
+            <w:r>
+              <w:rPr>
+                <w:b/>
+                <w:bCs/>
+                <w:sz w:val="18"/>
+                <w:szCs w:val="18"/>
+              </w:rPr>
+              <w:t xml:space="preserve">Post-route</w:t>
+            </w:r>
+          </w:p>
+        </w:tc>
+        <w:tc>
+          <w:tcPr>
+            <w:tcW w:w="1800" w:type="dxa"/>
+            <w:tcBorders>
+              <w:top w:val="single" w:sz="4" w:space="0" w:color="BFBFBF"/>
+              <w:left w:val="single" w:sz="4" w:space="0" w:color="BFBFBF"/>
+              <w:bottom w:val="single" w:sz="4" w:space="0" w:color="BFBFBF"/>
+              <w:right w:val="single" w:sz="4" w:space="0" w:color="BFBFBF"/>
+            </w:tcBorders>
+            <w:tcMar>
+              <w:top w:w="70" w:type="dxa"/>
+              <w:left w:w="100" w:type="dxa"/>
+              <w:bottom w:w="70" w:type="dxa"/>
+              <w:right w:w="100" w:type="dxa"/>
+            </w:tcMar>
+            <w:vAlign w:val="center"/>
+          </w:tcPr>
+          <w:p>
+            <w:pPr>
+              <w:keepNext/>
+              <w:jc w:val="center"/>
+            </w:pPr>
+            <w:r>
+              <w:rPr>
+                <w:sz w:val="18"/>
+                <w:szCs w:val="18"/>
+              </w:rPr>
+              <w:t xml:space="preserve">+0.450 ns</w:t>
+            </w:r>
+          </w:p>
+        </w:tc>
+        <w:tc>
+          <w:tcPr>
+            <w:tcW w:w="1800" w:type="dxa"/>
+            <w:tcBorders>
+              <w:top w:val="single" w:sz="4" w:space="0" w:color="BFBFBF"/>
+              <w:left w:val="single" w:sz="4" w:space="0" w:color="BFBFBF"/>
+              <w:bottom w:val="single" w:sz="4" w:space="0" w:color="BFBFBF"/>
+              <w:right w:val="single" w:sz="4" w:space="0" w:color="BFBFBF"/>
+            </w:tcBorders>
+            <w:tcMar>
+              <w:top w:w="70" w:type="dxa"/>
+              <w:left w:w="100" w:type="dxa"/>
+              <w:bottom w:w="70" w:type="dxa"/>
+              <w:right w:w="100" w:type="dxa"/>
+            </w:tcMar>
+            <w:vAlign w:val="center"/>
+          </w:tcPr>
+          <w:p>
+            <w:pPr>
+              <w:keepNext/>
+              <w:jc w:val="center"/>
+            </w:pPr>
+            <w:r>
+              <w:rPr>
+                <w:sz w:val="18"/>
+                <w:szCs w:val="18"/>
+              </w:rPr>
+              <w:t xml:space="preserve">+0.030 ns</w:t>
+            </w:r>
+          </w:p>
+        </w:tc>
+        <w:tc>
+          <w:tcPr>
+            <w:tcW w:w="1700" w:type="dxa"/>
+            <w:tcBorders>
+              <w:top w:val="single" w:sz="4" w:space="0" w:color="BFBFBF"/>
+              <w:left w:val="single" w:sz="4" w:space="0" w:color="BFBFBF"/>
+              <w:bottom w:val="single" w:sz="4" w:space="0" w:color="BFBFBF"/>
+              <w:right w:val="single" w:sz="4" w:space="0" w:color="BFBFBF"/>
+            </w:tcBorders>
+            <w:tcMar>
+              <w:top w:w="70" w:type="dxa"/>
+              <w:left w:w="100" w:type="dxa"/>
+              <w:bottom w:w="70" w:type="dxa"/>
+              <w:right w:w="100" w:type="dxa"/>
+            </w:tcMar>
+            <w:vAlign w:val="center"/>
+          </w:tcPr>
+          <w:p>
+            <w:pPr>
+              <w:keepNext/>
+              <w:jc w:val="center"/>
+            </w:pPr>
+            <w:r>
+              <w:rPr>
+                <w:sz w:val="18"/>
+                <w:szCs w:val="18"/>
+              </w:rPr>
+              <w:t xml:space="preserve">0</w:t>
+            </w:r>
+          </w:p>
+        </w:tc>
+        <w:tc>
+          <w:tcPr>
+            <w:tcW w:w="1826" w:type="dxa"/>
+            <w:tcBorders>
+              <w:top w:val="single" w:sz="4" w:space="0" w:color="BFBFBF"/>
+              <w:left w:val="single" w:sz="4" w:space="0" w:color="BFBFBF"/>
+              <w:bottom w:val="single" w:sz="4" w:space="0" w:color="BFBFBF"/>
+              <w:right w:val="single" w:sz="4" w:space="0" w:color="BFBFBF"/>
+            </w:tcBorders>
+            <w:tcMar>
+              <w:top w:w="70" w:type="dxa"/>
+              <w:left w:w="100" w:type="dxa"/>
+              <w:bottom w:w="70" w:type="dxa"/>
+              <w:right w:w="100" w:type="dxa"/>
+            </w:tcMar>
+            <w:vAlign w:val="center"/>
+          </w:tcPr>
+          <w:p>
+            <w:pPr>
+              <w:keepNext/>
+              <w:jc w:val="center"/>
+            </w:pPr>
+            <w:r>
+              <w:rPr>
+                <w:sz w:val="18"/>
+                <w:szCs w:val="18"/>
+              </w:rPr>
+              <w:t xml:space="preserve">100 % (fillers included)</w:t>
+            </w:r>
+          </w:p>
+        </w:tc>
+      </w:tr>
+    </w:tbl>
+    <w:p>
+      <w:pPr>
+        <w:keepNext/>
+      </w:pPr>
+    </w:p>
+    <w:p>
+      <w:pPr>
+        <w:spacing w:before="100" w:after="280"/>
+        <w:jc w:val="center"/>
+      </w:pPr>
+      <w:r>
+        <w:rPr>
+          <w:i/>
+          <w:iCs/>
+          <w:color w:val="808080"/>
+          <w:sz w:val="19"/>
+          <w:szCs w:val="19"/>
+        </w:rPr>
+        <w:t xml:space="preserve">Table 21: Worst negative slack (WNS) through place and route, all six analysis views.</w:t>
+      </w:r>
+    </w:p>
+    <w:p>
+      <w:pPr>
+        <w:spacing w:after="160"/>
+      </w:pPr>
+      <w:r>
+        <w:t xml:space="preserve">After routing, setup WNS by path group is: reg2reg +0.450 ns, in2reg +15.559 ns, reg2out +13.147 ns and clock-gating +17.083 ns. There are no max-capacitance, max-transition or max-fanout violations (Figure 24).</w:t>
+      </w:r>
+    </w:p>
+    <w:p xmlns:a="http://schemas.openxmlformats.org/drawingml/2006/main" xmlns:pic="http://schemas.openxmlformats.org/drawingml/2006/picture">
+      <w:pPr>
+        <w:keepNext/>
+        <w:spacing w:before="120"/>
+        <w:jc w:val="center"/>
+      </w:pPr>
+      <w:r>
+        <w:rPr>
+          <w:noProof/>
+        </w:rPr>
+        <w:drawing>
+          <wp:inline distT="0" distB="0" distL="0" distR="0">
+            <wp:extent cx="5120640" cy="2463946"/>
+            <wp:effectExtent l="0" t="0" r="0" b="0"/>
+            <wp:docPr id="917" name="Setup and hold WNS through place and route" descr="Setup and hold WNS through place and route"/>
+            <wp:cNvGraphicFramePr>
+              <a:graphicFrameLocks noChangeAspect="1"/>
+            </wp:cNvGraphicFramePr>
+            <a:graphic>
+              <a:graphicData uri="http://schemas.openxmlformats.org/drawingml/2006/picture">
+                <pic:pic>
+                  <pic:nvPicPr>
+                    <pic:cNvPr id="917" name="Setup and hold WNS through place and route"/>
+                    <pic:cNvPicPr/>
+                  </pic:nvPicPr>
+                  <pic:blipFill>
+                    <a:blip r:embed="rId51"/>
+                    <a:stretch>
+                      <a:fillRect/>
+                    </a:stretch>
+                  </pic:blipFill>
+                  <pic:spPr>
+                    <a:xfrm>
+                      <a:off x="0" y="0"/>
+                      <a:ext cx="5120640" cy="2463946"/>
+                    </a:xfrm>
+                    <a:prstGeom prst="rect">
+                      <a:avLst/>
+                    </a:prstGeom>
+                    <a:ln w="6350">
+                      <a:solidFill>
+                        <a:srgbClr val="BFBFBF"/>
+                      </a:solidFill>
+                    </a:ln>
+                  </pic:spPr>
+                </pic:pic>
+              </a:graphicData>
+            </a:graphic>
+          </wp:inline>
+        </w:drawing>
+      </w:r>
+    </w:p>
+    <w:p>
+      <w:pPr>
+        <w:spacing w:before="100" w:after="280"/>
+        <w:jc w:val="center"/>
+      </w:pPr>
+      <w:r>
+        <w:rPr>
+          <w:i/>
+          <w:iCs/>
+          <w:color w:val="808080"/>
+          <w:sz w:val="19"/>
+          <w:szCs w:val="19"/>
+        </w:rPr>
+        <w:t xml:space="preserve">Figure 24: Worst slack at each place-and-route stage.</w:t>
+      </w:r>
+    </w:p>
+    <w:p>
+      <w:pPr>
+        <w:keepNext/>
+        <w:spacing w:before="200" w:after="80"/>
+      </w:pPr>
+      <w:r>
+        <w:rPr>
+          <w:b/>
+          <w:bCs/>
+          <w:color w:val="2E8B8B"/>
+          <w:sz w:val="23"/>
+          <w:szCs w:val="23"/>
+        </w:rPr>
+        <w:t>Clock trees</w:t>
+      </w:r>
+    </w:p>
+    <w:tbl>
+      <w:tblPr>
+        <w:tblW w:w="9026" w:type="dxa"/>
+        <w:tblLayout w:type="fixed"/>
+        <w:tblCellMar>
+          <w:left w:w="10" w:type="dxa"/>
+          <w:right w:w="10" w:type="dxa"/>
+        </w:tblCellMar>
+        <w:tblLook w:val="04A0" w:firstRow="1" w:lastRow="0" w:firstColumn="1" w:lastColumn="0" w:noHBand="0" w:noVBand="1"/>
+      </w:tblPr>
+      <w:tblGrid>
+        <w:gridCol w:w="1800"/>
+        <w:gridCol w:w="1200"/>
+        <w:gridCol w:w="1100"/>
+        <w:gridCol w:w="1900"/>
+        <w:gridCol w:w="1800"/>
+        <w:gridCol w:w="1226"/>
+      </w:tblGrid>
+      <w:tr>
+        <w:trPr>
+          <w:cantSplit/>
+          <w:tblHeader/>
+        </w:trPr>
+        <w:tc>
+          <w:tcPr>
+            <w:tcW w:w="1800" w:type="dxa"/>
+            <w:tcBorders>
+              <w:top w:val="single" w:sz="4" w:space="0" w:color="BFBFBF"/>
+              <w:left w:val="single" w:sz="4" w:space="0" w:color="BFBFBF"/>
+              <w:bottom w:val="single" w:sz="4" w:space="0" w:color="BFBFBF"/>
+              <w:right w:val="single" w:sz="4" w:space="0" w:color="BFBFBF"/>
+            </w:tcBorders>
+            <w:shd w:val="clear" w:color="auto" w:fill="1F3864"/>
+            <w:tcMar>
+              <w:top w:w="70" w:type="dxa"/>
+              <w:left w:w="100" w:type="dxa"/>
+              <w:bottom w:w="70" w:type="dxa"/>
+              <w:right w:w="100" w:type="dxa"/>
+            </w:tcMar>
+            <w:vAlign w:val="center"/>
+          </w:tcPr>
+          <w:p>
+            <w:pPr>
+              <w:keepNext/>
+            </w:pPr>
+            <w:r>
+              <w:rPr>
+                <w:b/>
+                <w:bCs/>
+                <w:color w:val="FFFFFF"/>
+                <w:sz w:val="18"/>
+                <w:szCs w:val="18"/>
+              </w:rPr>
+              <w:t xml:space="preserve">Tree</w:t>
+            </w:r>
+          </w:p>
+        </w:tc>
+        <w:tc>
+          <w:tcPr>
+            <w:tcW w:w="1200" w:type="dxa"/>
+            <w:tcBorders>
+              <w:top w:val="single" w:sz="4" w:space="0" w:color="BFBFBF"/>
+              <w:left w:val="single" w:sz="4" w:space="0" w:color="BFBFBF"/>
+              <w:bottom w:val="single" w:sz="4" w:space="0" w:color="BFBFBF"/>
+              <w:right w:val="single" w:sz="4" w:space="0" w:color="BFBFBF"/>
+            </w:tcBorders>
+            <w:shd w:val="clear" w:color="auto" w:fill="1F3864"/>
+            <w:tcMar>
+              <w:top w:w="70" w:type="dxa"/>
+              <w:left w:w="100" w:type="dxa"/>
+              <w:bottom w:w="70" w:type="dxa"/>
+              <w:right w:w="100" w:type="dxa"/>
+            </w:tcMar>
+            <w:vAlign w:val="center"/>
+          </w:tcPr>
+          <w:p>
+            <w:pPr>
+              <w:keepNext/>
+              <w:jc w:val="center"/>
+            </w:pPr>
+            <w:r>
+              <w:rPr>
+                <w:b/>
+                <w:bCs/>
+                <w:color w:val="FFFFFF"/>
+                <w:sz w:val="18"/>
+                <w:szCs w:val="18"/>
+              </w:rPr>
+              <w:t xml:space="preserve">Buffers</w:t>
+            </w:r>
+          </w:p>
+        </w:tc>
+        <w:tc>
+          <w:tcPr>
+            <w:tcW w:w="1100" w:type="dxa"/>
+            <w:tcBorders>
+              <w:top w:val="single" w:sz="4" w:space="0" w:color="BFBFBF"/>
+              <w:left w:val="single" w:sz="4" w:space="0" w:color="BFBFBF"/>
+              <w:bottom w:val="single" w:sz="4" w:space="0" w:color="BFBFBF"/>
+              <w:right w:val="single" w:sz="4" w:space="0" w:color="BFBFBF"/>
+            </w:tcBorders>
+            <w:shd w:val="clear" w:color="auto" w:fill="1F3864"/>
+            <w:tcMar>
+              <w:top w:w="70" w:type="dxa"/>
+              <w:left w:w="100" w:type="dxa"/>
+              <w:bottom w:w="70" w:type="dxa"/>
+              <w:right w:w="100" w:type="dxa"/>
+            </w:tcMar>
+            <w:vAlign w:val="center"/>
+          </w:tcPr>
+          <w:p>
+            <w:pPr>
+              <w:keepNext/>
+              <w:jc w:val="center"/>
+            </w:pPr>
+            <w:r>
+              <w:rPr>
+                <w:b/>
+                <w:bCs/>
+                <w:color w:val="FFFFFF"/>
+                <w:sz w:val="18"/>
+                <w:szCs w:val="18"/>
+              </w:rPr>
+              <w:t xml:space="preserve">Levels</w:t>
+            </w:r>
+          </w:p>
+        </w:tc>
+        <w:tc>
+          <w:tcPr>
+            <w:tcW w:w="1900" w:type="dxa"/>
+            <w:tcBorders>
+              <w:top w:val="single" w:sz="4" w:space="0" w:color="BFBFBF"/>
+              <w:left w:val="single" w:sz="4" w:space="0" w:color="BFBFBF"/>
+              <w:bottom w:val="single" w:sz="4" w:space="0" w:color="BFBFBF"/>
+              <w:right w:val="single" w:sz="4" w:space="0" w:color="BFBFBF"/>
+            </w:tcBorders>
+            <w:shd w:val="clear" w:color="auto" w:fill="1F3864"/>
+            <w:tcMar>
+              <w:top w:w="70" w:type="dxa"/>
+              <w:left w:w="100" w:type="dxa"/>
+              <w:bottom w:w="70" w:type="dxa"/>
+              <w:right w:w="100" w:type="dxa"/>
+            </w:tcMar>
+            <w:vAlign w:val="center"/>
+          </w:tcPr>
+          <w:p>
+            <w:pPr>
+              <w:keepNext/>
+              <w:jc w:val="center"/>
+            </w:pPr>
+            <w:r>
+              <w:rPr>
+                <w:b/>
+                <w:bCs/>
+                <w:color w:val="FFFFFF"/>
+                <w:sz w:val="18"/>
+                <w:szCs w:val="18"/>
+              </w:rPr>
+              <w:t xml:space="preserve">Skew (setup views)</w:t>
+            </w:r>
+          </w:p>
+        </w:tc>
+        <w:tc>
+          <w:tcPr>
+            <w:tcW w:w="1800" w:type="dxa"/>
+            <w:tcBorders>
+              <w:top w:val="single" w:sz="4" w:space="0" w:color="BFBFBF"/>
+              <w:left w:val="single" w:sz="4" w:space="0" w:color="BFBFBF"/>
+              <w:bottom w:val="single" w:sz="4" w:space="0" w:color="BFBFBF"/>
+              <w:right w:val="single" w:sz="4" w:space="0" w:color="BFBFBF"/>
+            </w:tcBorders>
+            <w:shd w:val="clear" w:color="auto" w:fill="1F3864"/>
+            <w:tcMar>
+              <w:top w:w="70" w:type="dxa"/>
+              <w:left w:w="100" w:type="dxa"/>
+              <w:bottom w:w="70" w:type="dxa"/>
+              <w:right w:w="100" w:type="dxa"/>
+            </w:tcMar>
+            <w:vAlign w:val="center"/>
+          </w:tcPr>
+          <w:p>
+            <w:pPr>
+              <w:keepNext/>
+              <w:jc w:val="center"/>
+            </w:pPr>
+            <w:r>
+              <w:rPr>
+                <w:b/>
+                <w:bCs/>
+                <w:color w:val="FFFFFF"/>
+                <w:sz w:val="18"/>
+                <w:szCs w:val="18"/>
+              </w:rPr>
+              <w:t xml:space="preserve">Skew (hold views)</w:t>
+            </w:r>
+          </w:p>
+        </w:tc>
+        <w:tc>
+          <w:tcPr>
+            <w:tcW w:w="1226" w:type="dxa"/>
+            <w:tcBorders>
+              <w:top w:val="single" w:sz="4" w:space="0" w:color="BFBFBF"/>
+              <w:left w:val="single" w:sz="4" w:space="0" w:color="BFBFBF"/>
+              <w:bottom w:val="single" w:sz="4" w:space="0" w:color="BFBFBF"/>
+              <w:right w:val="single" w:sz="4" w:space="0" w:color="BFBFBF"/>
+            </w:tcBorders>
+            <w:shd w:val="clear" w:color="auto" w:fill="1F3864"/>
+            <w:tcMar>
+              <w:top w:w="70" w:type="dxa"/>
+              <w:left w:w="100" w:type="dxa"/>
+              <w:bottom w:w="70" w:type="dxa"/>
+              <w:right w:w="100" w:type="dxa"/>
+            </w:tcMar>
+            <w:vAlign w:val="center"/>
+          </w:tcPr>
+          <w:p>
+            <w:pPr>
+              <w:keepNext/>
+              <w:jc w:val="center"/>
+            </w:pPr>
+            <w:r>
+              <w:rPr>
+                <w:b/>
+                <w:bCs/>
+                <w:color w:val="FFFFFF"/>
+                <w:sz w:val="18"/>
+                <w:szCs w:val="18"/>
+              </w:rPr>
+              <w:t xml:space="preserve">Target</w:t>
+            </w:r>
+          </w:p>
+        </w:tc>
+      </w:tr>
+      <w:tr>
+        <w:trPr>
+          <w:cantSplit/>
+        </w:trPr>
+        <w:tc>
+          <w:tcPr>
+            <w:tcW w:w="1800" w:type="dxa"/>
+            <w:tcBorders>
+              <w:top w:val="single" w:sz="4" w:space="0" w:color="BFBFBF"/>
+              <w:left w:val="single" w:sz="4" w:space="0" w:color="BFBFBF"/>
+              <w:bottom w:val="single" w:sz="4" w:space="0" w:color="BFBFBF"/>
+              <w:right w:val="single" w:sz="4" w:space="0" w:color="BFBFBF"/>
+            </w:tcBorders>
+            <w:tcMar>
+              <w:top w:w="70" w:type="dxa"/>
+              <w:left w:w="100" w:type="dxa"/>
+              <w:bottom w:w="70" w:type="dxa"/>
+              <w:right w:w="100" w:type="dxa"/>
+            </w:tcMar>
+            <w:vAlign w:val="center"/>
+          </w:tcPr>
+          <w:p>
+            <w:pPr>
+              <w:keepNext/>
+            </w:pPr>
+            <w:r>
+              <w:rPr>
+                <w:rFonts w:ascii="Consolas" w:hAnsi="Consolas" w:cs="Consolas"/>
+                <w:b/>
+                <w:bCs/>
+                <w:color w:val="1F3864"/>
+                <w:sz w:val="17"/>
+                <w:szCs w:val="17"/>
+              </w:rPr>
+              <w:t xml:space="preserve">scan_clk</w:t>
+            </w:r>
+          </w:p>
+        </w:tc>
+        <w:tc>
+          <w:tcPr>
+            <w:tcW w:w="1200" w:type="dxa"/>
+            <w:tcBorders>
+              <w:top w:val="single" w:sz="4" w:space="0" w:color="BFBFBF"/>
+              <w:left w:val="single" w:sz="4" w:space="0" w:color="BFBFBF"/>
+              <w:bottom w:val="single" w:sz="4" w:space="0" w:color="BFBFBF"/>
+              <w:right w:val="single" w:sz="4" w:space="0" w:color="BFBFBF"/>
+            </w:tcBorders>
+            <w:tcMar>
+              <w:top w:w="70" w:type="dxa"/>
+              <w:left w:w="100" w:type="dxa"/>
+              <w:bottom w:w="70" w:type="dxa"/>
+              <w:right w:w="100" w:type="dxa"/>
+            </w:tcMar>
+            <w:vAlign w:val="center"/>
+          </w:tcPr>
+          <w:p>
+            <w:pPr>
+              <w:keepNext/>
+              <w:jc w:val="center"/>
+            </w:pPr>
+            <w:r>
+              <w:rPr>
+                <w:sz w:val="18"/>
+                <w:szCs w:val="18"/>
+              </w:rPr>
+              <w:t xml:space="preserve">86</w:t>
+            </w:r>
+          </w:p>
+        </w:tc>
+        <w:tc>
+          <w:tcPr>
+            <w:tcW w:w="1100" w:type="dxa"/>
+            <w:tcBorders>
+              <w:top w:val="single" w:sz="4" w:space="0" w:color="BFBFBF"/>
+              <w:left w:val="single" w:sz="4" w:space="0" w:color="BFBFBF"/>
+              <w:bottom w:val="single" w:sz="4" w:space="0" w:color="BFBFBF"/>
+              <w:right w:val="single" w:sz="4" w:space="0" w:color="BFBFBF"/>
+            </w:tcBorders>
+            <w:tcMar>
+              <w:top w:w="70" w:type="dxa"/>
+              <w:left w:w="100" w:type="dxa"/>
+              <w:bottom w:w="70" w:type="dxa"/>
+              <w:right w:w="100" w:type="dxa"/>
+            </w:tcMar>
+            <w:vAlign w:val="center"/>
+          </w:tcPr>
+          <w:p>
+            <w:pPr>
+              <w:keepNext/>
+              <w:jc w:val="center"/>
+            </w:pPr>
+            <w:r>
+              <w:rPr>
+                <w:sz w:val="18"/>
+                <w:szCs w:val="18"/>
+              </w:rPr>
+              <w:t xml:space="preserve">19</w:t>
+            </w:r>
+          </w:p>
+        </w:tc>
+        <w:tc>
+          <w:tcPr>
+            <w:tcW w:w="1900" w:type="dxa"/>
+            <w:tcBorders>
+              <w:top w:val="single" w:sz="4" w:space="0" w:color="BFBFBF"/>
+              <w:left w:val="single" w:sz="4" w:space="0" w:color="BFBFBF"/>
+              <w:bottom w:val="single" w:sz="4" w:space="0" w:color="BFBFBF"/>
+              <w:right w:val="single" w:sz="4" w:space="0" w:color="BFBFBF"/>
+            </w:tcBorders>
+            <w:tcMar>
+              <w:top w:w="70" w:type="dxa"/>
+              <w:left w:w="100" w:type="dxa"/>
+              <w:bottom w:w="70" w:type="dxa"/>
+              <w:right w:w="100" w:type="dxa"/>
+            </w:tcMar>
+            <w:vAlign w:val="center"/>
+          </w:tcPr>
+          <w:p>
+            <w:pPr>
+              <w:keepNext/>
+              <w:jc w:val="center"/>
+            </w:pPr>
+            <w:r>
+              <w:rPr>
+                <w:sz w:val="18"/>
+                <w:szCs w:val="18"/>
+              </w:rPr>
+              <w:t xml:space="preserve">236.5 ps</w:t>
+            </w:r>
+          </w:p>
+        </w:tc>
+        <w:tc>
+          <w:tcPr>
+            <w:tcW w:w="1800" w:type="dxa"/>
+            <w:tcBorders>
+              <w:top w:val="single" w:sz="4" w:space="0" w:color="BFBFBF"/>
+              <w:left w:val="single" w:sz="4" w:space="0" w:color="BFBFBF"/>
+              <w:bottom w:val="single" w:sz="4" w:space="0" w:color="BFBFBF"/>
+              <w:right w:val="single" w:sz="4" w:space="0" w:color="BFBFBF"/>
+            </w:tcBorders>
+            <w:tcMar>
+              <w:top w:w="70" w:type="dxa"/>
+              <w:left w:w="100" w:type="dxa"/>
+              <w:bottom w:w="70" w:type="dxa"/>
+              <w:right w:w="100" w:type="dxa"/>
+            </w:tcMar>
+            <w:vAlign w:val="center"/>
+          </w:tcPr>
+          <w:p>
+            <w:pPr>
+              <w:keepNext/>
+              <w:jc w:val="center"/>
+            </w:pPr>
+            <w:r>
+              <w:rPr>
+                <w:sz w:val="18"/>
+                <w:szCs w:val="18"/>
+              </w:rPr>
+              <w:t xml:space="preserve">96.8 ps</w:t>
+            </w:r>
+          </w:p>
+        </w:tc>
+        <w:tc>
+          <w:tcPr>
+            <w:tcW w:w="1226" w:type="dxa"/>
+            <w:tcBorders>
+              <w:top w:val="single" w:sz="4" w:space="0" w:color="BFBFBF"/>
+              <w:left w:val="single" w:sz="4" w:space="0" w:color="BFBFBF"/>
+              <w:bottom w:val="single" w:sz="4" w:space="0" w:color="BFBFBF"/>
+              <w:right w:val="single" w:sz="4" w:space="0" w:color="BFBFBF"/>
+            </w:tcBorders>
+            <w:tcMar>
+              <w:top w:w="70" w:type="dxa"/>
+              <w:left w:w="100" w:type="dxa"/>
+              <w:bottom w:w="70" w:type="dxa"/>
+              <w:right w:w="100" w:type="dxa"/>
+            </w:tcMar>
+            <w:vAlign w:val="center"/>
+          </w:tcPr>
+          <w:p>
+            <w:pPr>
+              <w:keepNext/>
+              <w:jc w:val="center"/>
+            </w:pPr>
+            <w:r>
+              <w:rPr>
+                <w:sz w:val="18"/>
+                <w:szCs w:val="18"/>
+              </w:rPr>
+              <w:t xml:space="preserve">200 ps</w:t>
+            </w:r>
+          </w:p>
+        </w:tc>
+      </w:tr>
+      <w:tr>
+        <w:trPr>
+          <w:cantSplit/>
+        </w:trPr>
+        <w:tc>
+          <w:tcPr>
+            <w:tcW w:w="1800" w:type="dxa"/>
+            <w:tcBorders>
+              <w:top w:val="single" w:sz="4" w:space="0" w:color="BFBFBF"/>
+              <w:left w:val="single" w:sz="4" w:space="0" w:color="BFBFBF"/>
+              <w:bottom w:val="single" w:sz="4" w:space="0" w:color="BFBFBF"/>
+              <w:right w:val="single" w:sz="4" w:space="0" w:color="BFBFBF"/>
+            </w:tcBorders>
+            <w:shd w:val="clear" w:color="auto" w:fill="F2F2F2"/>
+            <w:tcMar>
+              <w:top w:w="70" w:type="dxa"/>
+              <w:left w:w="100" w:type="dxa"/>
+              <w:bottom w:w="70" w:type="dxa"/>
+              <w:right w:w="100" w:type="dxa"/>
+            </w:tcMar>
+            <w:vAlign w:val="center"/>
+          </w:tcPr>
+          <w:p>
+            <w:pPr>
+              <w:keepNext/>
+            </w:pPr>
+            <w:r>
+              <w:rPr>
+                <w:rFonts w:ascii="Consolas" w:hAnsi="Consolas" w:cs="Consolas"/>
+                <w:b/>
+                <w:bCs/>
+                <w:color w:val="1F3864"/>
+                <w:sz w:val="17"/>
+                <w:szCs w:val="17"/>
+              </w:rPr>
+              <w:t xml:space="preserve">UART_CLK</w:t>
+            </w:r>
+          </w:p>
+        </w:tc>
+        <w:tc>
+          <w:tcPr>
+            <w:tcW w:w="1200" w:type="dxa"/>
+            <w:tcBorders>
+              <w:top w:val="single" w:sz="4" w:space="0" w:color="BFBFBF"/>
+              <w:left w:val="single" w:sz="4" w:space="0" w:color="BFBFBF"/>
+              <w:bottom w:val="single" w:sz="4" w:space="0" w:color="BFBFBF"/>
+              <w:right w:val="single" w:sz="4" w:space="0" w:color="BFBFBF"/>
+            </w:tcBorders>
+            <w:shd w:val="clear" w:color="auto" w:fill="F2F2F2"/>
+            <w:tcMar>
+              <w:top w:w="70" w:type="dxa"/>
+              <w:left w:w="100" w:type="dxa"/>
+              <w:bottom w:w="70" w:type="dxa"/>
+              <w:right w:w="100" w:type="dxa"/>
+            </w:tcMar>
+            <w:vAlign w:val="center"/>
+          </w:tcPr>
+          <w:p>
+            <w:pPr>
+              <w:keepNext/>
+              <w:jc w:val="center"/>
+            </w:pPr>
+            <w:r>
+              <w:rPr>
+                <w:sz w:val="18"/>
+                <w:szCs w:val="18"/>
+              </w:rPr>
+              <w:t xml:space="preserve">30</w:t>
+            </w:r>
+          </w:p>
+        </w:tc>
+        <w:tc>
+          <w:tcPr>
+            <w:tcW w:w="1100" w:type="dxa"/>
+            <w:tcBorders>
+              <w:top w:val="single" w:sz="4" w:space="0" w:color="BFBFBF"/>
+              <w:left w:val="single" w:sz="4" w:space="0" w:color="BFBFBF"/>
+              <w:bottom w:val="single" w:sz="4" w:space="0" w:color="BFBFBF"/>
+              <w:right w:val="single" w:sz="4" w:space="0" w:color="BFBFBF"/>
+            </w:tcBorders>
+            <w:shd w:val="clear" w:color="auto" w:fill="F2F2F2"/>
+            <w:tcMar>
+              <w:top w:w="70" w:type="dxa"/>
+              <w:left w:w="100" w:type="dxa"/>
+              <w:bottom w:w="70" w:type="dxa"/>
+              <w:right w:w="100" w:type="dxa"/>
+            </w:tcMar>
+            <w:vAlign w:val="center"/>
+          </w:tcPr>
+          <w:p>
+            <w:pPr>
+              <w:keepNext/>
+              <w:jc w:val="center"/>
+            </w:pPr>
+            <w:r>
+              <w:rPr>
+                <w:sz w:val="18"/>
+                <w:szCs w:val="18"/>
+              </w:rPr>
+              <w:t xml:space="preserve">15</w:t>
+            </w:r>
+          </w:p>
+        </w:tc>
+        <w:tc>
+          <w:tcPr>
+            <w:tcW w:w="1900" w:type="dxa"/>
+            <w:tcBorders>
+              <w:top w:val="single" w:sz="4" w:space="0" w:color="BFBFBF"/>
+              <w:left w:val="single" w:sz="4" w:space="0" w:color="BFBFBF"/>
+              <w:bottom w:val="single" w:sz="4" w:space="0" w:color="BFBFBF"/>
+              <w:right w:val="single" w:sz="4" w:space="0" w:color="BFBFBF"/>
+            </w:tcBorders>
+            <w:shd w:val="clear" w:color="auto" w:fill="F2F2F2"/>
+            <w:tcMar>
+              <w:top w:w="70" w:type="dxa"/>
+              <w:left w:w="100" w:type="dxa"/>
+              <w:bottom w:w="70" w:type="dxa"/>
+              <w:right w:w="100" w:type="dxa"/>
+            </w:tcMar>
+            <w:vAlign w:val="center"/>
+          </w:tcPr>
+          <w:p>
+            <w:pPr>
+              <w:keepNext/>
+              <w:jc w:val="center"/>
+            </w:pPr>
+            <w:r>
+              <w:rPr>
+                <w:sz w:val="18"/>
+                <w:szCs w:val="18"/>
+              </w:rPr>
+              <w:t xml:space="preserve">216.5 ps</w:t>
+            </w:r>
+          </w:p>
+        </w:tc>
+        <w:tc>
+          <w:tcPr>
+            <w:tcW w:w="1800" w:type="dxa"/>
+            <w:tcBorders>
+              <w:top w:val="single" w:sz="4" w:space="0" w:color="BFBFBF"/>
+              <w:left w:val="single" w:sz="4" w:space="0" w:color="BFBFBF"/>
+              <w:bottom w:val="single" w:sz="4" w:space="0" w:color="BFBFBF"/>
+              <w:right w:val="single" w:sz="4" w:space="0" w:color="BFBFBF"/>
+            </w:tcBorders>
+            <w:shd w:val="clear" w:color="auto" w:fill="F2F2F2"/>
+            <w:tcMar>
+              <w:top w:w="70" w:type="dxa"/>
+              <w:left w:w="100" w:type="dxa"/>
+              <w:bottom w:w="70" w:type="dxa"/>
+              <w:right w:w="100" w:type="dxa"/>
+            </w:tcMar>
+            <w:vAlign w:val="center"/>
+          </w:tcPr>
+          <w:p>
+            <w:pPr>
+              <w:keepNext/>
+              <w:jc w:val="center"/>
+            </w:pPr>
+            <w:r>
+              <w:rPr>
+                <w:sz w:val="18"/>
+                <w:szCs w:val="18"/>
+              </w:rPr>
+              <w:t xml:space="preserve">–</w:t>
+            </w:r>
+          </w:p>
+        </w:tc>
+        <w:tc>
+          <w:tcPr>
+            <w:tcW w:w="1226" w:type="dxa"/>
+            <w:tcBorders>
+              <w:top w:val="single" w:sz="4" w:space="0" w:color="BFBFBF"/>
+              <w:left w:val="single" w:sz="4" w:space="0" w:color="BFBFBF"/>
+              <w:bottom w:val="single" w:sz="4" w:space="0" w:color="BFBFBF"/>
+              <w:right w:val="single" w:sz="4" w:space="0" w:color="BFBFBF"/>
+            </w:tcBorders>
+            <w:shd w:val="clear" w:color="auto" w:fill="F2F2F2"/>
+            <w:tcMar>
+              <w:top w:w="70" w:type="dxa"/>
+              <w:left w:w="100" w:type="dxa"/>
+              <w:bottom w:w="70" w:type="dxa"/>
+              <w:right w:w="100" w:type="dxa"/>
+            </w:tcMar>
+            <w:vAlign w:val="center"/>
+          </w:tcPr>
+          <w:p>
+            <w:pPr>
+              <w:keepNext/>
+              <w:jc w:val="center"/>
+            </w:pPr>
+            <w:r>
+              <w:rPr>
+                <w:sz w:val="18"/>
+                <w:szCs w:val="18"/>
+              </w:rPr>
+              <w:t xml:space="preserve">200 ps</w:t>
+            </w:r>
+          </w:p>
+        </w:tc>
+      </w:tr>
+      <w:tr>
+        <w:trPr>
+          <w:cantSplit/>
+        </w:trPr>
+        <w:tc>
+          <w:tcPr>
+            <w:tcW w:w="1800" w:type="dxa"/>
+            <w:tcBorders>
+              <w:top w:val="single" w:sz="4" w:space="0" w:color="BFBFBF"/>
+              <w:left w:val="single" w:sz="4" w:space="0" w:color="BFBFBF"/>
+              <w:bottom w:val="single" w:sz="4" w:space="0" w:color="BFBFBF"/>
+              <w:right w:val="single" w:sz="4" w:space="0" w:color="BFBFBF"/>
+            </w:tcBorders>
+            <w:tcMar>
+              <w:top w:w="70" w:type="dxa"/>
+              <w:left w:w="100" w:type="dxa"/>
+              <w:bottom w:w="70" w:type="dxa"/>
+              <w:right w:w="100" w:type="dxa"/>
+            </w:tcMar>
+            <w:vAlign w:val="center"/>
+          </w:tcPr>
+          <w:p>
+            <w:pPr>
+              <w:keepNext/>
+            </w:pPr>
+            <w:r>
+              <w:rPr>
+                <w:rFonts w:ascii="Consolas" w:hAnsi="Consolas" w:cs="Consolas"/>
+                <w:b/>
+                <w:bCs/>
+                <w:color w:val="1F3864"/>
+                <w:sz w:val="17"/>
+                <w:szCs w:val="17"/>
+              </w:rPr>
+              <w:t xml:space="preserve">REF_CLK</w:t>
+            </w:r>
+          </w:p>
+        </w:tc>
+        <w:tc>
+          <w:tcPr>
+            <w:tcW w:w="1200" w:type="dxa"/>
+            <w:tcBorders>
+              <w:top w:val="single" w:sz="4" w:space="0" w:color="BFBFBF"/>
+              <w:left w:val="single" w:sz="4" w:space="0" w:color="BFBFBF"/>
+              <w:bottom w:val="single" w:sz="4" w:space="0" w:color="BFBFBF"/>
+              <w:right w:val="single" w:sz="4" w:space="0" w:color="BFBFBF"/>
+            </w:tcBorders>
+            <w:tcMar>
+              <w:top w:w="70" w:type="dxa"/>
+              <w:left w:w="100" w:type="dxa"/>
+              <w:bottom w:w="70" w:type="dxa"/>
+              <w:right w:w="100" w:type="dxa"/>
+            </w:tcMar>
+            <w:vAlign w:val="center"/>
+          </w:tcPr>
+          <w:p>
+            <w:pPr>
+              <w:keepNext/>
+              <w:jc w:val="center"/>
+            </w:pPr>
+            <w:r>
+              <w:rPr>
+                <w:sz w:val="18"/>
+                <w:szCs w:val="18"/>
+              </w:rPr>
+              <w:t xml:space="preserve">42</w:t>
+            </w:r>
+          </w:p>
+        </w:tc>
+        <w:tc>
+          <w:tcPr>
+            <w:tcW w:w="1100" w:type="dxa"/>
+            <w:tcBorders>
+              <w:top w:val="single" w:sz="4" w:space="0" w:color="BFBFBF"/>
+              <w:left w:val="single" w:sz="4" w:space="0" w:color="BFBFBF"/>
+              <w:bottom w:val="single" w:sz="4" w:space="0" w:color="BFBFBF"/>
+              <w:right w:val="single" w:sz="4" w:space="0" w:color="BFBFBF"/>
+            </w:tcBorders>
+            <w:tcMar>
+              <w:top w:w="70" w:type="dxa"/>
+              <w:left w:w="100" w:type="dxa"/>
+              <w:bottom w:w="70" w:type="dxa"/>
+              <w:right w:w="100" w:type="dxa"/>
+            </w:tcMar>
+            <w:vAlign w:val="center"/>
+          </w:tcPr>
+          <w:p>
+            <w:pPr>
+              <w:keepNext/>
+              <w:jc w:val="center"/>
+            </w:pPr>
+            <w:r>
+              <w:rPr>
+                <w:sz w:val="18"/>
+                <w:szCs w:val="18"/>
+              </w:rPr>
+              <w:t xml:space="preserve">11</w:t>
+            </w:r>
+          </w:p>
+        </w:tc>
+        <w:tc>
+          <w:tcPr>
+            <w:tcW w:w="1900" w:type="dxa"/>
+            <w:tcBorders>
+              <w:top w:val="single" w:sz="4" w:space="0" w:color="BFBFBF"/>
+              <w:left w:val="single" w:sz="4" w:space="0" w:color="BFBFBF"/>
+              <w:bottom w:val="single" w:sz="4" w:space="0" w:color="BFBFBF"/>
+              <w:right w:val="single" w:sz="4" w:space="0" w:color="BFBFBF"/>
+            </w:tcBorders>
+            <w:tcMar>
+              <w:top w:w="70" w:type="dxa"/>
+              <w:left w:w="100" w:type="dxa"/>
+              <w:bottom w:w="70" w:type="dxa"/>
+              <w:right w:w="100" w:type="dxa"/>
+            </w:tcMar>
+            <w:vAlign w:val="center"/>
+          </w:tcPr>
+          <w:p>
+            <w:pPr>
+              <w:keepNext/>
+              <w:jc w:val="center"/>
+            </w:pPr>
+            <w:r>
+              <w:rPr>
+                <w:sz w:val="18"/>
+                <w:szCs w:val="18"/>
+              </w:rPr>
+              <w:t xml:space="preserve">92.7 ps</w:t>
+            </w:r>
+          </w:p>
+        </w:tc>
+        <w:tc>
+          <w:tcPr>
+            <w:tcW w:w="1800" w:type="dxa"/>
+            <w:tcBorders>
+              <w:top w:val="single" w:sz="4" w:space="0" w:color="BFBFBF"/>
+              <w:left w:val="single" w:sz="4" w:space="0" w:color="BFBFBF"/>
+              <w:bottom w:val="single" w:sz="4" w:space="0" w:color="BFBFBF"/>
+              <w:right w:val="single" w:sz="4" w:space="0" w:color="BFBFBF"/>
+            </w:tcBorders>
+            <w:tcMar>
+              <w:top w:w="70" w:type="dxa"/>
+              <w:left w:w="100" w:type="dxa"/>
+              <w:bottom w:w="70" w:type="dxa"/>
+              <w:right w:w="100" w:type="dxa"/>
+            </w:tcMar>
+            <w:vAlign w:val="center"/>
+          </w:tcPr>
+          <w:p>
+            <w:pPr>
+              <w:keepNext/>
+              <w:jc w:val="center"/>
+            </w:pPr>
+            <w:r>
+              <w:rPr>
+                <w:sz w:val="18"/>
+                <w:szCs w:val="18"/>
+              </w:rPr>
+              <w:t xml:space="preserve">–</w:t>
+            </w:r>
+          </w:p>
+        </w:tc>
+        <w:tc>
+          <w:tcPr>
+            <w:tcW w:w="1226" w:type="dxa"/>
+            <w:tcBorders>
+              <w:top w:val="single" w:sz="4" w:space="0" w:color="BFBFBF"/>
+              <w:left w:val="single" w:sz="4" w:space="0" w:color="BFBFBF"/>
+              <w:bottom w:val="single" w:sz="4" w:space="0" w:color="BFBFBF"/>
+              <w:right w:val="single" w:sz="4" w:space="0" w:color="BFBFBF"/>
+            </w:tcBorders>
+            <w:tcMar>
+              <w:top w:w="70" w:type="dxa"/>
+              <w:left w:w="100" w:type="dxa"/>
+              <w:bottom w:w="70" w:type="dxa"/>
+              <w:right w:w="100" w:type="dxa"/>
+            </w:tcMar>
+            <w:vAlign w:val="center"/>
+          </w:tcPr>
+          <w:p>
+            <w:pPr>
+              <w:keepNext/>
+              <w:jc w:val="center"/>
+            </w:pPr>
+            <w:r>
+              <w:rPr>
+                <w:sz w:val="18"/>
+                <w:szCs w:val="18"/>
+              </w:rPr>
+              <w:t xml:space="preserve">200 ps</w:t>
+            </w:r>
+          </w:p>
+        </w:tc>
+      </w:tr>
+    </w:tbl>
+    <w:p>
+      <w:pPr>
+        <w:keepNext/>
+      </w:pPr>
+    </w:p>
+    <w:p>
+      <w:pPr>
+        <w:spacing w:before="100" w:after="280"/>
+        <w:jc w:val="center"/>
+      </w:pPr>
+      <w:r>
+        <w:rPr>
+          <w:i/>
+          <w:iCs/>
+          <w:color w:val="808080"/>
+          <w:sz w:val="19"/>
+          <w:szCs w:val="19"/>
+        </w:rPr>
+        <w:t xml:space="preserve">Table 22: Clock-tree synthesis results.</w:t>
+      </w:r>
+    </w:p>
+    <w:p>
+      <w:pPr>
+        <w:spacing w:after="160"/>
+      </w:pPr>
+      <w:r>
+        <w:t xml:space="preserve">The </w:t>
+      </w:r>
+      <w:r>
+        <w:rPr>
+          <w:rFonts w:ascii="Consolas" w:hAnsi="Consolas" w:cs="Consolas"/>
+          <w:color w:val="1F3864"/>
+          <w:sz w:val="19"/>
+          <w:szCs w:val="19"/>
+        </w:rPr>
+        <w:t xml:space="preserve">scan_clk</w:t>
+      </w:r>
+      <w:r>
+        <w:t xml:space="preserve"> and </w:t>
+      </w:r>
+      <w:r>
+        <w:rPr>
+          <w:rFonts w:ascii="Consolas" w:hAnsi="Consolas" w:cs="Consolas"/>
+          <w:color w:val="1F3864"/>
+          <w:sz w:val="19"/>
+          <w:szCs w:val="19"/>
+        </w:rPr>
+        <w:t xml:space="preserve">UART_CLK</w:t>
+      </w:r>
+      <w:r>
+        <w:t xml:space="preserve"> trees exceed the 200 ps skew target in the setup views, while </w:t>
+      </w:r>
+      <w:r>
+        <w:rPr>
+          <w:rFonts w:ascii="Consolas" w:hAnsi="Consolas" w:cs="Consolas"/>
+          <w:color w:val="1F3864"/>
+          <w:sz w:val="19"/>
+          <w:szCs w:val="19"/>
+        </w:rPr>
+        <w:t xml:space="preserve">REF_CLK</w:t>
+      </w:r>
+      <w:r>
+        <w:t xml:space="preserve"> is well inside it. Timing still closes in every view, so this is a quality-of-result note rather than a violation.</w:t>
+      </w:r>
+    </w:p>
+    <w:p>
+      <w:pPr>
+        <w:keepNext/>
+        <w:spacing w:before="200" w:after="80"/>
+      </w:pPr>
+      <w:r>
+        <w:rPr>
+          <w:b/>
+          <w:bCs/>
+          <w:color w:val="2E8B8B"/>
+          <w:sz w:val="23"/>
+          <w:szCs w:val="23"/>
+        </w:rPr>
+        <w:t>Sign-off checks</w:t>
+      </w:r>
+    </w:p>
+    <w:tbl>
+      <w:tblPr>
+        <w:tblW w:w="9026" w:type="dxa"/>
+        <w:tblLayout w:type="fixed"/>
+        <w:tblCellMar>
+          <w:left w:w="10" w:type="dxa"/>
+          <w:right w:w="10" w:type="dxa"/>
+        </w:tblCellMar>
+        <w:tblLook w:val="04A0" w:firstRow="1" w:lastRow="0" w:firstColumn="1" w:lastColumn="0" w:noHBand="0" w:noVBand="1"/>
+      </w:tblPr>
+      <w:tblGrid>
+        <w:gridCol w:w="3600"/>
+        <w:gridCol w:w="5426"/>
+      </w:tblGrid>
+      <w:tr>
+        <w:trPr>
+          <w:cantSplit/>
+          <w:tblHeader/>
+        </w:trPr>
+        <w:tc>
+          <w:tcPr>
+            <w:tcW w:w="3600" w:type="dxa"/>
+            <w:tcBorders>
+              <w:top w:val="single" w:sz="4" w:space="0" w:color="BFBFBF"/>
+              <w:left w:val="single" w:sz="4" w:space="0" w:color="BFBFBF"/>
+              <w:bottom w:val="single" w:sz="4" w:space="0" w:color="BFBFBF"/>
+              <w:right w:val="single" w:sz="4" w:space="0" w:color="BFBFBF"/>
+            </w:tcBorders>
+            <w:shd w:val="clear" w:color="auto" w:fill="1F3864"/>
+            <w:tcMar>
+              <w:top w:w="70" w:type="dxa"/>
+              <w:left w:w="100" w:type="dxa"/>
+              <w:bottom w:w="70" w:type="dxa"/>
+              <w:right w:w="100" w:type="dxa"/>
+            </w:tcMar>
+            <w:vAlign w:val="center"/>
+          </w:tcPr>
+          <w:p>
+            <w:pPr>
+              <w:keepNext/>
+            </w:pPr>
+            <w:r>
+              <w:rPr>
+                <w:b/>
+                <w:bCs/>
+                <w:color w:val="FFFFFF"/>
+                <w:sz w:val="18"/>
+                <w:szCs w:val="18"/>
+              </w:rPr>
+              <w:t xml:space="preserve">Check</w:t>
+            </w:r>
+          </w:p>
+        </w:tc>
+        <w:tc>
+          <w:tcPr>
+            <w:tcW w:w="5426" w:type="dxa"/>
+            <w:tcBorders>
+              <w:top w:val="single" w:sz="4" w:space="0" w:color="BFBFBF"/>
+              <w:left w:val="single" w:sz="4" w:space="0" w:color="BFBFBF"/>
+              <w:bottom w:val="single" w:sz="4" w:space="0" w:color="BFBFBF"/>
+              <w:right w:val="single" w:sz="4" w:space="0" w:color="BFBFBF"/>
+            </w:tcBorders>
+            <w:shd w:val="clear" w:color="auto" w:fill="1F3864"/>
+            <w:tcMar>
+              <w:top w:w="70" w:type="dxa"/>
+              <w:left w:w="100" w:type="dxa"/>
+              <w:bottom w:w="70" w:type="dxa"/>
+              <w:right w:w="100" w:type="dxa"/>
+            </w:tcMar>
+            <w:vAlign w:val="center"/>
+          </w:tcPr>
+          <w:p>
+            <w:pPr>
+              <w:keepNext/>
+            </w:pPr>
+            <w:r>
+              <w:rPr>
+                <w:b/>
+                <w:bCs/>
+                <w:color w:val="FFFFFF"/>
+                <w:sz w:val="18"/>
+                <w:szCs w:val="18"/>
+              </w:rPr>
+              <w:t xml:space="preserve">Result</w:t>
+            </w:r>
+          </w:p>
+        </w:tc>
+      </w:tr>
+      <w:tr>
+        <w:trPr>
+          <w:cantSplit/>
+        </w:trPr>
+        <w:tc>
+          <w:tcPr>
+            <w:tcW w:w="3600" w:type="dxa"/>
+            <w:tcBorders>
+              <w:top w:val="single" w:sz="4" w:space="0" w:color="BFBFBF"/>
+              <w:left w:val="single" w:sz="4" w:space="0" w:color="BFBFBF"/>
+              <w:bottom w:val="single" w:sz="4" w:space="0" w:color="BFBFBF"/>
+              <w:right w:val="single" w:sz="4" w:space="0" w:color="BFBFBF"/>
+            </w:tcBorders>
+            <w:tcMar>
+              <w:top w:w="70" w:type="dxa"/>
+              <w:left w:w="100" w:type="dxa"/>
+              <w:bottom w:w="70" w:type="dxa"/>
+              <w:right w:w="100" w:type="dxa"/>
+            </w:tcMar>
+            <w:vAlign w:val="center"/>
+          </w:tcPr>
+          <w:p>
+            <w:pPr>
+              <w:keepNext/>
+            </w:pPr>
+            <w:r>
+              <w:rPr>
+                <w:rFonts w:ascii="Consolas" w:hAnsi="Consolas" w:cs="Consolas"/>
+                <w:b/>
+                <w:bCs/>
+                <w:color w:val="1F3864"/>
+                <w:sz w:val="17"/>
+                <w:szCs w:val="17"/>
+              </w:rPr>
+              <w:t xml:space="preserve">verifyGeometry -noMinArea</w:t>
+            </w:r>
+          </w:p>
+        </w:tc>
+        <w:tc>
+          <w:tcPr>
+            <w:tcW w:w="5426" w:type="dxa"/>
+            <w:tcBorders>
+              <w:top w:val="single" w:sz="4" w:space="0" w:color="BFBFBF"/>
+              <w:left w:val="single" w:sz="4" w:space="0" w:color="BFBFBF"/>
+              <w:bottom w:val="single" w:sz="4" w:space="0" w:color="BFBFBF"/>
+              <w:right w:val="single" w:sz="4" w:space="0" w:color="BFBFBF"/>
+            </w:tcBorders>
+            <w:tcMar>
+              <w:top w:w="70" w:type="dxa"/>
+              <w:left w:w="100" w:type="dxa"/>
+              <w:bottom w:w="70" w:type="dxa"/>
+              <w:right w:w="100" w:type="dxa"/>
+            </w:tcMar>
+            <w:vAlign w:val="center"/>
+          </w:tcPr>
+          <w:p>
+            <w:pPr>
+              <w:keepNext/>
+            </w:pPr>
+            <w:r>
+              <w:rPr>
+                <w:sz w:val="18"/>
+                <w:szCs w:val="18"/>
+              </w:rPr>
+              <w:t xml:space="preserve">No DRC violations found</w:t>
+            </w:r>
+          </w:p>
+        </w:tc>
+      </w:tr>
+      <w:tr>
+        <w:trPr>
+          <w:cantSplit/>
+        </w:trPr>
+        <w:tc>
+          <w:tcPr>
+            <w:tcW w:w="3600" w:type="dxa"/>
+            <w:tcBorders>
+              <w:top w:val="single" w:sz="4" w:space="0" w:color="BFBFBF"/>
+              <w:left w:val="single" w:sz="4" w:space="0" w:color="BFBFBF"/>
+              <w:bottom w:val="single" w:sz="4" w:space="0" w:color="BFBFBF"/>
+              <w:right w:val="single" w:sz="4" w:space="0" w:color="BFBFBF"/>
+            </w:tcBorders>
+            <w:shd w:val="clear" w:color="auto" w:fill="F2F2F2"/>
+            <w:tcMar>
+              <w:top w:w="70" w:type="dxa"/>
+              <w:left w:w="100" w:type="dxa"/>
+              <w:bottom w:w="70" w:type="dxa"/>
+              <w:right w:w="100" w:type="dxa"/>
+            </w:tcMar>
+            <w:vAlign w:val="center"/>
+          </w:tcPr>
+          <w:p>
+            <w:pPr>
+              <w:keepNext/>
+            </w:pPr>
+            <w:r>
+              <w:rPr>
+                <w:rFonts w:ascii="Consolas" w:hAnsi="Consolas" w:cs="Consolas"/>
+                <w:b/>
+                <w:bCs/>
+                <w:color w:val="1F3864"/>
+                <w:sz w:val="17"/>
+                <w:szCs w:val="17"/>
+              </w:rPr>
+              <w:t xml:space="preserve">verifyConnectivity -type all</w:t>
+            </w:r>
+          </w:p>
+        </w:tc>
+        <w:tc>
+          <w:tcPr>
+            <w:tcW w:w="5426" w:type="dxa"/>
+            <w:tcBorders>
+              <w:top w:val="single" w:sz="4" w:space="0" w:color="BFBFBF"/>
+              <w:left w:val="single" w:sz="4" w:space="0" w:color="BFBFBF"/>
+              <w:bottom w:val="single" w:sz="4" w:space="0" w:color="BFBFBF"/>
+              <w:right w:val="single" w:sz="4" w:space="0" w:color="BFBFBF"/>
+            </w:tcBorders>
+            <w:shd w:val="clear" w:color="auto" w:fill="F2F2F2"/>
+            <w:tcMar>
+              <w:top w:w="70" w:type="dxa"/>
+              <w:left w:w="100" w:type="dxa"/>
+              <w:bottom w:w="70" w:type="dxa"/>
+              <w:right w:w="100" w:type="dxa"/>
+            </w:tcMar>
+            <w:vAlign w:val="center"/>
+          </w:tcPr>
+          <w:p>
+            <w:pPr>
+              <w:keepNext/>
+            </w:pPr>
+            <w:r>
+              <w:rPr>
+                <w:sz w:val="18"/>
+                <w:szCs w:val="18"/>
+              </w:rPr>
+              <w:t xml:space="preserve">Found no problems or warnings</w:t>
+            </w:r>
+          </w:p>
+        </w:tc>
+      </w:tr>
+      <w:tr>
+        <w:trPr>
+          <w:cantSplit/>
+        </w:trPr>
+        <w:tc>
+          <w:tcPr>
+            <w:tcW w:w="3600" w:type="dxa"/>
+            <w:tcBorders>
+              <w:top w:val="single" w:sz="4" w:space="0" w:color="BFBFBF"/>
+              <w:left w:val="single" w:sz="4" w:space="0" w:color="BFBFBF"/>
+              <w:bottom w:val="single" w:sz="4" w:space="0" w:color="BFBFBF"/>
+              <w:right w:val="single" w:sz="4" w:space="0" w:color="BFBFBF"/>
+            </w:tcBorders>
+            <w:tcMar>
+              <w:top w:w="70" w:type="dxa"/>
+              <w:left w:w="100" w:type="dxa"/>
+              <w:bottom w:w="70" w:type="dxa"/>
+              <w:right w:w="100" w:type="dxa"/>
+            </w:tcMar>
+            <w:vAlign w:val="center"/>
+          </w:tcPr>
+          <w:p>
+            <w:pPr>
+              <w:keepNext/>
+            </w:pPr>
+            <w:r>
+              <w:rPr>
+                <w:rFonts w:ascii="Consolas" w:hAnsi="Consolas" w:cs="Consolas"/>
+                <w:b/>
+                <w:bCs/>
+                <w:color w:val="1F3864"/>
+                <w:sz w:val="17"/>
+                <w:szCs w:val="17"/>
+              </w:rPr>
+              <w:t xml:space="preserve">verifyProcessAntenna</w:t>
+            </w:r>
+          </w:p>
+        </w:tc>
+        <w:tc>
+          <w:tcPr>
+            <w:tcW w:w="5426" w:type="dxa"/>
+            <w:tcBorders>
+              <w:top w:val="single" w:sz="4" w:space="0" w:color="BFBFBF"/>
+              <w:left w:val="single" w:sz="4" w:space="0" w:color="BFBFBF"/>
+              <w:bottom w:val="single" w:sz="4" w:space="0" w:color="BFBFBF"/>
+              <w:right w:val="single" w:sz="4" w:space="0" w:color="BFBFBF"/>
+            </w:tcBorders>
+            <w:tcMar>
+              <w:top w:w="70" w:type="dxa"/>
+              <w:left w:w="100" w:type="dxa"/>
+              <w:bottom w:w="70" w:type="dxa"/>
+              <w:right w:w="100" w:type="dxa"/>
+            </w:tcMar>
+            <w:vAlign w:val="center"/>
+          </w:tcPr>
+          <w:p>
+            <w:pPr>
+              <w:keepNext/>
+            </w:pPr>
+            <w:r>
+              <w:rPr>
+                <w:sz w:val="18"/>
+                <w:szCs w:val="18"/>
+              </w:rPr>
+              <w:t xml:space="preserve">No violations found</w:t>
+            </w:r>
+          </w:p>
+        </w:tc>
+      </w:tr>
+      <w:tr>
+        <w:trPr>
+          <w:cantSplit/>
+        </w:trPr>
+        <w:tc>
+          <w:tcPr>
+            <w:tcW w:w="3600" w:type="dxa"/>
+            <w:tcBorders>
+              <w:top w:val="single" w:sz="4" w:space="0" w:color="BFBFBF"/>
+              <w:left w:val="single" w:sz="4" w:space="0" w:color="BFBFBF"/>
+              <w:bottom w:val="single" w:sz="4" w:space="0" w:color="BFBFBF"/>
+              <w:right w:val="single" w:sz="4" w:space="0" w:color="BFBFBF"/>
+            </w:tcBorders>
+            <w:shd w:val="clear" w:color="auto" w:fill="F2F2F2"/>
+            <w:tcMar>
+              <w:top w:w="70" w:type="dxa"/>
+              <w:left w:w="100" w:type="dxa"/>
+              <w:bottom w:w="70" w:type="dxa"/>
+              <w:right w:w="100" w:type="dxa"/>
+            </w:tcMar>
+            <w:vAlign w:val="center"/>
+          </w:tcPr>
+          <w:p>
+            <w:pPr>
+              <w:keepNext/>
+            </w:pPr>
+            <w:r>
+              <w:rPr>
+                <w:rFonts w:ascii="Consolas" w:hAnsi="Consolas" w:cs="Consolas"/>
+                <w:b/>
+                <w:bCs/>
+                <w:color w:val="1F3864"/>
+                <w:sz w:val="17"/>
+                <w:szCs w:val="17"/>
+              </w:rPr>
+              <w:t xml:space="preserve">timeDesign</w:t>
+            </w:r>
+          </w:p>
+        </w:tc>
+        <w:tc>
+          <w:tcPr>
+            <w:tcW w:w="5426" w:type="dxa"/>
+            <w:tcBorders>
+              <w:top w:val="single" w:sz="4" w:space="0" w:color="BFBFBF"/>
+              <w:left w:val="single" w:sz="4" w:space="0" w:color="BFBFBF"/>
+              <w:bottom w:val="single" w:sz="4" w:space="0" w:color="BFBFBF"/>
+              <w:right w:val="single" w:sz="4" w:space="0" w:color="BFBFBF"/>
+            </w:tcBorders>
+            <w:shd w:val="clear" w:color="auto" w:fill="F2F2F2"/>
+            <w:tcMar>
+              <w:top w:w="70" w:type="dxa"/>
+              <w:left w:w="100" w:type="dxa"/>
+              <w:bottom w:w="70" w:type="dxa"/>
+              <w:right w:w="100" w:type="dxa"/>
+            </w:tcMar>
+            <w:vAlign w:val="center"/>
+          </w:tcPr>
+          <w:p>
+            <w:pPr>
+              <w:keepNext/>
+            </w:pPr>
+            <w:r>
+              <w:rPr>
+                <w:sz w:val="18"/>
+                <w:szCs w:val="18"/>
+              </w:rPr>
+              <w:t xml:space="preserve">0 violating paths, 0 design-rule-violation nets</w:t>
+            </w:r>
+          </w:p>
+        </w:tc>
+      </w:tr>
+    </w:tbl>
+    <w:p>
+      <w:pPr>
+        <w:keepNext/>
+      </w:pPr>
+    </w:p>
+    <w:p>
+      <w:pPr>
+        <w:spacing w:before="100" w:after="280"/>
+        <w:jc w:val="center"/>
+      </w:pPr>
+      <w:r>
+        <w:rPr>
+          <w:i/>
+          <w:iCs/>
+          <w:color w:val="808080"/>
+          <w:sz w:val="19"/>
+          <w:szCs w:val="19"/>
+        </w:rPr>
+        <w:t xml:space="preserve">Table 23: Post-route sign-off checks.</w:t>
+      </w:r>
+    </w:p>
+    <w:p>
+      <w:pPr>
+        <w:keepNext/>
+        <w:spacing w:before="200" w:after="80"/>
+      </w:pPr>
+      <w:r>
+        <w:rPr>
+          <w:b/>
+          <w:bCs/>
+          <w:color w:val="2E8B8B"/>
+          <w:sz w:val="23"/>
+          <w:szCs w:val="23"/>
+        </w:rPr>
+        <w:t>Power</w:t>
+      </w:r>
+    </w:p>
+    <w:p>
+      <w:pPr>
+        <w:spacing w:after="160"/>
+      </w:pPr>
+      <w:r>
+        <w:t xml:space="preserve">Post-route power (ss corner, 0.2 activity on primary inputs, no activity file) is </w:t>
+      </w:r>
+      <w:r>
+        <w:rPr>
+          <w:b/>
+          <w:bCs/>
+        </w:rPr>
+        <w:t xml:space="preserve">0.939 mW</w:t>
+      </w:r>
+      <w:r>
+        <w:t xml:space="preserve"> in total: 0.628 mW internal, 0.296 mW switching and 0.016 mW leakage. Sequential cells account for 45.4 % and combinational cells for 54.6 %. This uses a different tool and activity assumption from the Design Compiler numbers in Section 4.4, so the two totals should not be compared directly. Figure 25 attributes the power to each clock.</w:t>
+      </w:r>
+    </w:p>
+    <w:p xmlns:a="http://schemas.openxmlformats.org/drawingml/2006/main" xmlns:pic="http://schemas.openxmlformats.org/drawingml/2006/picture">
+      <w:pPr>
+        <w:keepNext/>
+        <w:spacing w:before="120"/>
+        <w:jc w:val="center"/>
+      </w:pPr>
+      <w:r>
+        <w:rPr>
+          <w:noProof/>
+        </w:rPr>
+        <w:drawing>
+          <wp:inline distT="0" distB="0" distL="0" distR="0">
+            <wp:extent cx="5120640" cy="2284460"/>
+            <wp:effectExtent l="0" t="0" r="0" b="0"/>
+            <wp:docPr id="918" name="Post-route power by clock" descr="Post-route power by clock"/>
+            <wp:cNvGraphicFramePr>
+              <a:graphicFrameLocks noChangeAspect="1"/>
+            </wp:cNvGraphicFramePr>
+            <a:graphic>
+              <a:graphicData uri="http://schemas.openxmlformats.org/drawingml/2006/picture">
+                <pic:pic>
+                  <pic:nvPicPr>
+                    <pic:cNvPr id="918" name="Post-route power by clock"/>
+                    <pic:cNvPicPr/>
+                  </pic:nvPicPr>
+                  <pic:blipFill>
+                    <a:blip r:embed="rId52"/>
+                    <a:stretch>
+                      <a:fillRect/>
+                    </a:stretch>
+                  </pic:blipFill>
+                  <pic:spPr>
+                    <a:xfrm>
+                      <a:off x="0" y="0"/>
+                      <a:ext cx="5120640" cy="2284460"/>
+                    </a:xfrm>
+                    <a:prstGeom prst="rect">
+                      <a:avLst/>
+                    </a:prstGeom>
+                    <a:ln w="6350">
+                      <a:solidFill>
+                        <a:srgbClr val="BFBFBF"/>
+                      </a:solidFill>
+                    </a:ln>
+                  </pic:spPr>
+                </pic:pic>
+              </a:graphicData>
+            </a:graphic>
+          </wp:inline>
+        </w:drawing>
+      </w:r>
+    </w:p>
+    <w:p>
+      <w:pPr>
+        <w:spacing w:before="100" w:after="280"/>
+        <w:jc w:val="center"/>
+      </w:pPr>
+      <w:r>
+        <w:rPr>
+          <w:i/>
+          <w:iCs/>
+          <w:color w:val="808080"/>
+          <w:sz w:val="19"/>
+          <w:szCs w:val="19"/>
+        </w:rPr>
+        <w:t xml:space="preserve">Figure 25: Post-route power attributed to each clock.</w:t>
+      </w:r>
+    </w:p>
+    <w:p>
+      <w:pPr>
+        <w:keepNext/>
+        <w:spacing w:before="200" w:after="80"/>
+      </w:pPr>
+      <w:r>
+        <w:rPr>
+          <w:b/>
+          <w:bCs/>
+          <w:color w:val="2E8B8B"/>
+          <w:sz w:val="23"/>
+          <w:szCs w:val="23"/>
+        </w:rPr>
+        <w:t>Layout</w:t>
+      </w:r>
+    </w:p>
+    <w:p>
+      <w:pPr>
+        <w:spacing w:after="160"/>
+      </w:pPr>
+      <w:r>
+        <w:t xml:space="preserve">Figure 26 shows the final routed layout of SYS_TOP. Figure 27 and Figure 28 are Encounter screenshots from the floorplan, routing and module-placement views.</w:t>
+      </w:r>
+    </w:p>
+    <w:p xmlns:a="http://schemas.openxmlformats.org/drawingml/2006/main" xmlns:pic="http://schemas.openxmlformats.org/drawingml/2006/picture">
+      <w:pPr>
+        <w:keepNext/>
+        <w:spacing w:before="120"/>
+        <w:jc w:val="center"/>
+      </w:pPr>
+      <w:r>
+        <w:rPr>
+          <w:noProof/>
+        </w:rPr>
+        <w:drawing>
+          <wp:inline distT="0" distB="0" distL="0" distR="0">
+            <wp:extent cx="4754880" cy="3209415"/>
+            <wp:effectExtent l="0" t="0" r="0" b="0"/>
+            <wp:docPr id="919" name="Routed layout of SYS_TOP" descr="Routed layout of SYS_TOP"/>
+            <wp:cNvGraphicFramePr>
+              <a:graphicFrameLocks noChangeAspect="1"/>
+            </wp:cNvGraphicFramePr>
+            <a:graphic>
+              <a:graphicData uri="http://schemas.openxmlformats.org/drawingml/2006/picture">
+                <pic:pic>
+                  <pic:nvPicPr>
+                    <pic:cNvPr id="919" name="Routed layout of SYS_TOP"/>
+                    <pic:cNvPicPr/>
+                  </pic:nvPicPr>
+                  <pic:blipFill>
+                    <a:blip r:embed="rId53"/>
+                    <a:stretch>
+                      <a:fillRect/>
+                    </a:stretch>
+                  </pic:blipFill>
+                  <pic:spPr>
+                    <a:xfrm>
+                      <a:off x="0" y="0"/>
+                      <a:ext cx="4754880" cy="3209415"/>
+                    </a:xfrm>
+                    <a:prstGeom prst="rect">
+                      <a:avLst/>
+                    </a:prstGeom>
+                    <a:ln w="6350">
+                      <a:solidFill>
+                        <a:srgbClr val="BFBFBF"/>
+                      </a:solidFill>
+                    </a:ln>
+                  </pic:spPr>
+                </pic:pic>
+              </a:graphicData>
+            </a:graphic>
+          </wp:inline>
+        </w:drawing>
+      </w:r>
+    </w:p>
+    <w:p>
+      <w:pPr>
+        <w:spacing w:before="100" w:after="280"/>
+        <w:jc w:val="center"/>
+      </w:pPr>
+      <w:r>
+        <w:rPr>
+          <w:i/>
+          <w:iCs/>
+          <w:color w:val="808080"/>
+          <w:sz w:val="19"/>
+          <w:szCs w:val="19"/>
+        </w:rPr>
+        <w:t xml:space="preserve">Figure 26: Routed layout of SYS_TOP (Results/Layout/Layout.png).</w:t>
+      </w:r>
+    </w:p>
+    <w:p xmlns:a="http://schemas.openxmlformats.org/drawingml/2006/main" xmlns:pic="http://schemas.openxmlformats.org/drawingml/2006/picture">
+      <w:pPr>
+        <w:keepNext/>
+        <w:spacing w:before="120"/>
+        <w:jc w:val="center"/>
+      </w:pPr>
+      <w:r>
+        <w:rPr>
+          <w:noProof/>
+        </w:rPr>
+        <w:drawing>
+          <wp:inline distT="0" distB="0" distL="0" distR="0">
+            <wp:extent cx="2743200" cy="1834776"/>
+            <wp:effectExtent l="0" t="0" r="0" b="0"/>
+            <wp:docPr id="920" name="Floorplan view" descr="Floorplan view"/>
+            <wp:cNvGraphicFramePr>
+              <a:graphicFrameLocks noChangeAspect="1"/>
+            </wp:cNvGraphicFramePr>
+            <a:graphic>
+              <a:graphicData uri="http://schemas.openxmlformats.org/drawingml/2006/picture">
+                <pic:pic>
+                  <pic:nvPicPr>
+                    <pic:cNvPr id="920" name="Floorplan view"/>
+                    <pic:cNvPicPr/>
+                  </pic:nvPicPr>
+                  <pic:blipFill>
+                    <a:blip r:embed="rId54"/>
+                    <a:stretch>
+                      <a:fillRect/>
+                    </a:stretch>
+                  </pic:blipFill>
+                  <pic:spPr>
+                    <a:xfrm>
+                      <a:off x="0" y="0"/>
+                      <a:ext cx="2743200" cy="1834776"/>
+                    </a:xfrm>
+                    <a:prstGeom prst="rect">
+                      <a:avLst/>
+                    </a:prstGeom>
+                    <a:ln w="6350">
+                      <a:solidFill>
+                        <a:srgbClr val="BFBFBF"/>
+                      </a:solidFill>
+                    </a:ln>
+                  </pic:spPr>
+                </pic:pic>
+              </a:graphicData>
+            </a:graphic>
+          </wp:inline>
+        </w:drawing>
+      </w:r>
+      <w:r>
+        <w:t xml:space="preserve"> </w:t>
+      </w:r>
+      <w:r>
+        <w:rPr>
+          <w:noProof/>
+        </w:rPr>
+        <w:drawing>
+          <wp:inline distT="0" distB="0" distL="0" distR="0">
+            <wp:extent cx="2743200" cy="1834776"/>
+            <wp:effectExtent l="0" t="0" r="0" b="0"/>
+            <wp:docPr id="921" name="Routed view" descr="Routed view"/>
+            <wp:cNvGraphicFramePr>
+              <a:graphicFrameLocks noChangeAspect="1"/>
+            </wp:cNvGraphicFramePr>
+            <a:graphic>
+              <a:graphicData uri="http://schemas.openxmlformats.org/drawingml/2006/picture">
+                <pic:pic>
+                  <pic:nvPicPr>
+                    <pic:cNvPr id="921" name="Routed view"/>
+                    <pic:cNvPicPr/>
+                  </pic:nvPicPr>
+                  <pic:blipFill>
+                    <a:blip r:embed="rId55"/>
+                    <a:stretch>
+                      <a:fillRect/>
+                    </a:stretch>
+                  </pic:blipFill>
+                  <pic:spPr>
+                    <a:xfrm>
+                      <a:off x="0" y="0"/>
+                      <a:ext cx="2743200" cy="1834776"/>
+                    </a:xfrm>
+                    <a:prstGeom prst="rect">
+                      <a:avLst/>
+                    </a:prstGeom>
+                    <a:ln w="6350">
+                      <a:solidFill>
+                        <a:srgbClr val="BFBFBF"/>
+                      </a:solidFill>
+                    </a:ln>
+                  </pic:spPr>
+                </pic:pic>
+              </a:graphicData>
+            </a:graphic>
+          </wp:inline>
+        </w:drawing>
+      </w:r>
+      <w:r>
+        <w:t xml:space="preserve"> </w:t>
+      </w:r>
+    </w:p>
+    <w:p>
+      <w:pPr>
+        <w:spacing w:before="100" w:after="280"/>
+        <w:jc w:val="center"/>
+      </w:pPr>
+      <w:r>
+        <w:rPr>
+          <w:i/>
+          <w:iCs/>
+          <w:color w:val="808080"/>
+          <w:sz w:val="19"/>
+          <w:szCs w:val="19"/>
+        </w:rPr>
+        <w:t xml:space="preserve">Figure 27: Encounter screenshots: floorplan with power stripes and cell rows (left) and routed design (right).</w:t>
+      </w:r>
+    </w:p>
+    <w:p xmlns:a="http://schemas.openxmlformats.org/drawingml/2006/main" xmlns:pic="http://schemas.openxmlformats.org/drawingml/2006/picture">
+      <w:pPr>
+        <w:keepNext/>
+        <w:spacing w:before="120"/>
+        <w:jc w:val="center"/>
+      </w:pPr>
+      <w:r>
+        <w:rPr>
+          <w:noProof/>
+        </w:rPr>
+        <w:drawing>
+          <wp:inline distT="0" distB="0" distL="0" distR="0">
+            <wp:extent cx="4023360" cy="2691005"/>
+            <wp:effectExtent l="0" t="0" r="0" b="0"/>
+            <wp:docPr id="922" name="Amoeba view" descr="Amoeba view"/>
+            <wp:cNvGraphicFramePr>
+              <a:graphicFrameLocks noChangeAspect="1"/>
+            </wp:cNvGraphicFramePr>
+            <a:graphic>
+              <a:graphicData uri="http://schemas.openxmlformats.org/drawingml/2006/picture">
+                <pic:pic>
+                  <pic:nvPicPr>
+                    <pic:cNvPr id="922" name="Amoeba view"/>
+                    <pic:cNvPicPr/>
+                  </pic:nvPicPr>
+                  <pic:blipFill>
+                    <a:blip r:embed="rId56"/>
+                    <a:stretch>
+                      <a:fillRect/>
+                    </a:stretch>
+                  </pic:blipFill>
+                  <pic:spPr>
+                    <a:xfrm>
+                      <a:off x="0" y="0"/>
+                      <a:ext cx="4023360" cy="2691005"/>
+                    </a:xfrm>
+                    <a:prstGeom prst="rect">
+                      <a:avLst/>
+                    </a:prstGeom>
+                    <a:ln w="6350">
+                      <a:solidFill>
+                        <a:srgbClr val="BFBFBF"/>
+                      </a:solidFill>
+                    </a:ln>
+                  </pic:spPr>
+                </pic:pic>
+              </a:graphicData>
+            </a:graphic>
+          </wp:inline>
+        </w:drawing>
+      </w:r>
+    </w:p>
+    <w:p>
+      <w:pPr>
+        <w:spacing w:before="100" w:after="280"/>
+        <w:jc w:val="center"/>
+      </w:pPr>
+      <w:r>
+        <w:rPr>
+          <w:i/>
+          <w:iCs/>
+          <w:color w:val="808080"/>
+          <w:sz w:val="19"/>
+          <w:szCs w:val="19"/>
+        </w:rPr>
+        <w:t xml:space="preserve">Figure 28: Amoeba (module-placement) view with the clock-divider modules U_ClkDiv_TX and U_ClkDiv_RX labelled.</w:t>
       </w:r>
     </w:p>
     <w:p>
@@ -20541,10 +26329,10 @@
           <w:b/>
           <w:bCs/>
         </w:rPr>
-        <w:t>Timing.</w:t>
-      </w:r>
-      <w:r>
-        <w:t xml:space="preserve"> Every path group meets setup with large margin. The tightest is the ALU (10.06 ns slack on a 20 ns period, i.e. a 9.39 ns data path), so the 50 MHz target is conservative for this library corner; the UART-domain paths have slack of hundreds of nanoseconds because the clocks are slow. Hold slack is positive everywhere (≥ 0.32 ns). Note that only the worst path per clock group is reported, and clock networks are ideal at this stage, so post-layout CTS may change these numbers.</w:t>
+        <w:t xml:space="preserve">Timing.</w:t>
+      </w:r>
+      <w:r>
+        <w:t xml:space="preserve"> Every path group meets setup with large margin after synthesis. The tightest is the ALU (10.06 ns slack on a 20 ns period, i.e. a 9.39 ns data path), so the 50 MHz target is conservative for this library corner; the UART-domain paths have slack of hundreds of nanoseconds because the clocks are slow. Hold slack is positive everywhere (≥ 0.32 ns). Those numbers use ideal clock networks. After place and route with real clock trees and wire delays, all six analysis views still meet setup (+0.450 ns WNS) and hold (+0.030 ns WNS), so the margin shrinks from nanoseconds to hundreds of picoseconds but stays positive.</w:t>
       </w:r>
     </w:p>
     <w:p>
@@ -20556,10 +26344,10 @@
           <w:b/>
           <w:bCs/>
         </w:rPr>
-        <w:t>Area and power trade-off.</w:t>
-      </w:r>
-      <w:r>
-        <w:t xml:space="preserve"> Scan insertion costs +9.83 % area (the flops become mux-D scan cells) and the reported power rises from 0.227 mW to 0.387 mW. In exchange the design reaches 99.48 % stuck-at test coverage. The power figures come from a low-effort analysis with default activity, and the scan netlist is analysed with the scan clock defined, so the comparison is indicative rather than a signoff number.</w:t>
+        <w:t xml:space="preserve">Area and power trade-off.</w:t>
+      </w:r>
+      <w:r>
+        <w:t xml:space="preserve"> Scan insertion costs +10.57 % area (the flops become mux-D scan cells) and the reported power rises from 0.227 mW to 0.385 mW. In exchange the design reaches 99.45 % stuck-at test coverage. The power figures come from a low-effort analysis with default activity, and the scan netlist is analysed with the scan clock defined, so the comparison is indicative rather than a signoff number.</w:t>
       </w:r>
     </w:p>
     <w:p>
@@ -20571,10 +26359,10 @@
           <w:b/>
           <w:bCs/>
         </w:rPr>
-        <w:t>DFT limitations.</w:t>
-      </w:r>
-      <w:r>
-        <w:t xml:space="preserve"> The only DRC violation is TEST-505 on the clock-gate latch (constant 1 in test mode). The residual 119 untested faults (81 ATPG-untestable, 36 undetectable, 2 not detected) are 0.74 % of the fault list. A natural follow-up is to check that the gated-clock ALU flops are reachable in shift/capture mode, for example by forcing the gate enable in test mode.</w:t>
+        <w:t xml:space="preserve">DFT limitations.</w:t>
+      </w:r>
+      <w:r>
+        <w:t xml:space="preserve"> The only DRC violation left after insertion is TEST-505 on the clock-gate latch (constant 1 in test mode); TEST-126 (latch not scannable) was reported before insertion. The residual 126 untested faults (87 ATPG-untestable, 37 undetectable, 2 not detected) are 0.78 % of the fault list. A natural follow-up is to check that the gated-clock ALU flops are reachable in shift/capture mode, for example by forcing the gate enable in test mode.</w:t>
       </w:r>
     </w:p>
     <w:p>
@@ -20586,10 +26374,10 @@
           <w:b/>
           <w:bCs/>
         </w:rPr>
-        <w:t>Formal equivalence.</w:t>
-      </w:r>
-      <w:r>
-        <w:t xml:space="preserve"> Formality proves the synthesized and scan-inserted netlists equal to the RTL (358/358 points). The scan-inserted result is valid for functional mode only (</w:t>
+        <w:t xml:space="preserve">Formal equivalence.</w:t>
+      </w:r>
+      <w:r>
+        <w:t xml:space="preserve"> Formality proves the synthesized and scan-inserted netlists equal to the RTL (358 and 365 passing compare points, no failures). The scan-inserted result is valid for functional mode only (</w:t>
       </w:r>
       <w:r>
         <w:rPr>
@@ -20598,7 +26386,7 @@
           <w:sz w:val="19"/>
           <w:szCs w:val="19"/>
         </w:rPr>
-        <w:t>test_mode</w:t>
+        <w:t xml:space="preserve">test_mode</w:t>
       </w:r>
       <w:r>
         <w:t xml:space="preserve"> = 0, </w:t>
@@ -20610,10 +26398,10 @@
           <w:sz w:val="19"/>
           <w:szCs w:val="19"/>
         </w:rPr>
-        <w:t>SE</w:t>
-      </w:r>
-      <w:r>
-        <w:t xml:space="preserve"> = 0), which is the standard setup.</w:t>
+        <w:t xml:space="preserve">SE</w:t>
+      </w:r>
+      <w:r>
+        <w:t xml:space="preserve"> = 0), which is the standard setup. The routed netlist has not been compared against the RTL yet.</w:t>
       </w:r>
     </w:p>
     <w:p>
@@ -20651,6 +26439,120 @@
       </w:r>
       <w:r>
         <w:t xml:space="preserve"> input is the usual candidate).</w:t>
+      </w:r>
+    </w:p>
+    <w:p>
+      <w:pPr>
+        <w:spacing w:after="160"/>
+      </w:pPr>
+      <w:r>
+        <w:rPr>
+          <w:b/>
+          <w:bCs/>
+        </w:rPr>
+        <w:t xml:space="preserve">Place and route.</w:t>
+      </w:r>
+      <w:r>
+        <w:t xml:space="preserve"> The scan netlist was placed, clock-tree synthesized and routed with no timing violations and clean DRC, connectivity and antenna checks. The </w:t>
+      </w:r>
+      <w:r>
+        <w:rPr>
+          <w:rFonts w:ascii="Consolas" w:hAnsi="Consolas" w:cs="Consolas"/>
+          <w:color w:val="1F3864"/>
+          <w:sz w:val="19"/>
+          <w:szCs w:val="19"/>
+        </w:rPr>
+        <w:t xml:space="preserve">scan_clk</w:t>
+      </w:r>
+      <w:r>
+        <w:t xml:space="preserve"> (236.5 ps) and </w:t>
+      </w:r>
+      <w:r>
+        <w:rPr>
+          <w:rFonts w:ascii="Consolas" w:hAnsi="Consolas" w:cs="Consolas"/>
+          <w:color w:val="1F3864"/>
+          <w:sz w:val="19"/>
+          <w:szCs w:val="19"/>
+        </w:rPr>
+        <w:t xml:space="preserve">UART_CLK</w:t>
+      </w:r>
+      <w:r>
+        <w:t xml:space="preserve"> (216.5 ps) trees are above the 200 ps skew target in the setup views, while </w:t>
+      </w:r>
+      <w:r>
+        <w:rPr>
+          <w:rFonts w:ascii="Consolas" w:hAnsi="Consolas" w:cs="Consolas"/>
+          <w:color w:val="1F3864"/>
+          <w:sz w:val="19"/>
+          <w:szCs w:val="19"/>
+        </w:rPr>
+        <w:t xml:space="preserve">REF_CLK</w:t>
+      </w:r>
+      <w:r>
+        <w:t xml:space="preserve"> (92.7 ps) is inside it. Post-route power is 0.939 mW under the Encounter activity assumptions.</w:t>
+      </w:r>
+    </w:p>
+    <w:p>
+      <w:pPr>
+        <w:spacing w:after="160"/>
+      </w:pPr>
+      <w:r>
+        <w:rPr>
+          <w:b/>
+          <w:bCs/>
+        </w:rPr>
+        <w:t xml:space="preserve">Remaining limitations.</w:t>
+      </w:r>
+      <w:r>
+        <w:t xml:space="preserve"> (1) The post-PnR Formality run is still an empty template. (2) Two DFT runs exist: </w:t>
+      </w:r>
+      <w:r>
+        <w:rPr>
+          <w:rFonts w:ascii="Consolas" w:hAnsi="Consolas" w:cs="Consolas"/>
+          <w:color w:val="1F3864"/>
+          <w:sz w:val="19"/>
+          <w:szCs w:val="19"/>
+        </w:rPr>
+        <w:t xml:space="preserve">Backend/DFT</w:t>
+      </w:r>
+      <w:r>
+        <w:t xml:space="preserve"> (99.45 % coverage) and </w:t>
+      </w:r>
+      <w:r>
+        <w:rPr>
+          <w:rFonts w:ascii="Consolas" w:hAnsi="Consolas" w:cs="Consolas"/>
+          <w:color w:val="1F3864"/>
+          <w:sz w:val="19"/>
+          <w:szCs w:val="19"/>
+        </w:rPr>
+        <w:t xml:space="preserve">System_pnr/DFT</w:t>
+      </w:r>
+      <w:r>
+        <w:t xml:space="preserve"> (99.48 %), and the place-and-route netlist comes from the second. (3) The clock-gate cell differs between netlists: the synthesis netlist uses the integrated </w:t>
+      </w:r>
+      <w:r>
+        <w:rPr>
+          <w:rFonts w:ascii="Consolas" w:hAnsi="Consolas" w:cs="Consolas"/>
+          <w:color w:val="1F3864"/>
+          <w:sz w:val="19"/>
+          <w:szCs w:val="19"/>
+        </w:rPr>
+        <w:t xml:space="preserve">TLATNCAX12M</w:t>
+      </w:r>
+      <w:r>
+        <w:t xml:space="preserve"> cell and the post-DFT netlist uses </w:t>
+      </w:r>
+      <w:r>
+        <w:rPr>
+          <w:rFonts w:ascii="Consolas" w:hAnsi="Consolas" w:cs="Consolas"/>
+          <w:color w:val="1F3864"/>
+          <w:sz w:val="19"/>
+          <w:szCs w:val="19"/>
+        </w:rPr>
+        <w:t xml:space="preserve">TLATNX1M</w:t>
+      </w:r>
+      <w:r>
+        <w:t xml:space="preserve">. (4) The flow scripts use absolute paths from the original machine and must be edited before they are re-run.</w:t>
       </w:r>
     </w:p>
     <w:tbl>
@@ -20727,7 +26629,51 @@
                 <w:sz w:val="19"/>
                 <w:szCs w:val="19"/>
               </w:rPr>
-              <w:t>• Tools count registers differently (357 sequential cells in area reports, 355 in DFT DRC, 354 flops + 1 latch in Formality, 367 RTL registers in SpyGlass), so these totals are not expected to be identical.</w:t>
+              <w:t xml:space="preserve">• Tools count registers differently (357 sequential cells in the synthesis area report, 362 in the post-DFT netlist and 364 in the DFT area report, 358 and 365 Formality compare points, 367 RTL registers in SpyGlass), so these totals are not expected to be identical.</w:t>
+            </w:r>
+          </w:p>
+          <w:p>
+            <w:pPr>
+              <w:spacing w:after="40"/>
+            </w:pPr>
+            <w:r>
+              <w:rPr>
+                <w:sz w:val="19"/>
+                <w:szCs w:val="19"/>
+              </w:rPr>
+              <w:t xml:space="preserve">• The report quotes the final </w:t>
+            </w:r>
+            <w:r>
+              <w:rPr>
+                <w:rFonts w:ascii="Consolas" w:hAnsi="Consolas" w:cs="Consolas"/>
+                <w:color w:val="1F3864"/>
+                <w:sz w:val="18"/>
+                <w:szCs w:val="18"/>
+              </w:rPr>
+              <w:t xml:space="preserve">Backend/DFT</w:t>
+            </w:r>
+            <w:r>
+              <w:rPr>
+                <w:sz w:val="19"/>
+                <w:szCs w:val="19"/>
+              </w:rPr>
+              <w:t xml:space="preserve"> run for DFT results; the second DFT run in </w:t>
+            </w:r>
+            <w:r>
+              <w:rPr>
+                <w:rFonts w:ascii="Consolas" w:hAnsi="Consolas" w:cs="Consolas"/>
+                <w:color w:val="1F3864"/>
+                <w:sz w:val="18"/>
+                <w:szCs w:val="18"/>
+              </w:rPr>
+              <w:t xml:space="preserve">System_pnr/DFT</w:t>
+            </w:r>
+            <w:r>
+              <w:rPr>
+                <w:sz w:val="19"/>
+                <w:szCs w:val="19"/>
+              </w:rPr>
+              <w:t xml:space="preserve"> feeds place and route and differs slightly (16,124 faults, 99.48 %).</w:t>
             </w:r>
           </w:p>
         </w:tc>
@@ -20857,10 +26803,10 @@
           <w:b/>
           <w:bCs/>
         </w:rPr>
-        <w:t>99.48 %</w:t>
-      </w:r>
-      <w:r>
-        <w:t xml:space="preserve"> test coverage at a +9.83 % area cost.</w:t>
+        <w:t xml:space="preserve">99.45 %</w:t>
+      </w:r>
+      <w:r>
+        <w:t xml:space="preserve"> test coverage at a +10.57 % area cost.</w:t>
       </w:r>
     </w:p>
     <w:p>
@@ -20873,7 +26819,7 @@
         <w:spacing w:after="80"/>
       </w:pPr>
       <w:r>
-        <w:t>Formality verified RTL ≡ post-synthesis and RTL ≡ post-DFT netlists (358 passing compare points, no failures).</w:t>
+        <w:t xml:space="preserve">Formality verified RTL ≡ post-synthesis and RTL ≡ post-DFT netlists (358 and 365 passing compare points, no failures).</w:t>
       </w:r>
     </w:p>
     <w:p>
@@ -20887,6 +26833,76 @@
       </w:pPr>
       <w:r>
         <w:t>SpyGlass found no unsynchronized CDC paths; the only error is the intentional clock-gate latch, and a small set of waived warnings is documented above.</w:t>
+      </w:r>
+    </w:p>
+    <w:p>
+      <w:pPr>
+        <w:pStyle w:val="ListParagraph"/>
+        <w:numPr>
+          <w:ilvl w:val="0"/>
+          <w:numId w:val="2"/>
+        </w:numPr>
+        <w:spacing w:after="80"/>
+      </w:pPr>
+      <w:r>
+        <w:t xml:space="preserve">Place and route in Cadence First Encounter closed timing in all six analysis views (post-route setup WNS </w:t>
+      </w:r>
+      <w:r>
+        <w:rPr>
+          <w:b/>
+          <w:bCs/>
+        </w:rPr>
+        <w:t xml:space="preserve">+0.450 ns</w:t>
+      </w:r>
+      <w:r>
+        <w:t xml:space="preserve">, hold WNS </w:t>
+      </w:r>
+      <w:r>
+        <w:rPr>
+          <w:b/>
+          <w:bCs/>
+        </w:rPr>
+        <w:t xml:space="preserve">+0.030 ns</w:t>
+      </w:r>
+      <w:r>
+        <w:t xml:space="preserve">) with clean DRC, connectivity and antenna checks and 0.939 mW post-route power.</w:t>
+      </w:r>
+    </w:p>
+    <w:p>
+      <w:pPr>
+        <w:pStyle w:val="ListParagraph"/>
+        <w:numPr>
+          <w:ilvl w:val="0"/>
+          <w:numId w:val="2"/>
+        </w:numPr>
+        <w:spacing w:after="80"/>
+      </w:pPr>
+      <w:r>
+        <w:t xml:space="preserve">Open items: a post-layout Formality comparison, and reducing the </w:t>
+      </w:r>
+      <w:r>
+        <w:rPr>
+          <w:rFonts w:ascii="Consolas" w:hAnsi="Consolas" w:cs="Consolas"/>
+          <w:color w:val="1F3864"/>
+          <w:sz w:val="19"/>
+          <w:szCs w:val="19"/>
+        </w:rPr>
+        <w:t xml:space="preserve">scan_clk</w:t>
+      </w:r>
+      <w:r>
+        <w:t xml:space="preserve"> and </w:t>
+      </w:r>
+      <w:r>
+        <w:rPr>
+          <w:rFonts w:ascii="Consolas" w:hAnsi="Consolas" w:cs="Consolas"/>
+          <w:color w:val="1F3864"/>
+          <w:sz w:val="19"/>
+          <w:szCs w:val="19"/>
+        </w:rPr>
+        <w:t xml:space="preserve">UART_CLK</w:t>
+      </w:r>
+      <w:r>
+        <w:t xml:space="preserve"> clock-tree skew to the 200 ps target.</w:t>
       </w:r>
     </w:p>
     <w:p>
